--- a/Team meetings.docx
+++ b/Team meetings.docx
@@ -21,20 +21,44 @@
         <w:tc>
           <w:tcPr>
             <w:tcW w:w="3120" w:type="dxa"/>
+            <w:tcMar/>
           </w:tcPr>
           <w:p>
-            <w:r>
+            <w:pPr>
+              <w:rPr>
+                <w:rFonts w:ascii="Aptos" w:hAnsi="Aptos" w:eastAsia="Aptos" w:cs="Aptos" w:asciiTheme="minorAscii" w:hAnsiTheme="minorAscii" w:eastAsiaTheme="minorAscii" w:cstheme="minorAscii"/>
+              </w:rPr>
+            </w:pPr>
+            <w:r>
+              <w:rPr>
+                <w:rFonts w:ascii="Aptos" w:hAnsi="Aptos" w:eastAsia="Aptos" w:cs="Aptos" w:asciiTheme="minorAscii" w:hAnsiTheme="minorAscii" w:eastAsiaTheme="minorAscii" w:cstheme="minorAscii"/>
+              </w:rPr>
               <w:t>Team meetings:</w:t>
             </w:r>
           </w:p>
-          <w:p/>
+          <w:p>
+            <w:pPr>
+              <w:rPr>
+                <w:rFonts w:ascii="Aptos" w:hAnsi="Aptos" w:eastAsia="Aptos" w:cs="Aptos" w:asciiTheme="minorAscii" w:hAnsiTheme="minorAscii" w:eastAsiaTheme="minorAscii" w:cstheme="minorAscii"/>
+              </w:rPr>
+            </w:pPr>
+          </w:p>
         </w:tc>
         <w:tc>
           <w:tcPr>
             <w:tcW w:w="3120" w:type="dxa"/>
+            <w:tcMar/>
           </w:tcPr>
           <w:p>
-            <w:r>
+            <w:pPr>
+              <w:rPr>
+                <w:rFonts w:ascii="Aptos" w:hAnsi="Aptos" w:eastAsia="Aptos" w:cs="Aptos" w:asciiTheme="minorAscii" w:hAnsiTheme="minorAscii" w:eastAsiaTheme="minorAscii" w:cstheme="minorAscii"/>
+              </w:rPr>
+            </w:pPr>
+            <w:r>
+              <w:rPr>
+                <w:rFonts w:ascii="Aptos" w:hAnsi="Aptos" w:eastAsia="Aptos" w:cs="Aptos" w:asciiTheme="minorAscii" w:hAnsiTheme="minorAscii" w:eastAsiaTheme="minorAscii" w:cstheme="minorAscii"/>
+              </w:rPr>
               <w:t>Attendees</w:t>
             </w:r>
           </w:p>
@@ -42,9 +66,18 @@
         <w:tc>
           <w:tcPr>
             <w:tcW w:w="3120" w:type="dxa"/>
+            <w:tcMar/>
           </w:tcPr>
           <w:p>
-            <w:r>
+            <w:pPr>
+              <w:rPr>
+                <w:rFonts w:ascii="Aptos" w:hAnsi="Aptos" w:eastAsia="Aptos" w:cs="Aptos" w:asciiTheme="minorAscii" w:hAnsiTheme="minorAscii" w:eastAsiaTheme="minorAscii" w:cstheme="minorAscii"/>
+              </w:rPr>
+            </w:pPr>
+            <w:r>
+              <w:rPr>
+                <w:rFonts w:ascii="Aptos" w:hAnsi="Aptos" w:eastAsia="Aptos" w:cs="Aptos" w:asciiTheme="minorAscii" w:hAnsiTheme="minorAscii" w:eastAsiaTheme="minorAscii" w:cstheme="minorAscii"/>
+              </w:rPr>
               <w:t>Minutes</w:t>
             </w:r>
           </w:p>
@@ -57,9 +90,18 @@
         <w:tc>
           <w:tcPr>
             <w:tcW w:w="3120" w:type="dxa"/>
+            <w:tcMar/>
           </w:tcPr>
           <w:p>
-            <w:r>
+            <w:pPr>
+              <w:rPr>
+                <w:rFonts w:ascii="Aptos" w:hAnsi="Aptos" w:eastAsia="Aptos" w:cs="Aptos" w:asciiTheme="minorAscii" w:hAnsiTheme="minorAscii" w:eastAsiaTheme="minorAscii" w:cstheme="minorAscii"/>
+              </w:rPr>
+            </w:pPr>
+            <w:r>
+              <w:rPr>
+                <w:rFonts w:ascii="Aptos" w:hAnsi="Aptos" w:eastAsia="Aptos" w:cs="Aptos" w:asciiTheme="minorAscii" w:hAnsiTheme="minorAscii" w:eastAsiaTheme="minorAscii" w:cstheme="minorAscii"/>
+              </w:rPr>
               <w:t>11/02/25</w:t>
             </w:r>
           </w:p>
@@ -67,51 +109,131 @@
         <w:tc>
           <w:tcPr>
             <w:tcW w:w="3120" w:type="dxa"/>
+            <w:tcMar/>
           </w:tcPr>
           <w:p>
-            <w:r>
+            <w:pPr>
+              <w:rPr>
+                <w:rFonts w:ascii="Aptos" w:hAnsi="Aptos" w:eastAsia="Aptos" w:cs="Aptos" w:asciiTheme="minorAscii" w:hAnsiTheme="minorAscii" w:eastAsiaTheme="minorAscii" w:cstheme="minorAscii"/>
+              </w:rPr>
+            </w:pPr>
+            <w:r>
+              <w:rPr>
+                <w:rFonts w:ascii="Aptos" w:hAnsi="Aptos" w:eastAsia="Aptos" w:cs="Aptos" w:asciiTheme="minorAscii" w:hAnsiTheme="minorAscii" w:eastAsiaTheme="minorAscii" w:cstheme="minorAscii"/>
+              </w:rPr>
               <w:t>Haris Dawood</w:t>
             </w:r>
           </w:p>
           <w:p>
-            <w:r>
-              <w:t>Aurangzaib Rana</w:t>
-            </w:r>
-          </w:p>
-          <w:p>
-            <w:r>
+            <w:pPr>
+              <w:rPr>
+                <w:rFonts w:ascii="Aptos" w:hAnsi="Aptos" w:eastAsia="Aptos" w:cs="Aptos" w:asciiTheme="minorAscii" w:hAnsiTheme="minorAscii" w:eastAsiaTheme="minorAscii" w:cstheme="minorAscii"/>
+              </w:rPr>
+            </w:pPr>
+            <w:r>
+              <w:rPr>
+                <w:rFonts w:ascii="Aptos" w:hAnsi="Aptos" w:eastAsia="Aptos" w:cs="Aptos" w:asciiTheme="minorAscii" w:hAnsiTheme="minorAscii" w:eastAsiaTheme="minorAscii" w:cstheme="minorAscii"/>
+              </w:rPr>
+              <w:t>Aurangzaib</w:t>
+            </w:r>
+            <w:r>
+              <w:rPr>
+                <w:rFonts w:ascii="Aptos" w:hAnsi="Aptos" w:eastAsia="Aptos" w:cs="Aptos" w:asciiTheme="minorAscii" w:hAnsiTheme="minorAscii" w:eastAsiaTheme="minorAscii" w:cstheme="minorAscii"/>
+              </w:rPr>
+              <w:t xml:space="preserve"> Rana</w:t>
+            </w:r>
+          </w:p>
+          <w:p>
+            <w:pPr>
+              <w:rPr>
+                <w:rFonts w:ascii="Aptos" w:hAnsi="Aptos" w:eastAsia="Aptos" w:cs="Aptos" w:asciiTheme="minorAscii" w:hAnsiTheme="minorAscii" w:eastAsiaTheme="minorAscii" w:cstheme="minorAscii"/>
+              </w:rPr>
+            </w:pPr>
+            <w:r>
+              <w:rPr>
+                <w:rFonts w:ascii="Aptos" w:hAnsi="Aptos" w:eastAsia="Aptos" w:cs="Aptos" w:asciiTheme="minorAscii" w:hAnsiTheme="minorAscii" w:eastAsiaTheme="minorAscii" w:cstheme="minorAscii"/>
+              </w:rPr>
               <w:t>Saif Ul Islam</w:t>
             </w:r>
           </w:p>
           <w:p>
-            <w:r>
+            <w:pPr>
+              <w:rPr>
+                <w:rFonts w:ascii="Aptos" w:hAnsi="Aptos" w:eastAsia="Aptos" w:cs="Aptos" w:asciiTheme="minorAscii" w:hAnsiTheme="minorAscii" w:eastAsiaTheme="minorAscii" w:cstheme="minorAscii"/>
+              </w:rPr>
+            </w:pPr>
+            <w:r>
+              <w:rPr>
+                <w:rFonts w:ascii="Aptos" w:hAnsi="Aptos" w:eastAsia="Aptos" w:cs="Aptos" w:asciiTheme="minorAscii" w:hAnsiTheme="minorAscii" w:eastAsiaTheme="minorAscii" w:cstheme="minorAscii"/>
+              </w:rPr>
               <w:t>Hussain Sadaqat</w:t>
             </w:r>
           </w:p>
           <w:p>
-            <w:r>
-              <w:t>Emmannuel Oluwasesi</w:t>
+            <w:pPr>
+              <w:rPr>
+                <w:rFonts w:ascii="Aptos" w:hAnsi="Aptos" w:eastAsia="Aptos" w:cs="Aptos" w:asciiTheme="minorAscii" w:hAnsiTheme="minorAscii" w:eastAsiaTheme="minorAscii" w:cstheme="minorAscii"/>
+              </w:rPr>
+            </w:pPr>
+            <w:r>
+              <w:rPr>
+                <w:rFonts w:ascii="Aptos" w:hAnsi="Aptos" w:eastAsia="Aptos" w:cs="Aptos" w:asciiTheme="minorAscii" w:hAnsiTheme="minorAscii" w:eastAsiaTheme="minorAscii" w:cstheme="minorAscii"/>
+              </w:rPr>
+              <w:t>Emmannuel</w:t>
+            </w:r>
+            <w:r>
+              <w:rPr>
+                <w:rFonts w:ascii="Aptos" w:hAnsi="Aptos" w:eastAsia="Aptos" w:cs="Aptos" w:asciiTheme="minorAscii" w:hAnsiTheme="minorAscii" w:eastAsiaTheme="minorAscii" w:cstheme="minorAscii"/>
+              </w:rPr>
+              <w:t xml:space="preserve"> </w:t>
+            </w:r>
+            <w:r>
+              <w:rPr>
+                <w:rFonts w:ascii="Aptos" w:hAnsi="Aptos" w:eastAsia="Aptos" w:cs="Aptos" w:asciiTheme="minorAscii" w:hAnsiTheme="minorAscii" w:eastAsiaTheme="minorAscii" w:cstheme="minorAscii"/>
+              </w:rPr>
+              <w:t>Oluwasesi</w:t>
             </w:r>
           </w:p>
         </w:tc>
         <w:tc>
           <w:tcPr>
             <w:tcW w:w="3120" w:type="dxa"/>
+            <w:tcMar/>
           </w:tcPr>
           <w:p>
-            <w:r>
+            <w:pPr>
+              <w:rPr>
+                <w:rFonts w:ascii="Aptos" w:hAnsi="Aptos" w:eastAsia="Aptos" w:cs="Aptos" w:asciiTheme="minorAscii" w:hAnsiTheme="minorAscii" w:eastAsiaTheme="minorAscii" w:cstheme="minorAscii"/>
+              </w:rPr>
+            </w:pPr>
+            <w:r>
+              <w:rPr>
+                <w:rFonts w:ascii="Aptos" w:hAnsi="Aptos" w:eastAsia="Aptos" w:cs="Aptos" w:asciiTheme="minorAscii" w:hAnsiTheme="minorAscii" w:eastAsiaTheme="minorAscii" w:cstheme="minorAscii"/>
+              </w:rPr>
               <w:t>In this meeting the team confirmed requirements with clients as well assigning specific roles to each individual team member</w:t>
             </w:r>
             <w:r>
+              <w:rPr>
+                <w:rFonts w:ascii="Aptos" w:hAnsi="Aptos" w:eastAsia="Aptos" w:cs="Aptos" w:asciiTheme="minorAscii" w:hAnsiTheme="minorAscii" w:eastAsiaTheme="minorAscii" w:cstheme="minorAscii"/>
+              </w:rPr>
               <w:t xml:space="preserve"> assigning tasks to each </w:t>
             </w:r>
             <w:r>
+              <w:rPr>
+                <w:rFonts w:ascii="Aptos" w:hAnsi="Aptos" w:eastAsia="Aptos" w:cs="Aptos" w:asciiTheme="minorAscii" w:hAnsiTheme="minorAscii" w:eastAsiaTheme="minorAscii" w:cstheme="minorAscii"/>
+              </w:rPr>
               <w:t>member</w:t>
             </w:r>
             <w:r>
+              <w:rPr>
+                <w:rFonts w:ascii="Aptos" w:hAnsi="Aptos" w:eastAsia="Aptos" w:cs="Aptos" w:asciiTheme="minorAscii" w:hAnsiTheme="minorAscii" w:eastAsiaTheme="minorAscii" w:cstheme="minorAscii"/>
+              </w:rPr>
               <w:t xml:space="preserve"> for the functional requirements document</w:t>
             </w:r>
             <w:r>
+              <w:rPr>
+                <w:rFonts w:ascii="Aptos" w:hAnsi="Aptos" w:eastAsia="Aptos" w:cs="Aptos" w:asciiTheme="minorAscii" w:hAnsiTheme="minorAscii" w:eastAsiaTheme="minorAscii" w:cstheme="minorAscii"/>
+              </w:rPr>
               <w:t xml:space="preserve"> based on strengths and weaknesses</w:t>
             </w:r>
           </w:p>
@@ -124,9 +246,18 @@
         <w:tc>
           <w:tcPr>
             <w:tcW w:w="3120" w:type="dxa"/>
+            <w:tcMar/>
           </w:tcPr>
           <w:p>
-            <w:r>
+            <w:pPr>
+              <w:rPr>
+                <w:rFonts w:ascii="Aptos" w:hAnsi="Aptos" w:eastAsia="Aptos" w:cs="Aptos" w:asciiTheme="minorAscii" w:hAnsiTheme="minorAscii" w:eastAsiaTheme="minorAscii" w:cstheme="minorAscii"/>
+              </w:rPr>
+            </w:pPr>
+            <w:r>
+              <w:rPr>
+                <w:rFonts w:ascii="Aptos" w:hAnsi="Aptos" w:eastAsia="Aptos" w:cs="Aptos" w:asciiTheme="minorAscii" w:hAnsiTheme="minorAscii" w:eastAsiaTheme="minorAscii" w:cstheme="minorAscii"/>
+              </w:rPr>
               <w:t>17/02/25</w:t>
             </w:r>
           </w:p>
@@ -134,85 +265,259 @@
         <w:tc>
           <w:tcPr>
             <w:tcW w:w="3120" w:type="dxa"/>
+            <w:tcMar/>
           </w:tcPr>
           <w:p>
-            <w:r>
+            <w:pPr>
+              <w:rPr>
+                <w:rFonts w:ascii="Aptos" w:hAnsi="Aptos" w:eastAsia="Aptos" w:cs="Aptos" w:asciiTheme="minorAscii" w:hAnsiTheme="minorAscii" w:eastAsiaTheme="minorAscii" w:cstheme="minorAscii"/>
+              </w:rPr>
+            </w:pPr>
+            <w:r>
+              <w:rPr>
+                <w:rFonts w:ascii="Aptos" w:hAnsi="Aptos" w:eastAsia="Aptos" w:cs="Aptos" w:asciiTheme="minorAscii" w:hAnsiTheme="minorAscii" w:eastAsiaTheme="minorAscii" w:cstheme="minorAscii"/>
+              </w:rPr>
               <w:t>Haris Dawood</w:t>
             </w:r>
           </w:p>
           <w:p>
-            <w:r>
-              <w:t>Aurangzaib Rana</w:t>
-            </w:r>
-          </w:p>
-          <w:p>
-            <w:r>
+            <w:pPr>
+              <w:rPr>
+                <w:rFonts w:ascii="Aptos" w:hAnsi="Aptos" w:eastAsia="Aptos" w:cs="Aptos" w:asciiTheme="minorAscii" w:hAnsiTheme="minorAscii" w:eastAsiaTheme="minorAscii" w:cstheme="minorAscii"/>
+              </w:rPr>
+            </w:pPr>
+            <w:r>
+              <w:rPr>
+                <w:rFonts w:ascii="Aptos" w:hAnsi="Aptos" w:eastAsia="Aptos" w:cs="Aptos" w:asciiTheme="minorAscii" w:hAnsiTheme="minorAscii" w:eastAsiaTheme="minorAscii" w:cstheme="minorAscii"/>
+              </w:rPr>
+              <w:t>Aurangzaib</w:t>
+            </w:r>
+            <w:r>
+              <w:rPr>
+                <w:rFonts w:ascii="Aptos" w:hAnsi="Aptos" w:eastAsia="Aptos" w:cs="Aptos" w:asciiTheme="minorAscii" w:hAnsiTheme="minorAscii" w:eastAsiaTheme="minorAscii" w:cstheme="minorAscii"/>
+              </w:rPr>
+              <w:t xml:space="preserve"> Rana</w:t>
+            </w:r>
+          </w:p>
+          <w:p>
+            <w:pPr>
+              <w:rPr>
+                <w:rFonts w:ascii="Aptos" w:hAnsi="Aptos" w:eastAsia="Aptos" w:cs="Aptos" w:asciiTheme="minorAscii" w:hAnsiTheme="minorAscii" w:eastAsiaTheme="minorAscii" w:cstheme="minorAscii"/>
+              </w:rPr>
+            </w:pPr>
+            <w:r>
+              <w:rPr>
+                <w:rFonts w:ascii="Aptos" w:hAnsi="Aptos" w:eastAsia="Aptos" w:cs="Aptos" w:asciiTheme="minorAscii" w:hAnsiTheme="minorAscii" w:eastAsiaTheme="minorAscii" w:cstheme="minorAscii"/>
+              </w:rPr>
               <w:t>Saif Ul Islam</w:t>
             </w:r>
           </w:p>
           <w:p>
-            <w:r>
+            <w:pPr>
+              <w:rPr>
+                <w:rFonts w:ascii="Aptos" w:hAnsi="Aptos" w:eastAsia="Aptos" w:cs="Aptos" w:asciiTheme="minorAscii" w:hAnsiTheme="minorAscii" w:eastAsiaTheme="minorAscii" w:cstheme="minorAscii"/>
+              </w:rPr>
+            </w:pPr>
+            <w:r>
+              <w:rPr>
+                <w:rFonts w:ascii="Aptos" w:hAnsi="Aptos" w:eastAsia="Aptos" w:cs="Aptos" w:asciiTheme="minorAscii" w:hAnsiTheme="minorAscii" w:eastAsiaTheme="minorAscii" w:cstheme="minorAscii"/>
+              </w:rPr>
               <w:t>Hussain Sadaqat</w:t>
             </w:r>
           </w:p>
           <w:p>
-            <w:r>
-              <w:t>Emmannuel Oluwasesi</w:t>
-            </w:r>
-          </w:p>
-          <w:p>
-            <w:r>
+            <w:pPr>
+              <w:rPr>
+                <w:rFonts w:ascii="Aptos" w:hAnsi="Aptos" w:eastAsia="Aptos" w:cs="Aptos" w:asciiTheme="minorAscii" w:hAnsiTheme="minorAscii" w:eastAsiaTheme="minorAscii" w:cstheme="minorAscii"/>
+              </w:rPr>
+            </w:pPr>
+            <w:r>
+              <w:rPr>
+                <w:rFonts w:ascii="Aptos" w:hAnsi="Aptos" w:eastAsia="Aptos" w:cs="Aptos" w:asciiTheme="minorAscii" w:hAnsiTheme="minorAscii" w:eastAsiaTheme="minorAscii" w:cstheme="minorAscii"/>
+              </w:rPr>
+              <w:t>Emmannuel</w:t>
+            </w:r>
+            <w:r>
+              <w:rPr>
+                <w:rFonts w:ascii="Aptos" w:hAnsi="Aptos" w:eastAsia="Aptos" w:cs="Aptos" w:asciiTheme="minorAscii" w:hAnsiTheme="minorAscii" w:eastAsiaTheme="minorAscii" w:cstheme="minorAscii"/>
+              </w:rPr>
+              <w:t xml:space="preserve"> </w:t>
+            </w:r>
+            <w:r>
+              <w:rPr>
+                <w:rFonts w:ascii="Aptos" w:hAnsi="Aptos" w:eastAsia="Aptos" w:cs="Aptos" w:asciiTheme="minorAscii" w:hAnsiTheme="minorAscii" w:eastAsiaTheme="minorAscii" w:cstheme="minorAscii"/>
+              </w:rPr>
+              <w:t>Oluwasesi</w:t>
+            </w:r>
+          </w:p>
+          <w:p>
+            <w:pPr>
+              <w:rPr>
+                <w:rFonts w:ascii="Aptos" w:hAnsi="Aptos" w:eastAsia="Aptos" w:cs="Aptos" w:asciiTheme="minorAscii" w:hAnsiTheme="minorAscii" w:eastAsiaTheme="minorAscii" w:cstheme="minorAscii"/>
+              </w:rPr>
+            </w:pPr>
+            <w:r>
+              <w:rPr>
+                <w:rFonts w:ascii="Aptos" w:hAnsi="Aptos" w:eastAsia="Aptos" w:cs="Aptos" w:asciiTheme="minorAscii" w:hAnsiTheme="minorAscii" w:eastAsiaTheme="minorAscii" w:cstheme="minorAscii"/>
+              </w:rPr>
               <w:t>Muskan Devi</w:t>
             </w:r>
           </w:p>
-          <w:p/>
-          <w:p/>
+          <w:p>
+            <w:pPr>
+              <w:rPr>
+                <w:rFonts w:ascii="Aptos" w:hAnsi="Aptos" w:eastAsia="Aptos" w:cs="Aptos" w:asciiTheme="minorAscii" w:hAnsiTheme="minorAscii" w:eastAsiaTheme="minorAscii" w:cstheme="minorAscii"/>
+              </w:rPr>
+            </w:pPr>
+          </w:p>
+          <w:p>
+            <w:pPr>
+              <w:rPr>
+                <w:rFonts w:ascii="Aptos" w:hAnsi="Aptos" w:eastAsia="Aptos" w:cs="Aptos" w:asciiTheme="minorAscii" w:hAnsiTheme="minorAscii" w:eastAsiaTheme="minorAscii" w:cstheme="minorAscii"/>
+              </w:rPr>
+            </w:pPr>
+          </w:p>
         </w:tc>
         <w:tc>
           <w:tcPr>
             <w:tcW w:w="3120" w:type="dxa"/>
+            <w:tcMar/>
           </w:tcPr>
           <w:p>
-            <w:r>
+            <w:pPr>
+              <w:rPr>
+                <w:rFonts w:ascii="Aptos" w:hAnsi="Aptos" w:eastAsia="Aptos" w:cs="Aptos" w:asciiTheme="minorAscii" w:hAnsiTheme="minorAscii" w:eastAsiaTheme="minorAscii" w:cstheme="minorAscii"/>
+              </w:rPr>
+            </w:pPr>
+            <w:r>
+              <w:rPr>
+                <w:rFonts w:ascii="Aptos" w:hAnsi="Aptos" w:eastAsia="Aptos" w:cs="Aptos" w:asciiTheme="minorAscii" w:hAnsiTheme="minorAscii" w:eastAsiaTheme="minorAscii" w:cstheme="minorAscii"/>
+              </w:rPr>
               <w:t>During this meeting the group reviewed the functional requirements of the project and began planning and working on specific sections</w:t>
             </w:r>
             <w:r>
+              <w:rPr>
+                <w:rFonts w:ascii="Aptos" w:hAnsi="Aptos" w:eastAsia="Aptos" w:cs="Aptos" w:asciiTheme="minorAscii" w:hAnsiTheme="minorAscii" w:eastAsiaTheme="minorAscii" w:cstheme="minorAscii"/>
+              </w:rPr>
               <w:t xml:space="preserve"> that were assigned previously.</w:t>
             </w:r>
           </w:p>
           <w:p>
-            <w:r>
-              <w:t>1, 1.1,1.2 - assigned to Muskan devi and Emmannuel Oluwasesi</w:t>
-            </w:r>
-          </w:p>
-          <w:p>
-            <w:r>
+            <w:pPr>
+              <w:rPr>
+                <w:rFonts w:ascii="Aptos" w:hAnsi="Aptos" w:eastAsia="Aptos" w:cs="Aptos" w:asciiTheme="minorAscii" w:hAnsiTheme="minorAscii" w:eastAsiaTheme="minorAscii" w:cstheme="minorAscii"/>
+              </w:rPr>
+            </w:pPr>
+            <w:r>
+              <w:rPr>
+                <w:rFonts w:ascii="Aptos" w:hAnsi="Aptos" w:eastAsia="Aptos" w:cs="Aptos" w:asciiTheme="minorAscii" w:hAnsiTheme="minorAscii" w:eastAsiaTheme="minorAscii" w:cstheme="minorAscii"/>
+              </w:rPr>
+              <w:t xml:space="preserve">1, 1.1,1.2 - assigned to Muskan devi and </w:t>
+            </w:r>
+            <w:r>
+              <w:rPr>
+                <w:rFonts w:ascii="Aptos" w:hAnsi="Aptos" w:eastAsia="Aptos" w:cs="Aptos" w:asciiTheme="minorAscii" w:hAnsiTheme="minorAscii" w:eastAsiaTheme="minorAscii" w:cstheme="minorAscii"/>
+              </w:rPr>
+              <w:t>Emmannuel</w:t>
+            </w:r>
+            <w:r>
+              <w:rPr>
+                <w:rFonts w:ascii="Aptos" w:hAnsi="Aptos" w:eastAsia="Aptos" w:cs="Aptos" w:asciiTheme="minorAscii" w:hAnsiTheme="minorAscii" w:eastAsiaTheme="minorAscii" w:cstheme="minorAscii"/>
+              </w:rPr>
+              <w:t xml:space="preserve"> </w:t>
+            </w:r>
+            <w:r>
+              <w:rPr>
+                <w:rFonts w:ascii="Aptos" w:hAnsi="Aptos" w:eastAsia="Aptos" w:cs="Aptos" w:asciiTheme="minorAscii" w:hAnsiTheme="minorAscii" w:eastAsiaTheme="minorAscii" w:cstheme="minorAscii"/>
+              </w:rPr>
+              <w:t>Oluwasesi</w:t>
+            </w:r>
+          </w:p>
+          <w:p>
+            <w:pPr>
+              <w:rPr>
+                <w:rFonts w:ascii="Aptos" w:hAnsi="Aptos" w:eastAsia="Aptos" w:cs="Aptos" w:asciiTheme="minorAscii" w:hAnsiTheme="minorAscii" w:eastAsiaTheme="minorAscii" w:cstheme="minorAscii"/>
+              </w:rPr>
+            </w:pPr>
+            <w:r>
+              <w:rPr>
+                <w:rFonts w:ascii="Aptos" w:hAnsi="Aptos" w:eastAsia="Aptos" w:cs="Aptos" w:asciiTheme="minorAscii" w:hAnsiTheme="minorAscii" w:eastAsiaTheme="minorAscii" w:cstheme="minorAscii"/>
+              </w:rPr>
               <w:t xml:space="preserve">2 – functional and non- functional requirements, assigned to </w:t>
             </w:r>
             <w:r>
+              <w:rPr>
+                <w:rFonts w:ascii="Aptos" w:hAnsi="Aptos" w:eastAsia="Aptos" w:cs="Aptos" w:asciiTheme="minorAscii" w:hAnsiTheme="minorAscii" w:eastAsiaTheme="minorAscii" w:cstheme="minorAscii"/>
+              </w:rPr>
               <w:t>Saif Ul Islam and Hussain Sadaqat</w:t>
             </w:r>
           </w:p>
           <w:p>
-            <w:r>
+            <w:pPr>
+              <w:rPr>
+                <w:rFonts w:ascii="Aptos" w:hAnsi="Aptos" w:eastAsia="Aptos" w:cs="Aptos" w:asciiTheme="minorAscii" w:hAnsiTheme="minorAscii" w:eastAsiaTheme="minorAscii" w:cstheme="minorAscii"/>
+              </w:rPr>
+            </w:pPr>
+            <w:r>
+              <w:rPr>
+                <w:rFonts w:ascii="Aptos" w:hAnsi="Aptos" w:eastAsia="Aptos" w:cs="Aptos" w:asciiTheme="minorAscii" w:hAnsiTheme="minorAscii" w:eastAsiaTheme="minorAscii" w:cstheme="minorAscii"/>
+              </w:rPr>
               <w:t>3</w:t>
             </w:r>
             <w:r>
+              <w:rPr>
+                <w:rFonts w:ascii="Aptos" w:hAnsi="Aptos" w:eastAsia="Aptos" w:cs="Aptos" w:asciiTheme="minorAscii" w:hAnsiTheme="minorAscii" w:eastAsiaTheme="minorAscii" w:cstheme="minorAscii"/>
+              </w:rPr>
               <w:t>,</w:t>
             </w:r>
             <w:r>
+              <w:rPr>
+                <w:rFonts w:ascii="Aptos" w:hAnsi="Aptos" w:eastAsia="Aptos" w:cs="Aptos" w:asciiTheme="minorAscii" w:hAnsiTheme="minorAscii" w:eastAsiaTheme="minorAscii" w:cstheme="minorAscii"/>
+              </w:rPr>
               <w:t>4</w:t>
             </w:r>
             <w:r>
+              <w:rPr>
+                <w:rFonts w:ascii="Aptos" w:hAnsi="Aptos" w:eastAsia="Aptos" w:cs="Aptos" w:asciiTheme="minorAscii" w:hAnsiTheme="minorAscii" w:eastAsiaTheme="minorAscii" w:cstheme="minorAscii"/>
+              </w:rPr>
               <w:t xml:space="preserve"> and 6</w:t>
             </w:r>
             <w:r>
-              <w:t xml:space="preserve"> (Data description and interface) assigned to Aurangzaib rana</w:t>
-            </w:r>
-          </w:p>
-          <w:p/>
-          <w:p>
-            <w:r>
+              <w:rPr>
+                <w:rFonts w:ascii="Aptos" w:hAnsi="Aptos" w:eastAsia="Aptos" w:cs="Aptos" w:asciiTheme="minorAscii" w:hAnsiTheme="minorAscii" w:eastAsiaTheme="minorAscii" w:cstheme="minorAscii"/>
+              </w:rPr>
+              <w:t xml:space="preserve"> (Data description and interface) assigned to </w:t>
+            </w:r>
+            <w:r>
+              <w:rPr>
+                <w:rFonts w:ascii="Aptos" w:hAnsi="Aptos" w:eastAsia="Aptos" w:cs="Aptos" w:asciiTheme="minorAscii" w:hAnsiTheme="minorAscii" w:eastAsiaTheme="minorAscii" w:cstheme="minorAscii"/>
+              </w:rPr>
+              <w:t>Aurangzaib</w:t>
+            </w:r>
+            <w:r>
+              <w:rPr>
+                <w:rFonts w:ascii="Aptos" w:hAnsi="Aptos" w:eastAsia="Aptos" w:cs="Aptos" w:asciiTheme="minorAscii" w:hAnsiTheme="minorAscii" w:eastAsiaTheme="minorAscii" w:cstheme="minorAscii"/>
+              </w:rPr>
+              <w:t xml:space="preserve"> rana</w:t>
+            </w:r>
+          </w:p>
+          <w:p>
+            <w:pPr>
+              <w:rPr>
+                <w:rFonts w:ascii="Aptos" w:hAnsi="Aptos" w:eastAsia="Aptos" w:cs="Aptos" w:asciiTheme="minorAscii" w:hAnsiTheme="minorAscii" w:eastAsiaTheme="minorAscii" w:cstheme="minorAscii"/>
+              </w:rPr>
+            </w:pPr>
+          </w:p>
+          <w:p>
+            <w:pPr>
+              <w:rPr>
+                <w:rFonts w:ascii="Aptos" w:hAnsi="Aptos" w:eastAsia="Aptos" w:cs="Aptos" w:asciiTheme="minorAscii" w:hAnsiTheme="minorAscii" w:eastAsiaTheme="minorAscii" w:cstheme="minorAscii"/>
+              </w:rPr>
+            </w:pPr>
+            <w:r>
+              <w:rPr>
+                <w:rFonts w:ascii="Aptos" w:hAnsi="Aptos" w:eastAsia="Aptos" w:cs="Aptos" w:asciiTheme="minorAscii" w:hAnsiTheme="minorAscii" w:eastAsiaTheme="minorAscii" w:cstheme="minorAscii"/>
+              </w:rPr>
               <w:t>LSEPI and risk assessment – assigned to Haris Dawood</w:t>
             </w:r>
           </w:p>
@@ -225,19 +530,37 @@
         <w:tc>
           <w:tcPr>
             <w:tcW w:w="3120" w:type="dxa"/>
+            <w:tcMar/>
           </w:tcPr>
           <w:p>
-            <w:r>
+            <w:pPr>
+              <w:rPr>
+                <w:rFonts w:ascii="Aptos" w:hAnsi="Aptos" w:eastAsia="Aptos" w:cs="Aptos" w:asciiTheme="minorAscii" w:hAnsiTheme="minorAscii" w:eastAsiaTheme="minorAscii" w:cstheme="minorAscii"/>
+              </w:rPr>
+            </w:pPr>
+            <w:r>
+              <w:rPr>
+                <w:rFonts w:ascii="Aptos" w:hAnsi="Aptos" w:eastAsia="Aptos" w:cs="Aptos" w:asciiTheme="minorAscii" w:hAnsiTheme="minorAscii" w:eastAsiaTheme="minorAscii" w:cstheme="minorAscii"/>
+              </w:rPr>
               <w:t>18</w:t>
             </w:r>
             <w:r>
+              <w:rPr>
+                <w:rFonts w:ascii="Aptos" w:hAnsi="Aptos" w:eastAsia="Aptos" w:cs="Aptos" w:asciiTheme="minorAscii" w:hAnsiTheme="minorAscii" w:eastAsiaTheme="minorAscii" w:cstheme="minorAscii"/>
+              </w:rPr>
               <w:t>/02/25</w:t>
             </w:r>
             <w:r>
+              <w:rPr>
+                <w:rFonts w:ascii="Aptos" w:hAnsi="Aptos" w:eastAsia="Aptos" w:cs="Aptos" w:asciiTheme="minorAscii" w:hAnsiTheme="minorAscii" w:eastAsiaTheme="minorAscii" w:cstheme="minorAscii"/>
+              </w:rPr>
               <w:t>-</w:t>
             </w:r>
-            <w:bookmarkStart w:id="0" w:name="_Int_237AnMdQ"/>
-            <w:r>
+            <w:bookmarkStart w:name="_Int_237AnMdQ" w:id="0"/>
+            <w:r>
+              <w:rPr>
+                <w:rFonts w:ascii="Aptos" w:hAnsi="Aptos" w:eastAsia="Aptos" w:cs="Aptos" w:asciiTheme="minorAscii" w:hAnsiTheme="minorAscii" w:eastAsiaTheme="minorAscii" w:cstheme="minorAscii"/>
+              </w:rPr>
               <w:t>pre lab</w:t>
             </w:r>
             <w:bookmarkEnd w:id="0"/>
@@ -246,60 +569,163 @@
         <w:tc>
           <w:tcPr>
             <w:tcW w:w="3120" w:type="dxa"/>
+            <w:tcMar/>
           </w:tcPr>
           <w:p>
-            <w:r>
+            <w:pPr>
+              <w:rPr>
+                <w:rFonts w:ascii="Aptos" w:hAnsi="Aptos" w:eastAsia="Aptos" w:cs="Aptos" w:asciiTheme="minorAscii" w:hAnsiTheme="minorAscii" w:eastAsiaTheme="minorAscii" w:cstheme="minorAscii"/>
+              </w:rPr>
+            </w:pPr>
+            <w:r>
+              <w:rPr>
+                <w:rFonts w:ascii="Aptos" w:hAnsi="Aptos" w:eastAsia="Aptos" w:cs="Aptos" w:asciiTheme="minorAscii" w:hAnsiTheme="minorAscii" w:eastAsiaTheme="minorAscii" w:cstheme="minorAscii"/>
+              </w:rPr>
               <w:t>Haris Dawood</w:t>
             </w:r>
           </w:p>
           <w:p>
-            <w:r>
-              <w:t>Aurangzaib Rana</w:t>
-            </w:r>
-          </w:p>
-          <w:p>
-            <w:r>
+            <w:pPr>
+              <w:rPr>
+                <w:rFonts w:ascii="Aptos" w:hAnsi="Aptos" w:eastAsia="Aptos" w:cs="Aptos" w:asciiTheme="minorAscii" w:hAnsiTheme="minorAscii" w:eastAsiaTheme="minorAscii" w:cstheme="minorAscii"/>
+              </w:rPr>
+            </w:pPr>
+            <w:r>
+              <w:rPr>
+                <w:rFonts w:ascii="Aptos" w:hAnsi="Aptos" w:eastAsia="Aptos" w:cs="Aptos" w:asciiTheme="minorAscii" w:hAnsiTheme="minorAscii" w:eastAsiaTheme="minorAscii" w:cstheme="minorAscii"/>
+              </w:rPr>
+              <w:t>Aurangzaib</w:t>
+            </w:r>
+            <w:r>
+              <w:rPr>
+                <w:rFonts w:ascii="Aptos" w:hAnsi="Aptos" w:eastAsia="Aptos" w:cs="Aptos" w:asciiTheme="minorAscii" w:hAnsiTheme="minorAscii" w:eastAsiaTheme="minorAscii" w:cstheme="minorAscii"/>
+              </w:rPr>
+              <w:t xml:space="preserve"> Rana</w:t>
+            </w:r>
+          </w:p>
+          <w:p>
+            <w:pPr>
+              <w:rPr>
+                <w:rFonts w:ascii="Aptos" w:hAnsi="Aptos" w:eastAsia="Aptos" w:cs="Aptos" w:asciiTheme="minorAscii" w:hAnsiTheme="minorAscii" w:eastAsiaTheme="minorAscii" w:cstheme="minorAscii"/>
+              </w:rPr>
+            </w:pPr>
+            <w:r>
+              <w:rPr>
+                <w:rFonts w:ascii="Aptos" w:hAnsi="Aptos" w:eastAsia="Aptos" w:cs="Aptos" w:asciiTheme="minorAscii" w:hAnsiTheme="minorAscii" w:eastAsiaTheme="minorAscii" w:cstheme="minorAscii"/>
+              </w:rPr>
               <w:t>Saif Ul Islam</w:t>
             </w:r>
           </w:p>
           <w:p>
-            <w:r>
+            <w:pPr>
+              <w:rPr>
+                <w:rFonts w:ascii="Aptos" w:hAnsi="Aptos" w:eastAsia="Aptos" w:cs="Aptos" w:asciiTheme="minorAscii" w:hAnsiTheme="minorAscii" w:eastAsiaTheme="minorAscii" w:cstheme="minorAscii"/>
+              </w:rPr>
+            </w:pPr>
+            <w:r>
+              <w:rPr>
+                <w:rFonts w:ascii="Aptos" w:hAnsi="Aptos" w:eastAsia="Aptos" w:cs="Aptos" w:asciiTheme="minorAscii" w:hAnsiTheme="minorAscii" w:eastAsiaTheme="minorAscii" w:cstheme="minorAscii"/>
+              </w:rPr>
               <w:t>Hussain Sadaqat</w:t>
             </w:r>
           </w:p>
           <w:p>
-            <w:r>
-              <w:t>Emmannuel Oluwasesi</w:t>
-            </w:r>
-          </w:p>
-          <w:p>
-            <w:r>
+            <w:pPr>
+              <w:rPr>
+                <w:rFonts w:ascii="Aptos" w:hAnsi="Aptos" w:eastAsia="Aptos" w:cs="Aptos" w:asciiTheme="minorAscii" w:hAnsiTheme="minorAscii" w:eastAsiaTheme="minorAscii" w:cstheme="minorAscii"/>
+              </w:rPr>
+            </w:pPr>
+            <w:r>
+              <w:rPr>
+                <w:rFonts w:ascii="Aptos" w:hAnsi="Aptos" w:eastAsia="Aptos" w:cs="Aptos" w:asciiTheme="minorAscii" w:hAnsiTheme="minorAscii" w:eastAsiaTheme="minorAscii" w:cstheme="minorAscii"/>
+              </w:rPr>
+              <w:t>Emmannuel</w:t>
+            </w:r>
+            <w:r>
+              <w:rPr>
+                <w:rFonts w:ascii="Aptos" w:hAnsi="Aptos" w:eastAsia="Aptos" w:cs="Aptos" w:asciiTheme="minorAscii" w:hAnsiTheme="minorAscii" w:eastAsiaTheme="minorAscii" w:cstheme="minorAscii"/>
+              </w:rPr>
+              <w:t xml:space="preserve"> </w:t>
+            </w:r>
+            <w:r>
+              <w:rPr>
+                <w:rFonts w:ascii="Aptos" w:hAnsi="Aptos" w:eastAsia="Aptos" w:cs="Aptos" w:asciiTheme="minorAscii" w:hAnsiTheme="minorAscii" w:eastAsiaTheme="minorAscii" w:cstheme="minorAscii"/>
+              </w:rPr>
+              <w:t>Oluwasesi</w:t>
+            </w:r>
+          </w:p>
+          <w:p>
+            <w:pPr>
+              <w:rPr>
+                <w:rFonts w:ascii="Aptos" w:hAnsi="Aptos" w:eastAsia="Aptos" w:cs="Aptos" w:asciiTheme="minorAscii" w:hAnsiTheme="minorAscii" w:eastAsiaTheme="minorAscii" w:cstheme="minorAscii"/>
+              </w:rPr>
+            </w:pPr>
+            <w:r>
+              <w:rPr>
+                <w:rFonts w:ascii="Aptos" w:hAnsi="Aptos" w:eastAsia="Aptos" w:cs="Aptos" w:asciiTheme="minorAscii" w:hAnsiTheme="minorAscii" w:eastAsiaTheme="minorAscii" w:cstheme="minorAscii"/>
+              </w:rPr>
               <w:t>Muskan Devi</w:t>
             </w:r>
           </w:p>
-          <w:p/>
+          <w:p>
+            <w:pPr>
+              <w:rPr>
+                <w:rFonts w:ascii="Aptos" w:hAnsi="Aptos" w:eastAsia="Aptos" w:cs="Aptos" w:asciiTheme="minorAscii" w:hAnsiTheme="minorAscii" w:eastAsiaTheme="minorAscii" w:cstheme="minorAscii"/>
+              </w:rPr>
+            </w:pPr>
+          </w:p>
         </w:tc>
         <w:tc>
           <w:tcPr>
             <w:tcW w:w="3120" w:type="dxa"/>
+            <w:tcMar/>
           </w:tcPr>
           <w:p>
-            <w:r>
+            <w:pPr>
+              <w:rPr>
+                <w:rFonts w:ascii="Aptos" w:hAnsi="Aptos" w:eastAsia="Aptos" w:cs="Aptos" w:asciiTheme="minorAscii" w:hAnsiTheme="minorAscii" w:eastAsiaTheme="minorAscii" w:cstheme="minorAscii"/>
+              </w:rPr>
+            </w:pPr>
+            <w:r>
+              <w:rPr>
+                <w:rFonts w:ascii="Aptos" w:hAnsi="Aptos" w:eastAsia="Aptos" w:cs="Aptos" w:asciiTheme="minorAscii" w:hAnsiTheme="minorAscii" w:eastAsiaTheme="minorAscii" w:cstheme="minorAscii"/>
+              </w:rPr>
               <w:t xml:space="preserve">In this meeting the group proceeded to carry on working on the functional requirements for the project </w:t>
             </w:r>
             <w:r>
+              <w:rPr>
+                <w:rFonts w:ascii="Aptos" w:hAnsi="Aptos" w:eastAsia="Aptos" w:cs="Aptos" w:asciiTheme="minorAscii" w:hAnsiTheme="minorAscii" w:eastAsiaTheme="minorAscii" w:cstheme="minorAscii"/>
+              </w:rPr>
               <w:t>focusin</w:t>
             </w:r>
             <w:r>
+              <w:rPr>
+                <w:rFonts w:ascii="Aptos" w:hAnsi="Aptos" w:eastAsia="Aptos" w:cs="Aptos" w:asciiTheme="minorAscii" w:hAnsiTheme="minorAscii" w:eastAsiaTheme="minorAscii" w:cstheme="minorAscii"/>
+              </w:rPr>
               <w:t>g on the tasks assigned</w:t>
             </w:r>
             <w:r>
-              <w:t xml:space="preserve"> in the previous meeting. These tasks were assigned based on each individual team </w:t>
-            </w:r>
-            <w:r>
+              <w:rPr>
+                <w:rFonts w:ascii="Aptos" w:hAnsi="Aptos" w:eastAsia="Aptos" w:cs="Aptos" w:asciiTheme="minorAscii" w:hAnsiTheme="minorAscii" w:eastAsiaTheme="minorAscii" w:cstheme="minorAscii"/>
+              </w:rPr>
+              <w:t xml:space="preserve"> in the previous meeting.</w:t>
+            </w:r>
+            <w:r>
+              <w:rPr>
+                <w:rFonts w:ascii="Aptos" w:hAnsi="Aptos" w:eastAsia="Aptos" w:cs="Aptos" w:asciiTheme="minorAscii" w:hAnsiTheme="minorAscii" w:eastAsiaTheme="minorAscii" w:cstheme="minorAscii"/>
+              </w:rPr>
+              <w:t xml:space="preserve"> These tasks were assigned based on each individual team </w:t>
+            </w:r>
+            <w:r>
+              <w:rPr>
+                <w:rFonts w:ascii="Aptos" w:hAnsi="Aptos" w:eastAsia="Aptos" w:cs="Aptos" w:asciiTheme="minorAscii" w:hAnsiTheme="minorAscii" w:eastAsiaTheme="minorAscii" w:cstheme="minorAscii"/>
+              </w:rPr>
               <w:t>member's</w:t>
             </w:r>
             <w:r>
+              <w:rPr>
+                <w:rFonts w:ascii="Aptos" w:hAnsi="Aptos" w:eastAsia="Aptos" w:cs="Aptos" w:asciiTheme="minorAscii" w:hAnsiTheme="minorAscii" w:eastAsiaTheme="minorAscii" w:cstheme="minorAscii"/>
+              </w:rPr>
               <w:t xml:space="preserve"> strengths.</w:t>
             </w:r>
           </w:p>
@@ -312,9 +738,18 @@
         <w:tc>
           <w:tcPr>
             <w:tcW w:w="3120" w:type="dxa"/>
+            <w:tcMar/>
           </w:tcPr>
           <w:p>
-            <w:r>
+            <w:pPr>
+              <w:rPr>
+                <w:rFonts w:ascii="Aptos" w:hAnsi="Aptos" w:eastAsia="Aptos" w:cs="Aptos" w:asciiTheme="minorAscii" w:hAnsiTheme="minorAscii" w:eastAsiaTheme="minorAscii" w:cstheme="minorAscii"/>
+              </w:rPr>
+            </w:pPr>
+            <w:r>
+              <w:rPr>
+                <w:rFonts w:ascii="Aptos" w:hAnsi="Aptos" w:eastAsia="Aptos" w:cs="Aptos" w:asciiTheme="minorAscii" w:hAnsiTheme="minorAscii" w:eastAsiaTheme="minorAscii" w:cstheme="minorAscii"/>
+              </w:rPr>
               <w:t>24/02/25</w:t>
             </w:r>
           </w:p>
@@ -322,86 +757,219 @@
         <w:tc>
           <w:tcPr>
             <w:tcW w:w="3120" w:type="dxa"/>
+            <w:tcMar/>
           </w:tcPr>
           <w:p>
-            <w:r>
+            <w:pPr>
+              <w:rPr>
+                <w:rFonts w:ascii="Aptos" w:hAnsi="Aptos" w:eastAsia="Aptos" w:cs="Aptos" w:asciiTheme="minorAscii" w:hAnsiTheme="minorAscii" w:eastAsiaTheme="minorAscii" w:cstheme="minorAscii"/>
+              </w:rPr>
+            </w:pPr>
+            <w:r>
+              <w:rPr>
+                <w:rFonts w:ascii="Aptos" w:hAnsi="Aptos" w:eastAsia="Aptos" w:cs="Aptos" w:asciiTheme="minorAscii" w:hAnsiTheme="minorAscii" w:eastAsiaTheme="minorAscii" w:cstheme="minorAscii"/>
+              </w:rPr>
               <w:t>Haris Dawood</w:t>
             </w:r>
           </w:p>
           <w:p>
-            <w:r>
-              <w:t>Aurangzaib Rana</w:t>
-            </w:r>
-          </w:p>
-          <w:p>
-            <w:r>
+            <w:pPr>
+              <w:rPr>
+                <w:rFonts w:ascii="Aptos" w:hAnsi="Aptos" w:eastAsia="Aptos" w:cs="Aptos" w:asciiTheme="minorAscii" w:hAnsiTheme="minorAscii" w:eastAsiaTheme="minorAscii" w:cstheme="minorAscii"/>
+              </w:rPr>
+            </w:pPr>
+            <w:r>
+              <w:rPr>
+                <w:rFonts w:ascii="Aptos" w:hAnsi="Aptos" w:eastAsia="Aptos" w:cs="Aptos" w:asciiTheme="minorAscii" w:hAnsiTheme="minorAscii" w:eastAsiaTheme="minorAscii" w:cstheme="minorAscii"/>
+              </w:rPr>
+              <w:t>Aurangzaib</w:t>
+            </w:r>
+            <w:r>
+              <w:rPr>
+                <w:rFonts w:ascii="Aptos" w:hAnsi="Aptos" w:eastAsia="Aptos" w:cs="Aptos" w:asciiTheme="minorAscii" w:hAnsiTheme="minorAscii" w:eastAsiaTheme="minorAscii" w:cstheme="minorAscii"/>
+              </w:rPr>
+              <w:t xml:space="preserve"> Rana</w:t>
+            </w:r>
+          </w:p>
+          <w:p>
+            <w:pPr>
+              <w:rPr>
+                <w:rFonts w:ascii="Aptos" w:hAnsi="Aptos" w:eastAsia="Aptos" w:cs="Aptos" w:asciiTheme="minorAscii" w:hAnsiTheme="minorAscii" w:eastAsiaTheme="minorAscii" w:cstheme="minorAscii"/>
+              </w:rPr>
+            </w:pPr>
+            <w:r>
+              <w:rPr>
+                <w:rFonts w:ascii="Aptos" w:hAnsi="Aptos" w:eastAsia="Aptos" w:cs="Aptos" w:asciiTheme="minorAscii" w:hAnsiTheme="minorAscii" w:eastAsiaTheme="minorAscii" w:cstheme="minorAscii"/>
+              </w:rPr>
               <w:t>Saif Ul Islam</w:t>
             </w:r>
           </w:p>
           <w:p>
-            <w:r>
+            <w:pPr>
+              <w:rPr>
+                <w:rFonts w:ascii="Aptos" w:hAnsi="Aptos" w:eastAsia="Aptos" w:cs="Aptos" w:asciiTheme="minorAscii" w:hAnsiTheme="minorAscii" w:eastAsiaTheme="minorAscii" w:cstheme="minorAscii"/>
+              </w:rPr>
+            </w:pPr>
+            <w:r>
+              <w:rPr>
+                <w:rFonts w:ascii="Aptos" w:hAnsi="Aptos" w:eastAsia="Aptos" w:cs="Aptos" w:asciiTheme="minorAscii" w:hAnsiTheme="minorAscii" w:eastAsiaTheme="minorAscii" w:cstheme="minorAscii"/>
+              </w:rPr>
               <w:t>Hussain Sadaqat</w:t>
             </w:r>
           </w:p>
           <w:p>
-            <w:r>
-              <w:t>Emmannuel Oluwasesi</w:t>
-            </w:r>
-          </w:p>
-          <w:p>
-            <w:r>
+            <w:pPr>
+              <w:rPr>
+                <w:rFonts w:ascii="Aptos" w:hAnsi="Aptos" w:eastAsia="Aptos" w:cs="Aptos" w:asciiTheme="minorAscii" w:hAnsiTheme="minorAscii" w:eastAsiaTheme="minorAscii" w:cstheme="minorAscii"/>
+              </w:rPr>
+            </w:pPr>
+            <w:r>
+              <w:rPr>
+                <w:rFonts w:ascii="Aptos" w:hAnsi="Aptos" w:eastAsia="Aptos" w:cs="Aptos" w:asciiTheme="minorAscii" w:hAnsiTheme="minorAscii" w:eastAsiaTheme="minorAscii" w:cstheme="minorAscii"/>
+              </w:rPr>
+              <w:t>Emmannuel</w:t>
+            </w:r>
+            <w:r>
+              <w:rPr>
+                <w:rFonts w:ascii="Aptos" w:hAnsi="Aptos" w:eastAsia="Aptos" w:cs="Aptos" w:asciiTheme="minorAscii" w:hAnsiTheme="minorAscii" w:eastAsiaTheme="minorAscii" w:cstheme="minorAscii"/>
+              </w:rPr>
+              <w:t xml:space="preserve"> </w:t>
+            </w:r>
+            <w:r>
+              <w:rPr>
+                <w:rFonts w:ascii="Aptos" w:hAnsi="Aptos" w:eastAsia="Aptos" w:cs="Aptos" w:asciiTheme="minorAscii" w:hAnsiTheme="minorAscii" w:eastAsiaTheme="minorAscii" w:cstheme="minorAscii"/>
+              </w:rPr>
+              <w:t>Oluwasesi</w:t>
+            </w:r>
+          </w:p>
+          <w:p>
+            <w:pPr>
+              <w:rPr>
+                <w:rFonts w:ascii="Aptos" w:hAnsi="Aptos" w:eastAsia="Aptos" w:cs="Aptos" w:asciiTheme="minorAscii" w:hAnsiTheme="minorAscii" w:eastAsiaTheme="minorAscii" w:cstheme="minorAscii"/>
+              </w:rPr>
+            </w:pPr>
+            <w:r>
+              <w:rPr>
+                <w:rFonts w:ascii="Aptos" w:hAnsi="Aptos" w:eastAsia="Aptos" w:cs="Aptos" w:asciiTheme="minorAscii" w:hAnsiTheme="minorAscii" w:eastAsiaTheme="minorAscii" w:cstheme="minorAscii"/>
+              </w:rPr>
               <w:t>Muskan Devi</w:t>
             </w:r>
           </w:p>
-          <w:p/>
+          <w:p>
+            <w:pPr>
+              <w:rPr>
+                <w:rFonts w:ascii="Aptos" w:hAnsi="Aptos" w:eastAsia="Aptos" w:cs="Aptos" w:asciiTheme="minorAscii" w:hAnsiTheme="minorAscii" w:eastAsiaTheme="minorAscii" w:cstheme="minorAscii"/>
+              </w:rPr>
+            </w:pPr>
+          </w:p>
         </w:tc>
         <w:tc>
           <w:tcPr>
             <w:tcW w:w="3120" w:type="dxa"/>
+            <w:tcMar/>
           </w:tcPr>
           <w:p>
-            <w:r>
-              <w:t xml:space="preserve">In this meeting the team finalized and overviewed the functional requirement documents having completed all sections assigned to them. From here the team followed up with emails to the client asking </w:t>
-            </w:r>
-            <w:r>
+            <w:pPr>
+              <w:rPr>
+                <w:rFonts w:ascii="Aptos" w:hAnsi="Aptos" w:eastAsia="Aptos" w:cs="Aptos" w:asciiTheme="minorAscii" w:hAnsiTheme="minorAscii" w:eastAsiaTheme="minorAscii" w:cstheme="minorAscii"/>
+              </w:rPr>
+            </w:pPr>
+            <w:r>
+              <w:rPr>
+                <w:rFonts w:ascii="Aptos" w:hAnsi="Aptos" w:eastAsia="Aptos" w:cs="Aptos" w:asciiTheme="minorAscii" w:hAnsiTheme="minorAscii" w:eastAsiaTheme="minorAscii" w:cstheme="minorAscii"/>
+              </w:rPr>
+              <w:t xml:space="preserve">In this meeting the team </w:t>
+            </w:r>
+            <w:r>
+              <w:rPr>
+                <w:rFonts w:ascii="Aptos" w:hAnsi="Aptos" w:eastAsia="Aptos" w:cs="Aptos" w:asciiTheme="minorAscii" w:hAnsiTheme="minorAscii" w:eastAsiaTheme="minorAscii" w:cstheme="minorAscii"/>
+              </w:rPr>
+              <w:t>finalized</w:t>
+            </w:r>
+            <w:r>
+              <w:rPr>
+                <w:rFonts w:ascii="Aptos" w:hAnsi="Aptos" w:eastAsia="Aptos" w:cs="Aptos" w:asciiTheme="minorAscii" w:hAnsiTheme="minorAscii" w:eastAsiaTheme="minorAscii" w:cstheme="minorAscii"/>
+              </w:rPr>
+              <w:t xml:space="preserve"> and overviewed the functional requirement documents having completed all sections assigned to them. From here the team followed up with emails to the client asking </w:t>
+            </w:r>
+            <w:r>
+              <w:rPr>
+                <w:rFonts w:ascii="Aptos" w:hAnsi="Aptos" w:eastAsia="Aptos" w:cs="Aptos" w:asciiTheme="minorAscii" w:hAnsiTheme="minorAscii" w:eastAsiaTheme="minorAscii" w:cstheme="minorAscii"/>
+              </w:rPr>
               <w:t>questions</w:t>
             </w:r>
             <w:r>
+              <w:rPr>
+                <w:rFonts w:ascii="Aptos" w:hAnsi="Aptos" w:eastAsia="Aptos" w:cs="Aptos" w:asciiTheme="minorAscii" w:hAnsiTheme="minorAscii" w:eastAsiaTheme="minorAscii" w:cstheme="minorAscii"/>
+              </w:rPr>
               <w:t xml:space="preserve"> </w:t>
             </w:r>
             <w:r>
+              <w:rPr>
+                <w:rFonts w:ascii="Aptos" w:hAnsi="Aptos" w:eastAsia="Aptos" w:cs="Aptos" w:asciiTheme="minorAscii" w:hAnsiTheme="minorAscii" w:eastAsiaTheme="minorAscii" w:cstheme="minorAscii"/>
+              </w:rPr>
               <w:t>regarding</w:t>
             </w:r>
             <w:r>
+              <w:rPr>
+                <w:rFonts w:ascii="Aptos" w:hAnsi="Aptos" w:eastAsia="Aptos" w:cs="Aptos" w:asciiTheme="minorAscii" w:hAnsiTheme="minorAscii" w:eastAsiaTheme="minorAscii" w:cstheme="minorAscii"/>
+              </w:rPr>
               <w:t xml:space="preserve"> the prototype</w:t>
             </w:r>
             <w:r>
+              <w:rPr>
+                <w:rFonts w:ascii="Aptos" w:hAnsi="Aptos" w:eastAsia="Aptos" w:cs="Aptos" w:asciiTheme="minorAscii" w:hAnsiTheme="minorAscii" w:eastAsiaTheme="minorAscii" w:cstheme="minorAscii"/>
+              </w:rPr>
               <w:t xml:space="preserve">, </w:t>
             </w:r>
             <w:r>
+              <w:rPr>
+                <w:rFonts w:ascii="Aptos" w:hAnsi="Aptos" w:eastAsia="Aptos" w:cs="Aptos" w:asciiTheme="minorAscii" w:hAnsiTheme="minorAscii" w:eastAsiaTheme="minorAscii" w:cstheme="minorAscii"/>
+              </w:rPr>
               <w:t>e.g.,</w:t>
             </w:r>
             <w:r>
+              <w:rPr>
+                <w:rFonts w:ascii="Aptos" w:hAnsi="Aptos" w:eastAsia="Aptos" w:cs="Aptos" w:asciiTheme="minorAscii" w:hAnsiTheme="minorAscii" w:eastAsiaTheme="minorAscii" w:cstheme="minorAscii"/>
+              </w:rPr>
               <w:t xml:space="preserve"> </w:t>
             </w:r>
-            <w:bookmarkStart w:id="1" w:name="_Int_Ovf9UpbZ"/>
-            <w:r>
+            <w:bookmarkStart w:name="_Int_Ovf9UpbZ" w:id="1"/>
+            <w:r>
+              <w:rPr>
+                <w:rFonts w:ascii="Aptos" w:hAnsi="Aptos" w:eastAsia="Aptos" w:cs="Aptos" w:asciiTheme="minorAscii" w:hAnsiTheme="minorAscii" w:eastAsiaTheme="minorAscii" w:cstheme="minorAscii"/>
+              </w:rPr>
               <w:t>particular functionalities</w:t>
             </w:r>
             <w:bookmarkEnd w:id="1"/>
             <w:r>
+              <w:rPr>
+                <w:rFonts w:ascii="Aptos" w:hAnsi="Aptos" w:eastAsia="Aptos" w:cs="Aptos" w:asciiTheme="minorAscii" w:hAnsiTheme="minorAscii" w:eastAsiaTheme="minorAscii" w:cstheme="minorAscii"/>
+              </w:rPr>
               <w:t xml:space="preserve"> to be included, languages to be used </w:t>
             </w:r>
             <w:r>
+              <w:rPr>
+                <w:rFonts w:ascii="Aptos" w:hAnsi="Aptos" w:eastAsia="Aptos" w:cs="Aptos" w:asciiTheme="minorAscii" w:hAnsiTheme="minorAscii" w:eastAsiaTheme="minorAscii" w:cstheme="minorAscii"/>
+              </w:rPr>
               <w:t>etc.</w:t>
             </w:r>
             <w:r>
+              <w:rPr>
+                <w:rFonts w:ascii="Aptos" w:hAnsi="Aptos" w:eastAsia="Aptos" w:cs="Aptos" w:asciiTheme="minorAscii" w:hAnsiTheme="minorAscii" w:eastAsiaTheme="minorAscii" w:cstheme="minorAscii"/>
+              </w:rPr>
               <w:t xml:space="preserve"> as well as confirming all the </w:t>
             </w:r>
             <w:r>
+              <w:rPr>
+                <w:rFonts w:ascii="Aptos" w:hAnsi="Aptos" w:eastAsia="Aptos" w:cs="Aptos" w:asciiTheme="minorAscii" w:hAnsiTheme="minorAscii" w:eastAsiaTheme="minorAscii" w:cstheme="minorAscii"/>
+              </w:rPr>
               <w:t>requirements</w:t>
             </w:r>
             <w:r>
+              <w:rPr>
+                <w:rFonts w:ascii="Aptos" w:hAnsi="Aptos" w:eastAsia="Aptos" w:cs="Aptos" w:asciiTheme="minorAscii" w:hAnsiTheme="minorAscii" w:eastAsiaTheme="minorAscii" w:cstheme="minorAscii"/>
+              </w:rPr>
               <w:t xml:space="preserve"> set out by the client.</w:t>
             </w:r>
           </w:p>
@@ -414,9 +982,18 @@
         <w:tc>
           <w:tcPr>
             <w:tcW w:w="3120" w:type="dxa"/>
+            <w:tcMar/>
           </w:tcPr>
           <w:p>
-            <w:r>
+            <w:pPr>
+              <w:rPr>
+                <w:rFonts w:ascii="Aptos" w:hAnsi="Aptos" w:eastAsia="Aptos" w:cs="Aptos" w:asciiTheme="minorAscii" w:hAnsiTheme="minorAscii" w:eastAsiaTheme="minorAscii" w:cstheme="minorAscii"/>
+              </w:rPr>
+            </w:pPr>
+            <w:r>
+              <w:rPr>
+                <w:rFonts w:ascii="Aptos" w:hAnsi="Aptos" w:eastAsia="Aptos" w:cs="Aptos" w:asciiTheme="minorAscii" w:hAnsiTheme="minorAscii" w:eastAsiaTheme="minorAscii" w:cstheme="minorAscii"/>
+              </w:rPr>
               <w:t>26/2/25</w:t>
             </w:r>
           </w:p>
@@ -424,60 +1001,157 @@
         <w:tc>
           <w:tcPr>
             <w:tcW w:w="3120" w:type="dxa"/>
+            <w:tcMar/>
           </w:tcPr>
           <w:p>
-            <w:r>
+            <w:pPr>
+              <w:rPr>
+                <w:rFonts w:ascii="Aptos" w:hAnsi="Aptos" w:eastAsia="Aptos" w:cs="Aptos" w:asciiTheme="minorAscii" w:hAnsiTheme="minorAscii" w:eastAsiaTheme="minorAscii" w:cstheme="minorAscii"/>
+              </w:rPr>
+            </w:pPr>
+            <w:r>
+              <w:rPr>
+                <w:rFonts w:ascii="Aptos" w:hAnsi="Aptos" w:eastAsia="Aptos" w:cs="Aptos" w:asciiTheme="minorAscii" w:hAnsiTheme="minorAscii" w:eastAsiaTheme="minorAscii" w:cstheme="minorAscii"/>
+              </w:rPr>
               <w:t>Haris Dawood</w:t>
             </w:r>
           </w:p>
           <w:p>
-            <w:r>
-              <w:t>Aurangzaib Rana</w:t>
-            </w:r>
-          </w:p>
-          <w:p>
-            <w:r>
+            <w:pPr>
+              <w:rPr>
+                <w:rFonts w:ascii="Aptos" w:hAnsi="Aptos" w:eastAsia="Aptos" w:cs="Aptos" w:asciiTheme="minorAscii" w:hAnsiTheme="minorAscii" w:eastAsiaTheme="minorAscii" w:cstheme="minorAscii"/>
+              </w:rPr>
+            </w:pPr>
+            <w:r>
+              <w:rPr>
+                <w:rFonts w:ascii="Aptos" w:hAnsi="Aptos" w:eastAsia="Aptos" w:cs="Aptos" w:asciiTheme="minorAscii" w:hAnsiTheme="minorAscii" w:eastAsiaTheme="minorAscii" w:cstheme="minorAscii"/>
+              </w:rPr>
+              <w:t>Aurangzaib</w:t>
+            </w:r>
+            <w:r>
+              <w:rPr>
+                <w:rFonts w:ascii="Aptos" w:hAnsi="Aptos" w:eastAsia="Aptos" w:cs="Aptos" w:asciiTheme="minorAscii" w:hAnsiTheme="minorAscii" w:eastAsiaTheme="minorAscii" w:cstheme="minorAscii"/>
+              </w:rPr>
+              <w:t xml:space="preserve"> Rana</w:t>
+            </w:r>
+          </w:p>
+          <w:p>
+            <w:pPr>
+              <w:rPr>
+                <w:rFonts w:ascii="Aptos" w:hAnsi="Aptos" w:eastAsia="Aptos" w:cs="Aptos" w:asciiTheme="minorAscii" w:hAnsiTheme="minorAscii" w:eastAsiaTheme="minorAscii" w:cstheme="minorAscii"/>
+              </w:rPr>
+            </w:pPr>
+            <w:r>
+              <w:rPr>
+                <w:rFonts w:ascii="Aptos" w:hAnsi="Aptos" w:eastAsia="Aptos" w:cs="Aptos" w:asciiTheme="minorAscii" w:hAnsiTheme="minorAscii" w:eastAsiaTheme="minorAscii" w:cstheme="minorAscii"/>
+              </w:rPr>
               <w:t>Saif Ul Islam</w:t>
             </w:r>
           </w:p>
           <w:p>
-            <w:r>
+            <w:pPr>
+              <w:rPr>
+                <w:rFonts w:ascii="Aptos" w:hAnsi="Aptos" w:eastAsia="Aptos" w:cs="Aptos" w:asciiTheme="minorAscii" w:hAnsiTheme="minorAscii" w:eastAsiaTheme="minorAscii" w:cstheme="minorAscii"/>
+              </w:rPr>
+            </w:pPr>
+            <w:r>
+              <w:rPr>
+                <w:rFonts w:ascii="Aptos" w:hAnsi="Aptos" w:eastAsia="Aptos" w:cs="Aptos" w:asciiTheme="minorAscii" w:hAnsiTheme="minorAscii" w:eastAsiaTheme="minorAscii" w:cstheme="minorAscii"/>
+              </w:rPr>
               <w:t>Hussain Sadaqat</w:t>
             </w:r>
           </w:p>
           <w:p>
-            <w:r>
-              <w:t>Emmannuel Oluwasesi</w:t>
-            </w:r>
-          </w:p>
-          <w:p>
-            <w:r>
+            <w:pPr>
+              <w:rPr>
+                <w:rFonts w:ascii="Aptos" w:hAnsi="Aptos" w:eastAsia="Aptos" w:cs="Aptos" w:asciiTheme="minorAscii" w:hAnsiTheme="minorAscii" w:eastAsiaTheme="minorAscii" w:cstheme="minorAscii"/>
+              </w:rPr>
+            </w:pPr>
+            <w:r>
+              <w:rPr>
+                <w:rFonts w:ascii="Aptos" w:hAnsi="Aptos" w:eastAsia="Aptos" w:cs="Aptos" w:asciiTheme="minorAscii" w:hAnsiTheme="minorAscii" w:eastAsiaTheme="minorAscii" w:cstheme="minorAscii"/>
+              </w:rPr>
+              <w:t>Emmannuel</w:t>
+            </w:r>
+            <w:r>
+              <w:rPr>
+                <w:rFonts w:ascii="Aptos" w:hAnsi="Aptos" w:eastAsia="Aptos" w:cs="Aptos" w:asciiTheme="minorAscii" w:hAnsiTheme="minorAscii" w:eastAsiaTheme="minorAscii" w:cstheme="minorAscii"/>
+              </w:rPr>
+              <w:t xml:space="preserve"> </w:t>
+            </w:r>
+            <w:r>
+              <w:rPr>
+                <w:rFonts w:ascii="Aptos" w:hAnsi="Aptos" w:eastAsia="Aptos" w:cs="Aptos" w:asciiTheme="minorAscii" w:hAnsiTheme="minorAscii" w:eastAsiaTheme="minorAscii" w:cstheme="minorAscii"/>
+              </w:rPr>
+              <w:t>Oluwasesi</w:t>
+            </w:r>
+          </w:p>
+          <w:p>
+            <w:pPr>
+              <w:rPr>
+                <w:rFonts w:ascii="Aptos" w:hAnsi="Aptos" w:eastAsia="Aptos" w:cs="Aptos" w:asciiTheme="minorAscii" w:hAnsiTheme="minorAscii" w:eastAsiaTheme="minorAscii" w:cstheme="minorAscii"/>
+              </w:rPr>
+            </w:pPr>
+            <w:r>
+              <w:rPr>
+                <w:rFonts w:ascii="Aptos" w:hAnsi="Aptos" w:eastAsia="Aptos" w:cs="Aptos" w:asciiTheme="minorAscii" w:hAnsiTheme="minorAscii" w:eastAsiaTheme="minorAscii" w:cstheme="minorAscii"/>
+              </w:rPr>
               <w:t>Muskan Devi</w:t>
             </w:r>
           </w:p>
-          <w:p/>
+          <w:p>
+            <w:pPr>
+              <w:rPr>
+                <w:rFonts w:ascii="Aptos" w:hAnsi="Aptos" w:eastAsia="Aptos" w:cs="Aptos" w:asciiTheme="minorAscii" w:hAnsiTheme="minorAscii" w:eastAsiaTheme="minorAscii" w:cstheme="minorAscii"/>
+              </w:rPr>
+            </w:pPr>
+          </w:p>
         </w:tc>
         <w:tc>
           <w:tcPr>
             <w:tcW w:w="3120" w:type="dxa"/>
+            <w:tcMar/>
           </w:tcPr>
           <w:p>
-            <w:r>
+            <w:pPr>
+              <w:rPr>
+                <w:rFonts w:ascii="Aptos" w:hAnsi="Aptos" w:eastAsia="Aptos" w:cs="Aptos" w:asciiTheme="minorAscii" w:hAnsiTheme="minorAscii" w:eastAsiaTheme="minorAscii" w:cstheme="minorAscii"/>
+              </w:rPr>
+            </w:pPr>
+            <w:r>
+              <w:rPr>
+                <w:rFonts w:ascii="Aptos" w:hAnsi="Aptos" w:eastAsia="Aptos" w:cs="Aptos" w:asciiTheme="minorAscii" w:hAnsiTheme="minorAscii" w:eastAsiaTheme="minorAscii" w:cstheme="minorAscii"/>
+              </w:rPr>
               <w:t xml:space="preserve">Once </w:t>
             </w:r>
             <w:r>
+              <w:rPr>
+                <w:rFonts w:ascii="Aptos" w:hAnsi="Aptos" w:eastAsia="Aptos" w:cs="Aptos" w:asciiTheme="minorAscii" w:hAnsiTheme="minorAscii" w:eastAsiaTheme="minorAscii" w:cstheme="minorAscii"/>
+              </w:rPr>
               <w:t>receiving</w:t>
             </w:r>
             <w:r>
+              <w:rPr>
+                <w:rFonts w:ascii="Aptos" w:hAnsi="Aptos" w:eastAsia="Aptos" w:cs="Aptos" w:asciiTheme="minorAscii" w:hAnsiTheme="minorAscii" w:eastAsiaTheme="minorAscii" w:cstheme="minorAscii"/>
+              </w:rPr>
               <w:t xml:space="preserve"> feedback (delayed feedback) from the client the team progressed with the prototype and assigned coding tasks. For the </w:t>
             </w:r>
             <w:r>
+              <w:rPr>
+                <w:rFonts w:ascii="Aptos" w:hAnsi="Aptos" w:eastAsia="Aptos" w:cs="Aptos" w:asciiTheme="minorAscii" w:hAnsiTheme="minorAscii" w:eastAsiaTheme="minorAscii" w:cstheme="minorAscii"/>
+              </w:rPr>
               <w:t>front-end</w:t>
             </w:r>
             <w:r>
+              <w:rPr>
+                <w:rFonts w:ascii="Aptos" w:hAnsi="Aptos" w:eastAsia="Aptos" w:cs="Aptos" w:asciiTheme="minorAscii" w:hAnsiTheme="minorAscii" w:eastAsiaTheme="minorAscii" w:cstheme="minorAscii"/>
+              </w:rPr>
               <w:t xml:space="preserve"> side of things for the project the team and client agreed on using react to complete th</w:t>
             </w:r>
             <w:r>
+              <w:rPr>
+                <w:rFonts w:ascii="Aptos" w:hAnsi="Aptos" w:eastAsia="Aptos" w:cs="Aptos" w:asciiTheme="minorAscii" w:hAnsiTheme="minorAscii" w:eastAsiaTheme="minorAscii" w:cstheme="minorAscii"/>
+              </w:rPr>
               <w:t>e website.</w:t>
             </w:r>
           </w:p>
@@ -490,9 +1164,18 @@
         <w:tc>
           <w:tcPr>
             <w:tcW w:w="3120" w:type="dxa"/>
+            <w:tcMar/>
           </w:tcPr>
           <w:p>
-            <w:r>
+            <w:pPr>
+              <w:rPr>
+                <w:rFonts w:ascii="Aptos" w:hAnsi="Aptos" w:eastAsia="Aptos" w:cs="Aptos" w:asciiTheme="minorAscii" w:hAnsiTheme="minorAscii" w:eastAsiaTheme="minorAscii" w:cstheme="minorAscii"/>
+              </w:rPr>
+            </w:pPr>
+            <w:r>
+              <w:rPr>
+                <w:rFonts w:ascii="Aptos" w:hAnsi="Aptos" w:eastAsia="Aptos" w:cs="Aptos" w:asciiTheme="minorAscii" w:hAnsiTheme="minorAscii" w:eastAsiaTheme="minorAscii" w:cstheme="minorAscii"/>
+              </w:rPr>
               <w:t>3/3/25</w:t>
             </w:r>
           </w:p>
@@ -500,71 +1183,2301 @@
         <w:tc>
           <w:tcPr>
             <w:tcW w:w="3120" w:type="dxa"/>
+            <w:tcMar/>
           </w:tcPr>
           <w:p>
-            <w:r>
+            <w:pPr>
+              <w:rPr>
+                <w:rFonts w:ascii="Aptos" w:hAnsi="Aptos" w:eastAsia="Aptos" w:cs="Aptos" w:asciiTheme="minorAscii" w:hAnsiTheme="minorAscii" w:eastAsiaTheme="minorAscii" w:cstheme="minorAscii"/>
+              </w:rPr>
+            </w:pPr>
+            <w:r>
+              <w:rPr>
+                <w:rFonts w:ascii="Aptos" w:hAnsi="Aptos" w:eastAsia="Aptos" w:cs="Aptos" w:asciiTheme="minorAscii" w:hAnsiTheme="minorAscii" w:eastAsiaTheme="minorAscii" w:cstheme="minorAscii"/>
+              </w:rPr>
               <w:t>Haris Dawood</w:t>
             </w:r>
           </w:p>
           <w:p>
-            <w:r>
-              <w:t>Aurangzaib Rana</w:t>
-            </w:r>
-          </w:p>
-          <w:p>
-            <w:r>
+            <w:pPr>
+              <w:rPr>
+                <w:rFonts w:ascii="Aptos" w:hAnsi="Aptos" w:eastAsia="Aptos" w:cs="Aptos" w:asciiTheme="minorAscii" w:hAnsiTheme="minorAscii" w:eastAsiaTheme="minorAscii" w:cstheme="minorAscii"/>
+              </w:rPr>
+            </w:pPr>
+            <w:r>
+              <w:rPr>
+                <w:rFonts w:ascii="Aptos" w:hAnsi="Aptos" w:eastAsia="Aptos" w:cs="Aptos" w:asciiTheme="minorAscii" w:hAnsiTheme="minorAscii" w:eastAsiaTheme="minorAscii" w:cstheme="minorAscii"/>
+              </w:rPr>
+              <w:t>Aurangzaib</w:t>
+            </w:r>
+            <w:r>
+              <w:rPr>
+                <w:rFonts w:ascii="Aptos" w:hAnsi="Aptos" w:eastAsia="Aptos" w:cs="Aptos" w:asciiTheme="minorAscii" w:hAnsiTheme="minorAscii" w:eastAsiaTheme="minorAscii" w:cstheme="minorAscii"/>
+              </w:rPr>
+              <w:t xml:space="preserve"> Rana</w:t>
+            </w:r>
+          </w:p>
+          <w:p>
+            <w:pPr>
+              <w:rPr>
+                <w:rFonts w:ascii="Aptos" w:hAnsi="Aptos" w:eastAsia="Aptos" w:cs="Aptos" w:asciiTheme="minorAscii" w:hAnsiTheme="minorAscii" w:eastAsiaTheme="minorAscii" w:cstheme="minorAscii"/>
+              </w:rPr>
+            </w:pPr>
+            <w:r>
+              <w:rPr>
+                <w:rFonts w:ascii="Aptos" w:hAnsi="Aptos" w:eastAsia="Aptos" w:cs="Aptos" w:asciiTheme="minorAscii" w:hAnsiTheme="minorAscii" w:eastAsiaTheme="minorAscii" w:cstheme="minorAscii"/>
+              </w:rPr>
               <w:t>Saif Ul Islam</w:t>
             </w:r>
           </w:p>
           <w:p>
-            <w:r>
+            <w:pPr>
+              <w:rPr>
+                <w:rFonts w:ascii="Aptos" w:hAnsi="Aptos" w:eastAsia="Aptos" w:cs="Aptos" w:asciiTheme="minorAscii" w:hAnsiTheme="minorAscii" w:eastAsiaTheme="minorAscii" w:cstheme="minorAscii"/>
+              </w:rPr>
+            </w:pPr>
+            <w:r>
+              <w:rPr>
+                <w:rFonts w:ascii="Aptos" w:hAnsi="Aptos" w:eastAsia="Aptos" w:cs="Aptos" w:asciiTheme="minorAscii" w:hAnsiTheme="minorAscii" w:eastAsiaTheme="minorAscii" w:cstheme="minorAscii"/>
+              </w:rPr>
               <w:t>Hussain Sadaqat</w:t>
             </w:r>
           </w:p>
           <w:p>
-            <w:r>
-              <w:t>Emmannuel Oluwasesi</w:t>
-            </w:r>
-          </w:p>
-          <w:p>
-            <w:r>
+            <w:pPr>
+              <w:rPr>
+                <w:rFonts w:ascii="Aptos" w:hAnsi="Aptos" w:eastAsia="Aptos" w:cs="Aptos" w:asciiTheme="minorAscii" w:hAnsiTheme="minorAscii" w:eastAsiaTheme="minorAscii" w:cstheme="minorAscii"/>
+              </w:rPr>
+            </w:pPr>
+            <w:r>
+              <w:rPr>
+                <w:rFonts w:ascii="Aptos" w:hAnsi="Aptos" w:eastAsia="Aptos" w:cs="Aptos" w:asciiTheme="minorAscii" w:hAnsiTheme="minorAscii" w:eastAsiaTheme="minorAscii" w:cstheme="minorAscii"/>
+              </w:rPr>
+              <w:t>Emmannuel</w:t>
+            </w:r>
+            <w:r>
+              <w:rPr>
+                <w:rFonts w:ascii="Aptos" w:hAnsi="Aptos" w:eastAsia="Aptos" w:cs="Aptos" w:asciiTheme="minorAscii" w:hAnsiTheme="minorAscii" w:eastAsiaTheme="minorAscii" w:cstheme="minorAscii"/>
+              </w:rPr>
+              <w:t xml:space="preserve"> </w:t>
+            </w:r>
+            <w:r>
+              <w:rPr>
+                <w:rFonts w:ascii="Aptos" w:hAnsi="Aptos" w:eastAsia="Aptos" w:cs="Aptos" w:asciiTheme="minorAscii" w:hAnsiTheme="minorAscii" w:eastAsiaTheme="minorAscii" w:cstheme="minorAscii"/>
+              </w:rPr>
+              <w:t>Oluwasesi</w:t>
+            </w:r>
+          </w:p>
+          <w:p>
+            <w:pPr>
+              <w:rPr>
+                <w:rFonts w:ascii="Aptos" w:hAnsi="Aptos" w:eastAsia="Aptos" w:cs="Aptos" w:asciiTheme="minorAscii" w:hAnsiTheme="minorAscii" w:eastAsiaTheme="minorAscii" w:cstheme="minorAscii"/>
+              </w:rPr>
+            </w:pPr>
+            <w:r>
+              <w:rPr>
+                <w:rFonts w:ascii="Aptos" w:hAnsi="Aptos" w:eastAsia="Aptos" w:cs="Aptos" w:asciiTheme="minorAscii" w:hAnsiTheme="minorAscii" w:eastAsiaTheme="minorAscii" w:cstheme="minorAscii"/>
+              </w:rPr>
               <w:t>Muskan Devi</w:t>
             </w:r>
           </w:p>
-          <w:p/>
+          <w:p>
+            <w:pPr>
+              <w:rPr>
+                <w:rFonts w:ascii="Aptos" w:hAnsi="Aptos" w:eastAsia="Aptos" w:cs="Aptos" w:asciiTheme="minorAscii" w:hAnsiTheme="minorAscii" w:eastAsiaTheme="minorAscii" w:cstheme="minorAscii"/>
+              </w:rPr>
+            </w:pPr>
+          </w:p>
         </w:tc>
         <w:tc>
           <w:tcPr>
             <w:tcW w:w="3120" w:type="dxa"/>
+            <w:tcMar/>
           </w:tcPr>
           <w:p>
-            <w:r>
+            <w:pPr>
+              <w:rPr>
+                <w:rFonts w:ascii="Aptos" w:hAnsi="Aptos" w:eastAsia="Aptos" w:cs="Aptos" w:asciiTheme="minorAscii" w:hAnsiTheme="minorAscii" w:eastAsiaTheme="minorAscii" w:cstheme="minorAscii"/>
+              </w:rPr>
+            </w:pPr>
+            <w:r>
+              <w:rPr>
+                <w:rFonts w:ascii="Aptos" w:hAnsi="Aptos" w:eastAsia="Aptos" w:cs="Aptos" w:asciiTheme="minorAscii" w:hAnsiTheme="minorAscii" w:eastAsiaTheme="minorAscii" w:cstheme="minorAscii"/>
+              </w:rPr>
               <w:t xml:space="preserve">In this group meeting the team was falling behind </w:t>
             </w:r>
             <w:r>
+              <w:rPr>
+                <w:rFonts w:ascii="Aptos" w:hAnsi="Aptos" w:eastAsia="Aptos" w:cs="Aptos" w:asciiTheme="minorAscii" w:hAnsiTheme="minorAscii" w:eastAsiaTheme="minorAscii" w:cstheme="minorAscii"/>
+              </w:rPr>
               <w:t>in regard to</w:t>
             </w:r>
             <w:r>
+              <w:rPr>
+                <w:rFonts w:ascii="Aptos" w:hAnsi="Aptos" w:eastAsia="Aptos" w:cs="Aptos" w:asciiTheme="minorAscii" w:hAnsiTheme="minorAscii" w:eastAsiaTheme="minorAscii" w:cstheme="minorAscii"/>
+              </w:rPr>
               <w:t xml:space="preserve"> the prototype and had made a start on it</w:t>
             </w:r>
             <w:r>
+              <w:rPr>
+                <w:rFonts w:ascii="Aptos" w:hAnsi="Aptos" w:eastAsia="Aptos" w:cs="Aptos" w:asciiTheme="minorAscii" w:hAnsiTheme="minorAscii" w:eastAsiaTheme="minorAscii" w:cstheme="minorAscii"/>
+              </w:rPr>
               <w:t xml:space="preserve"> working </w:t>
             </w:r>
             <w:r>
               <w:rPr>
+                <w:rFonts w:ascii="Aptos" w:hAnsi="Aptos" w:eastAsia="Aptos" w:cs="Aptos" w:asciiTheme="minorAscii" w:hAnsiTheme="minorAscii" w:eastAsiaTheme="minorAscii" w:cstheme="minorAscii"/>
                 <w:lang w:val="en-GB"/>
               </w:rPr>
               <w:t>collaboratively</w:t>
             </w:r>
             <w:r>
+              <w:rPr>
+                <w:rFonts w:ascii="Aptos" w:hAnsi="Aptos" w:eastAsia="Aptos" w:cs="Aptos" w:asciiTheme="minorAscii" w:hAnsiTheme="minorAscii" w:eastAsiaTheme="minorAscii" w:cstheme="minorAscii"/>
+              </w:rPr>
               <w:t xml:space="preserve"> together</w:t>
             </w:r>
             <w:r>
+              <w:rPr>
+                <w:rFonts w:ascii="Aptos" w:hAnsi="Aptos" w:eastAsia="Aptos" w:cs="Aptos" w:asciiTheme="minorAscii" w:hAnsiTheme="minorAscii" w:eastAsiaTheme="minorAscii" w:cstheme="minorAscii"/>
+              </w:rPr>
               <w:t xml:space="preserve"> focusing on </w:t>
             </w:r>
             <w:r>
+              <w:rPr>
+                <w:rFonts w:ascii="Aptos" w:hAnsi="Aptos" w:eastAsia="Aptos" w:cs="Aptos" w:asciiTheme="minorAscii" w:hAnsiTheme="minorAscii" w:eastAsiaTheme="minorAscii" w:cstheme="minorAscii"/>
+              </w:rPr>
               <w:t>key functionalities to be ready to present to the client in week 8.</w:t>
             </w:r>
+          </w:p>
+        </w:tc>
+      </w:tr>
+      <w:tr>
+        <w:trPr>
+          <w:trHeight w:val="300"/>
+        </w:trPr>
+        <w:tc>
+          <w:tcPr>
+            <w:tcW w:w="3120" w:type="dxa"/>
+            <w:tcMar/>
+          </w:tcPr>
+          <w:p>
+            <w:pPr>
+              <w:pStyle w:val="Normal"/>
+              <w:rPr>
+                <w:rFonts w:ascii="Aptos" w:hAnsi="Aptos" w:eastAsia="Aptos" w:cs="Aptos" w:asciiTheme="minorAscii" w:hAnsiTheme="minorAscii" w:eastAsiaTheme="minorAscii" w:cstheme="minorAscii"/>
+              </w:rPr>
+            </w:pPr>
+            <w:r>
+              <w:rPr>
+                <w:rFonts w:ascii="Aptos" w:hAnsi="Aptos" w:eastAsia="Aptos" w:cs="Aptos" w:asciiTheme="minorAscii" w:hAnsiTheme="minorAscii" w:eastAsiaTheme="minorAscii" w:cstheme="minorAscii"/>
+              </w:rPr>
+              <w:t>17/3/25 - week 9</w:t>
+            </w:r>
+            <w:r>
+              <w:rPr>
+                <w:rFonts w:ascii="Aptos" w:hAnsi="Aptos" w:eastAsia="Aptos" w:cs="Aptos" w:asciiTheme="minorAscii" w:hAnsiTheme="minorAscii" w:eastAsiaTheme="minorAscii" w:cstheme="minorAscii"/>
+              </w:rPr>
+              <w:t xml:space="preserve"> </w:t>
+            </w:r>
+          </w:p>
+          <w:p>
+            <w:pPr>
+              <w:pStyle w:val="Normal"/>
+              <w:rPr>
+                <w:rFonts w:ascii="Aptos" w:hAnsi="Aptos" w:eastAsia="Aptos" w:cs="Aptos" w:asciiTheme="minorAscii" w:hAnsiTheme="minorAscii" w:eastAsiaTheme="minorAscii" w:cstheme="minorAscii"/>
+              </w:rPr>
+            </w:pPr>
+            <w:r>
+              <w:rPr>
+                <w:rFonts w:ascii="Aptos" w:hAnsi="Aptos" w:eastAsia="Aptos" w:cs="Aptos" w:asciiTheme="minorAscii" w:hAnsiTheme="minorAscii" w:eastAsiaTheme="minorAscii" w:cstheme="minorAscii"/>
+              </w:rPr>
+              <w:t>24/3/25- week 10</w:t>
+            </w:r>
+          </w:p>
+        </w:tc>
+        <w:tc>
+          <w:tcPr>
+            <w:tcW w:w="3120" w:type="dxa"/>
+            <w:tcMar/>
+          </w:tcPr>
+          <w:p>
+            <w:pPr>
+              <w:rPr>
+                <w:rFonts w:ascii="Aptos" w:hAnsi="Aptos" w:eastAsia="Aptos" w:cs="Aptos" w:asciiTheme="minorAscii" w:hAnsiTheme="minorAscii" w:eastAsiaTheme="minorAscii" w:cstheme="minorAscii"/>
+              </w:rPr>
+            </w:pPr>
+            <w:r>
+              <w:rPr>
+                <w:rFonts w:ascii="Aptos" w:hAnsi="Aptos" w:eastAsia="Aptos" w:cs="Aptos" w:asciiTheme="minorAscii" w:hAnsiTheme="minorAscii" w:eastAsiaTheme="minorAscii" w:cstheme="minorAscii"/>
+              </w:rPr>
+              <w:t>Haris Dawood</w:t>
+            </w:r>
+          </w:p>
+          <w:p>
+            <w:pPr>
+              <w:rPr>
+                <w:rFonts w:ascii="Aptos" w:hAnsi="Aptos" w:eastAsia="Aptos" w:cs="Aptos" w:asciiTheme="minorAscii" w:hAnsiTheme="minorAscii" w:eastAsiaTheme="minorAscii" w:cstheme="minorAscii"/>
+              </w:rPr>
+            </w:pPr>
+            <w:r>
+              <w:rPr>
+                <w:rFonts w:ascii="Aptos" w:hAnsi="Aptos" w:eastAsia="Aptos" w:cs="Aptos" w:asciiTheme="minorAscii" w:hAnsiTheme="minorAscii" w:eastAsiaTheme="minorAscii" w:cstheme="minorAscii"/>
+              </w:rPr>
+              <w:t>Aurangzaib</w:t>
+            </w:r>
+            <w:r>
+              <w:rPr>
+                <w:rFonts w:ascii="Aptos" w:hAnsi="Aptos" w:eastAsia="Aptos" w:cs="Aptos" w:asciiTheme="minorAscii" w:hAnsiTheme="minorAscii" w:eastAsiaTheme="minorAscii" w:cstheme="minorAscii"/>
+              </w:rPr>
+              <w:t xml:space="preserve"> Rana</w:t>
+            </w:r>
+          </w:p>
+          <w:p>
+            <w:pPr>
+              <w:rPr>
+                <w:rFonts w:ascii="Aptos" w:hAnsi="Aptos" w:eastAsia="Aptos" w:cs="Aptos" w:asciiTheme="minorAscii" w:hAnsiTheme="minorAscii" w:eastAsiaTheme="minorAscii" w:cstheme="minorAscii"/>
+              </w:rPr>
+            </w:pPr>
+            <w:r>
+              <w:rPr>
+                <w:rFonts w:ascii="Aptos" w:hAnsi="Aptos" w:eastAsia="Aptos" w:cs="Aptos" w:asciiTheme="minorAscii" w:hAnsiTheme="minorAscii" w:eastAsiaTheme="minorAscii" w:cstheme="minorAscii"/>
+              </w:rPr>
+              <w:t>Saif Ul Islam</w:t>
+            </w:r>
+          </w:p>
+          <w:p>
+            <w:pPr>
+              <w:rPr>
+                <w:rFonts w:ascii="Aptos" w:hAnsi="Aptos" w:eastAsia="Aptos" w:cs="Aptos" w:asciiTheme="minorAscii" w:hAnsiTheme="minorAscii" w:eastAsiaTheme="minorAscii" w:cstheme="minorAscii"/>
+              </w:rPr>
+            </w:pPr>
+            <w:r>
+              <w:rPr>
+                <w:rFonts w:ascii="Aptos" w:hAnsi="Aptos" w:eastAsia="Aptos" w:cs="Aptos" w:asciiTheme="minorAscii" w:hAnsiTheme="minorAscii" w:eastAsiaTheme="minorAscii" w:cstheme="minorAscii"/>
+              </w:rPr>
+              <w:t>Hussain Sadaqat</w:t>
+            </w:r>
+          </w:p>
+          <w:p>
+            <w:pPr>
+              <w:rPr>
+                <w:rFonts w:ascii="Aptos" w:hAnsi="Aptos" w:eastAsia="Aptos" w:cs="Aptos" w:asciiTheme="minorAscii" w:hAnsiTheme="minorAscii" w:eastAsiaTheme="minorAscii" w:cstheme="minorAscii"/>
+              </w:rPr>
+            </w:pPr>
+            <w:r>
+              <w:rPr>
+                <w:rFonts w:ascii="Aptos" w:hAnsi="Aptos" w:eastAsia="Aptos" w:cs="Aptos" w:asciiTheme="minorAscii" w:hAnsiTheme="minorAscii" w:eastAsiaTheme="minorAscii" w:cstheme="minorAscii"/>
+              </w:rPr>
+              <w:t>Emmannuel</w:t>
+            </w:r>
+            <w:r>
+              <w:rPr>
+                <w:rFonts w:ascii="Aptos" w:hAnsi="Aptos" w:eastAsia="Aptos" w:cs="Aptos" w:asciiTheme="minorAscii" w:hAnsiTheme="minorAscii" w:eastAsiaTheme="minorAscii" w:cstheme="minorAscii"/>
+              </w:rPr>
+              <w:t xml:space="preserve"> </w:t>
+            </w:r>
+            <w:r>
+              <w:rPr>
+                <w:rFonts w:ascii="Aptos" w:hAnsi="Aptos" w:eastAsia="Aptos" w:cs="Aptos" w:asciiTheme="minorAscii" w:hAnsiTheme="minorAscii" w:eastAsiaTheme="minorAscii" w:cstheme="minorAscii"/>
+              </w:rPr>
+              <w:t>Oluwasesi</w:t>
+            </w:r>
+          </w:p>
+          <w:p>
+            <w:pPr>
+              <w:rPr>
+                <w:rFonts w:ascii="Aptos" w:hAnsi="Aptos" w:eastAsia="Aptos" w:cs="Aptos" w:asciiTheme="minorAscii" w:hAnsiTheme="minorAscii" w:eastAsiaTheme="minorAscii" w:cstheme="minorAscii"/>
+              </w:rPr>
+            </w:pPr>
+            <w:r>
+              <w:rPr>
+                <w:rFonts w:ascii="Aptos" w:hAnsi="Aptos" w:eastAsia="Aptos" w:cs="Aptos" w:asciiTheme="minorAscii" w:hAnsiTheme="minorAscii" w:eastAsiaTheme="minorAscii" w:cstheme="minorAscii"/>
+              </w:rPr>
+              <w:t>Muskan Devi</w:t>
+            </w:r>
+          </w:p>
+          <w:p>
+            <w:pPr>
+              <w:pStyle w:val="Normal"/>
+              <w:rPr>
+                <w:rFonts w:ascii="Aptos" w:hAnsi="Aptos" w:eastAsia="Aptos" w:cs="Aptos" w:asciiTheme="minorAscii" w:hAnsiTheme="minorAscii" w:eastAsiaTheme="minorAscii" w:cstheme="minorAscii"/>
+              </w:rPr>
+            </w:pPr>
+          </w:p>
+        </w:tc>
+        <w:tc>
+          <w:tcPr>
+            <w:tcW w:w="3120" w:type="dxa"/>
+            <w:tcMar/>
+          </w:tcPr>
+          <w:p>
+            <w:pPr>
+              <w:spacing w:before="240" w:beforeAutospacing="off" w:after="240" w:afterAutospacing="off"/>
+              <w:rPr>
+                <w:rFonts w:ascii="Aptos" w:hAnsi="Aptos" w:eastAsia="Aptos" w:cs="Aptos" w:asciiTheme="minorAscii" w:hAnsiTheme="minorAscii" w:eastAsiaTheme="minorAscii" w:cstheme="minorAscii"/>
+                <w:noProof w:val="0"/>
+                <w:sz w:val="24"/>
+                <w:szCs w:val="24"/>
+                <w:lang w:val="en-US"/>
+              </w:rPr>
+            </w:pPr>
+            <w:r>
+              <w:rPr>
+                <w:rFonts w:ascii="Aptos" w:hAnsi="Aptos" w:eastAsia="Aptos" w:cs="Aptos" w:asciiTheme="minorAscii" w:hAnsiTheme="minorAscii" w:eastAsiaTheme="minorAscii" w:cstheme="minorAscii"/>
+                <w:noProof w:val="0"/>
+                <w:sz w:val="24"/>
+                <w:szCs w:val="24"/>
+                <w:lang w:val="en-US"/>
+              </w:rPr>
+              <w:t xml:space="preserve">During this meeting, the team reviewed recent client feedback highlighting several functional improvements required for the </w:t>
+            </w:r>
+            <w:r>
+              <w:rPr>
+                <w:rFonts w:ascii="Aptos" w:hAnsi="Aptos" w:eastAsia="Aptos" w:cs="Aptos" w:asciiTheme="minorAscii" w:hAnsiTheme="minorAscii" w:eastAsiaTheme="minorAscii" w:cstheme="minorAscii"/>
+                <w:noProof w:val="0"/>
+                <w:sz w:val="24"/>
+                <w:szCs w:val="24"/>
+                <w:lang w:val="en-US"/>
+              </w:rPr>
+              <w:t>frontend</w:t>
+            </w:r>
+            <w:r>
+              <w:rPr>
+                <w:rFonts w:ascii="Aptos" w:hAnsi="Aptos" w:eastAsia="Aptos" w:cs="Aptos" w:asciiTheme="minorAscii" w:hAnsiTheme="minorAscii" w:eastAsiaTheme="minorAscii" w:cstheme="minorAscii"/>
+                <w:noProof w:val="0"/>
+                <w:sz w:val="24"/>
+                <w:szCs w:val="24"/>
+                <w:lang w:val="en-US"/>
+              </w:rPr>
+              <w:t>. Tasks were delegated to individual team members based on their familiarity with the codebase and strengths.</w:t>
+            </w:r>
+          </w:p>
+          <w:p>
+            <w:pPr>
+              <w:pStyle w:val="ListParagraph"/>
+              <w:numPr>
+                <w:ilvl w:val="0"/>
+                <w:numId w:val="1"/>
+              </w:numPr>
+              <w:spacing w:before="240" w:beforeAutospacing="off" w:after="240" w:afterAutospacing="off"/>
+              <w:rPr>
+                <w:rFonts w:ascii="Aptos" w:hAnsi="Aptos" w:eastAsia="Aptos" w:cs="Aptos" w:asciiTheme="minorAscii" w:hAnsiTheme="minorAscii" w:eastAsiaTheme="minorAscii" w:cstheme="minorAscii"/>
+                <w:noProof w:val="0"/>
+                <w:sz w:val="24"/>
+                <w:szCs w:val="24"/>
+                <w:lang w:val="en-US"/>
+              </w:rPr>
+            </w:pPr>
+            <w:r>
+              <w:rPr>
+                <w:rFonts w:ascii="Aptos" w:hAnsi="Aptos" w:eastAsia="Aptos" w:cs="Aptos" w:asciiTheme="minorAscii" w:hAnsiTheme="minorAscii" w:eastAsiaTheme="minorAscii" w:cstheme="minorAscii"/>
+                <w:b w:val="1"/>
+                <w:bCs w:val="1"/>
+                <w:noProof w:val="0"/>
+                <w:sz w:val="24"/>
+                <w:szCs w:val="24"/>
+                <w:lang w:val="en-US"/>
+              </w:rPr>
+              <w:t>Haris</w:t>
+            </w:r>
+            <w:r>
+              <w:rPr>
+                <w:rFonts w:ascii="Aptos" w:hAnsi="Aptos" w:eastAsia="Aptos" w:cs="Aptos" w:asciiTheme="minorAscii" w:hAnsiTheme="minorAscii" w:eastAsiaTheme="minorAscii" w:cstheme="minorAscii"/>
+                <w:noProof w:val="0"/>
+                <w:sz w:val="24"/>
+                <w:szCs w:val="24"/>
+                <w:lang w:val="en-US"/>
+              </w:rPr>
+              <w:t xml:space="preserve"> was assigned to implement the global search bar feature and ensure it appears consistently on every page. Additionally, he was tasked with linking the search functionality so that when users press "Go", it redirects to the "View Jobs" page, showing filtered results matching the keyword.</w:t>
+            </w:r>
+          </w:p>
+          <w:p>
+            <w:pPr>
+              <w:pStyle w:val="ListParagraph"/>
+              <w:numPr>
+                <w:ilvl w:val="0"/>
+                <w:numId w:val="1"/>
+              </w:numPr>
+              <w:spacing w:before="240" w:beforeAutospacing="off" w:after="240" w:afterAutospacing="off"/>
+              <w:rPr>
+                <w:rFonts w:ascii="Aptos" w:hAnsi="Aptos" w:eastAsia="Aptos" w:cs="Aptos" w:asciiTheme="minorAscii" w:hAnsiTheme="minorAscii" w:eastAsiaTheme="minorAscii" w:cstheme="minorAscii"/>
+                <w:noProof w:val="0"/>
+                <w:sz w:val="24"/>
+                <w:szCs w:val="24"/>
+                <w:lang w:val="en-US"/>
+              </w:rPr>
+            </w:pPr>
+            <w:r>
+              <w:rPr>
+                <w:rFonts w:ascii="Aptos" w:hAnsi="Aptos" w:eastAsia="Aptos" w:cs="Aptos" w:asciiTheme="minorAscii" w:hAnsiTheme="minorAscii" w:eastAsiaTheme="minorAscii" w:cstheme="minorAscii"/>
+                <w:b w:val="1"/>
+                <w:bCs w:val="1"/>
+                <w:noProof w:val="0"/>
+                <w:sz w:val="24"/>
+                <w:szCs w:val="24"/>
+                <w:lang w:val="en-US"/>
+              </w:rPr>
+              <w:t>Emmannuel</w:t>
+            </w:r>
+            <w:r>
+              <w:rPr>
+                <w:rFonts w:ascii="Aptos" w:hAnsi="Aptos" w:eastAsia="Aptos" w:cs="Aptos" w:asciiTheme="minorAscii" w:hAnsiTheme="minorAscii" w:eastAsiaTheme="minorAscii" w:cstheme="minorAscii"/>
+                <w:noProof w:val="0"/>
+                <w:sz w:val="24"/>
+                <w:szCs w:val="24"/>
+                <w:lang w:val="en-US"/>
+              </w:rPr>
+              <w:t xml:space="preserve"> focused on refining the login/logout logic, including fixing the logout functionality and dynamically updating the header to display "Logout" when a user is logged in.</w:t>
+            </w:r>
+          </w:p>
+          <w:p>
+            <w:pPr>
+              <w:pStyle w:val="ListParagraph"/>
+              <w:numPr>
+                <w:ilvl w:val="0"/>
+                <w:numId w:val="1"/>
+              </w:numPr>
+              <w:spacing w:before="240" w:beforeAutospacing="off" w:after="240" w:afterAutospacing="off"/>
+              <w:rPr>
+                <w:rFonts w:ascii="Aptos" w:hAnsi="Aptos" w:eastAsia="Aptos" w:cs="Aptos" w:asciiTheme="minorAscii" w:hAnsiTheme="minorAscii" w:eastAsiaTheme="minorAscii" w:cstheme="minorAscii"/>
+                <w:noProof w:val="0"/>
+                <w:sz w:val="24"/>
+                <w:szCs w:val="24"/>
+                <w:lang w:val="en-US"/>
+              </w:rPr>
+            </w:pPr>
+            <w:r>
+              <w:rPr>
+                <w:rFonts w:ascii="Aptos" w:hAnsi="Aptos" w:eastAsia="Aptos" w:cs="Aptos" w:asciiTheme="minorAscii" w:hAnsiTheme="minorAscii" w:eastAsiaTheme="minorAscii" w:cstheme="minorAscii"/>
+                <w:b w:val="1"/>
+                <w:bCs w:val="1"/>
+                <w:noProof w:val="0"/>
+                <w:sz w:val="24"/>
+                <w:szCs w:val="24"/>
+                <w:lang w:val="en-US"/>
+              </w:rPr>
+              <w:t>Aurangzaib</w:t>
+            </w:r>
+            <w:r>
+              <w:rPr>
+                <w:rFonts w:ascii="Aptos" w:hAnsi="Aptos" w:eastAsia="Aptos" w:cs="Aptos" w:asciiTheme="minorAscii" w:hAnsiTheme="minorAscii" w:eastAsiaTheme="minorAscii" w:cstheme="minorAscii"/>
+                <w:noProof w:val="0"/>
+                <w:sz w:val="24"/>
+                <w:szCs w:val="24"/>
+                <w:lang w:val="en-US"/>
+              </w:rPr>
+              <w:t xml:space="preserve"> began working on backend logic to confirm a job application when "Apply Now" is clicked and ensure it stores a confirmation in the database. He was also tasked with setting up the messaging </w:t>
+            </w:r>
+            <w:r>
+              <w:rPr>
+                <w:rFonts w:ascii="Aptos" w:hAnsi="Aptos" w:eastAsia="Aptos" w:cs="Aptos" w:asciiTheme="minorAscii" w:hAnsiTheme="minorAscii" w:eastAsiaTheme="minorAscii" w:cstheme="minorAscii"/>
+                <w:noProof w:val="0"/>
+                <w:sz w:val="24"/>
+                <w:szCs w:val="24"/>
+                <w:lang w:val="en-US"/>
+              </w:rPr>
+              <w:t>component</w:t>
+            </w:r>
+            <w:r>
+              <w:rPr>
+                <w:rFonts w:ascii="Aptos" w:hAnsi="Aptos" w:eastAsia="Aptos" w:cs="Aptos" w:asciiTheme="minorAscii" w:hAnsiTheme="minorAscii" w:eastAsiaTheme="minorAscii" w:cstheme="minorAscii"/>
+                <w:noProof w:val="0"/>
+                <w:sz w:val="24"/>
+                <w:szCs w:val="24"/>
+                <w:lang w:val="en-US"/>
+              </w:rPr>
+              <w:t xml:space="preserve"> in the activity page.</w:t>
+            </w:r>
+          </w:p>
+          <w:p>
+            <w:pPr>
+              <w:pStyle w:val="ListParagraph"/>
+              <w:numPr>
+                <w:ilvl w:val="0"/>
+                <w:numId w:val="1"/>
+              </w:numPr>
+              <w:spacing w:before="240" w:beforeAutospacing="off" w:after="240" w:afterAutospacing="off"/>
+              <w:rPr>
+                <w:rFonts w:ascii="Aptos" w:hAnsi="Aptos" w:eastAsia="Aptos" w:cs="Aptos" w:asciiTheme="minorAscii" w:hAnsiTheme="minorAscii" w:eastAsiaTheme="minorAscii" w:cstheme="minorAscii"/>
+                <w:noProof w:val="0"/>
+                <w:sz w:val="24"/>
+                <w:szCs w:val="24"/>
+                <w:lang w:val="en-US"/>
+              </w:rPr>
+            </w:pPr>
+            <w:r>
+              <w:rPr>
+                <w:rFonts w:ascii="Aptos" w:hAnsi="Aptos" w:eastAsia="Aptos" w:cs="Aptos" w:asciiTheme="minorAscii" w:hAnsiTheme="minorAscii" w:eastAsiaTheme="minorAscii" w:cstheme="minorAscii"/>
+                <w:b w:val="1"/>
+                <w:bCs w:val="1"/>
+                <w:noProof w:val="0"/>
+                <w:sz w:val="24"/>
+                <w:szCs w:val="24"/>
+                <w:lang w:val="en-US"/>
+              </w:rPr>
+              <w:t>Muskan</w:t>
+            </w:r>
+            <w:r>
+              <w:rPr>
+                <w:rFonts w:ascii="Aptos" w:hAnsi="Aptos" w:eastAsia="Aptos" w:cs="Aptos" w:asciiTheme="minorAscii" w:hAnsiTheme="minorAscii" w:eastAsiaTheme="minorAscii" w:cstheme="minorAscii"/>
+                <w:noProof w:val="0"/>
+                <w:sz w:val="24"/>
+                <w:szCs w:val="24"/>
+                <w:lang w:val="en-US"/>
+              </w:rPr>
+              <w:t xml:space="preserve"> worked on improving the layout and overall CSS styling of the platform, including centering all page content and refining the layout of the sidebar for better user experience.</w:t>
+            </w:r>
+          </w:p>
+          <w:p>
+            <w:pPr>
+              <w:pStyle w:val="ListParagraph"/>
+              <w:numPr>
+                <w:ilvl w:val="0"/>
+                <w:numId w:val="1"/>
+              </w:numPr>
+              <w:spacing w:before="240" w:beforeAutospacing="off" w:after="240" w:afterAutospacing="off"/>
+              <w:rPr>
+                <w:rFonts w:ascii="Aptos" w:hAnsi="Aptos" w:eastAsia="Aptos" w:cs="Aptos" w:asciiTheme="minorAscii" w:hAnsiTheme="minorAscii" w:eastAsiaTheme="minorAscii" w:cstheme="minorAscii"/>
+                <w:noProof w:val="0"/>
+                <w:sz w:val="24"/>
+                <w:szCs w:val="24"/>
+                <w:lang w:val="en-US"/>
+              </w:rPr>
+            </w:pPr>
+            <w:r>
+              <w:rPr>
+                <w:rFonts w:ascii="Aptos" w:hAnsi="Aptos" w:eastAsia="Aptos" w:cs="Aptos" w:asciiTheme="minorAscii" w:hAnsiTheme="minorAscii" w:eastAsiaTheme="minorAscii" w:cstheme="minorAscii"/>
+                <w:b w:val="1"/>
+                <w:bCs w:val="1"/>
+                <w:noProof w:val="0"/>
+                <w:sz w:val="24"/>
+                <w:szCs w:val="24"/>
+                <w:lang w:val="en-US"/>
+              </w:rPr>
+              <w:t>Hussain</w:t>
+            </w:r>
+            <w:r>
+              <w:rPr>
+                <w:rFonts w:ascii="Aptos" w:hAnsi="Aptos" w:eastAsia="Aptos" w:cs="Aptos" w:asciiTheme="minorAscii" w:hAnsiTheme="minorAscii" w:eastAsiaTheme="minorAscii" w:cstheme="minorAscii"/>
+                <w:noProof w:val="0"/>
+                <w:sz w:val="24"/>
+                <w:szCs w:val="24"/>
+                <w:lang w:val="en-US"/>
+              </w:rPr>
+              <w:t xml:space="preserve"> was assigned to implement the job filter functionality on the View Jobs page and also lead the development of the Admin Portal interface.</w:t>
+            </w:r>
+          </w:p>
+          <w:p>
+            <w:pPr>
+              <w:pStyle w:val="ListParagraph"/>
+              <w:numPr>
+                <w:ilvl w:val="0"/>
+                <w:numId w:val="1"/>
+              </w:numPr>
+              <w:spacing w:before="240" w:beforeAutospacing="off" w:after="240" w:afterAutospacing="off"/>
+              <w:rPr>
+                <w:rFonts w:ascii="Aptos" w:hAnsi="Aptos" w:eastAsia="Aptos" w:cs="Aptos" w:asciiTheme="minorAscii" w:hAnsiTheme="minorAscii" w:eastAsiaTheme="minorAscii" w:cstheme="minorAscii"/>
+                <w:noProof w:val="0"/>
+                <w:sz w:val="24"/>
+                <w:szCs w:val="24"/>
+                <w:lang w:val="en-US"/>
+              </w:rPr>
+            </w:pPr>
+            <w:r>
+              <w:rPr>
+                <w:rFonts w:ascii="Aptos" w:hAnsi="Aptos" w:eastAsia="Aptos" w:cs="Aptos" w:asciiTheme="minorAscii" w:hAnsiTheme="minorAscii" w:eastAsiaTheme="minorAscii" w:cstheme="minorAscii"/>
+                <w:b w:val="1"/>
+                <w:bCs w:val="1"/>
+                <w:noProof w:val="0"/>
+                <w:sz w:val="24"/>
+                <w:szCs w:val="24"/>
+                <w:lang w:val="en-US"/>
+              </w:rPr>
+              <w:t>Saif</w:t>
+            </w:r>
+            <w:r>
+              <w:rPr>
+                <w:rFonts w:ascii="Aptos" w:hAnsi="Aptos" w:eastAsia="Aptos" w:cs="Aptos" w:asciiTheme="minorAscii" w:hAnsiTheme="minorAscii" w:eastAsiaTheme="minorAscii" w:cstheme="minorAscii"/>
+                <w:noProof w:val="0"/>
+                <w:sz w:val="24"/>
+                <w:szCs w:val="24"/>
+                <w:lang w:val="en-US"/>
+              </w:rPr>
+              <w:t xml:space="preserve"> removed the “See More” placeholder on the job listing page and took responsibility for developing backend logic to allow the admin to </w:t>
+            </w:r>
+            <w:r>
+              <w:rPr>
+                <w:rFonts w:ascii="Aptos" w:hAnsi="Aptos" w:eastAsia="Aptos" w:cs="Aptos" w:asciiTheme="minorAscii" w:hAnsiTheme="minorAscii" w:eastAsiaTheme="minorAscii" w:cstheme="minorAscii"/>
+                <w:noProof w:val="0"/>
+                <w:sz w:val="24"/>
+                <w:szCs w:val="24"/>
+                <w:lang w:val="en-US"/>
+              </w:rPr>
+              <w:t>delete</w:t>
+            </w:r>
+            <w:r>
+              <w:rPr>
+                <w:rFonts w:ascii="Aptos" w:hAnsi="Aptos" w:eastAsia="Aptos" w:cs="Aptos" w:asciiTheme="minorAscii" w:hAnsiTheme="minorAscii" w:eastAsiaTheme="minorAscii" w:cstheme="minorAscii"/>
+                <w:noProof w:val="0"/>
+                <w:sz w:val="24"/>
+                <w:szCs w:val="24"/>
+                <w:lang w:val="en-US"/>
+              </w:rPr>
+              <w:t xml:space="preserve"> job posts.</w:t>
+            </w:r>
+          </w:p>
+          <w:p>
+            <w:pPr>
+              <w:spacing w:before="240" w:beforeAutospacing="off" w:after="240" w:afterAutospacing="off"/>
+              <w:rPr>
+                <w:rFonts w:ascii="Aptos" w:hAnsi="Aptos" w:eastAsia="Aptos" w:cs="Aptos" w:asciiTheme="minorAscii" w:hAnsiTheme="minorAscii" w:eastAsiaTheme="minorAscii" w:cstheme="minorAscii"/>
+                <w:noProof w:val="0"/>
+                <w:sz w:val="24"/>
+                <w:szCs w:val="24"/>
+                <w:lang w:val="en-US"/>
+              </w:rPr>
+            </w:pPr>
+            <w:r>
+              <w:rPr>
+                <w:rFonts w:ascii="Aptos" w:hAnsi="Aptos" w:eastAsia="Aptos" w:cs="Aptos" w:asciiTheme="minorAscii" w:hAnsiTheme="minorAscii" w:eastAsiaTheme="minorAscii" w:cstheme="minorAscii"/>
+                <w:noProof w:val="0"/>
+                <w:sz w:val="24"/>
+                <w:szCs w:val="24"/>
+                <w:lang w:val="en-US"/>
+              </w:rPr>
+              <w:t>This meeting ensured all members understood their responsibilities and the importance of integrating these frontend changes swiftly before progressing to backend integration</w:t>
+            </w:r>
+          </w:p>
+          <w:p>
+            <w:pPr>
+              <w:pStyle w:val="Normal"/>
+              <w:rPr>
+                <w:rFonts w:ascii="Aptos" w:hAnsi="Aptos" w:eastAsia="Aptos" w:cs="Aptos" w:asciiTheme="minorAscii" w:hAnsiTheme="minorAscii" w:eastAsiaTheme="minorAscii" w:cstheme="minorAscii"/>
+              </w:rPr>
+            </w:pPr>
+          </w:p>
+        </w:tc>
+      </w:tr>
+      <w:tr>
+        <w:trPr>
+          <w:trHeight w:val="300"/>
+        </w:trPr>
+        <w:tc>
+          <w:tcPr>
+            <w:tcW w:w="3120" w:type="dxa"/>
+            <w:tcMar/>
+          </w:tcPr>
+          <w:p>
+            <w:pPr>
+              <w:pStyle w:val="Normal"/>
+              <w:rPr>
+                <w:rFonts w:ascii="Aptos" w:hAnsi="Aptos" w:eastAsia="Aptos" w:cs="Aptos" w:asciiTheme="minorAscii" w:hAnsiTheme="minorAscii" w:eastAsiaTheme="minorAscii" w:cstheme="minorAscii"/>
+              </w:rPr>
+            </w:pPr>
+            <w:r>
+              <w:rPr>
+                <w:rFonts w:ascii="Aptos" w:hAnsi="Aptos" w:eastAsia="Aptos" w:cs="Aptos" w:asciiTheme="minorAscii" w:hAnsiTheme="minorAscii" w:eastAsiaTheme="minorAscii" w:cstheme="minorAscii"/>
+              </w:rPr>
+              <w:t>1/4/25</w:t>
+            </w:r>
+            <w:r>
+              <w:rPr>
+                <w:rFonts w:ascii="Aptos" w:hAnsi="Aptos" w:eastAsia="Aptos" w:cs="Aptos" w:asciiTheme="minorAscii" w:hAnsiTheme="minorAscii" w:eastAsiaTheme="minorAscii" w:cstheme="minorAscii"/>
+              </w:rPr>
+              <w:t>- week 11</w:t>
+            </w:r>
+          </w:p>
+        </w:tc>
+        <w:tc>
+          <w:tcPr>
+            <w:tcW w:w="3120" w:type="dxa"/>
+            <w:tcMar/>
+          </w:tcPr>
+          <w:p>
+            <w:pPr>
+              <w:rPr>
+                <w:rFonts w:ascii="Aptos" w:hAnsi="Aptos" w:eastAsia="Aptos" w:cs="Aptos" w:asciiTheme="minorAscii" w:hAnsiTheme="minorAscii" w:eastAsiaTheme="minorAscii" w:cstheme="minorAscii"/>
+              </w:rPr>
+            </w:pPr>
+            <w:r>
+              <w:rPr>
+                <w:rFonts w:ascii="Aptos" w:hAnsi="Aptos" w:eastAsia="Aptos" w:cs="Aptos" w:asciiTheme="minorAscii" w:hAnsiTheme="minorAscii" w:eastAsiaTheme="minorAscii" w:cstheme="minorAscii"/>
+              </w:rPr>
+              <w:t>Haris Dawood</w:t>
+            </w:r>
+          </w:p>
+          <w:p>
+            <w:pPr>
+              <w:rPr>
+                <w:rFonts w:ascii="Aptos" w:hAnsi="Aptos" w:eastAsia="Aptos" w:cs="Aptos" w:asciiTheme="minorAscii" w:hAnsiTheme="minorAscii" w:eastAsiaTheme="minorAscii" w:cstheme="minorAscii"/>
+              </w:rPr>
+            </w:pPr>
+            <w:r>
+              <w:rPr>
+                <w:rFonts w:ascii="Aptos" w:hAnsi="Aptos" w:eastAsia="Aptos" w:cs="Aptos" w:asciiTheme="minorAscii" w:hAnsiTheme="minorAscii" w:eastAsiaTheme="minorAscii" w:cstheme="minorAscii"/>
+              </w:rPr>
+              <w:t>Aurangzaib</w:t>
+            </w:r>
+            <w:r>
+              <w:rPr>
+                <w:rFonts w:ascii="Aptos" w:hAnsi="Aptos" w:eastAsia="Aptos" w:cs="Aptos" w:asciiTheme="minorAscii" w:hAnsiTheme="minorAscii" w:eastAsiaTheme="minorAscii" w:cstheme="minorAscii"/>
+              </w:rPr>
+              <w:t xml:space="preserve"> Rana</w:t>
+            </w:r>
+          </w:p>
+          <w:p>
+            <w:pPr>
+              <w:rPr>
+                <w:rFonts w:ascii="Aptos" w:hAnsi="Aptos" w:eastAsia="Aptos" w:cs="Aptos" w:asciiTheme="minorAscii" w:hAnsiTheme="minorAscii" w:eastAsiaTheme="minorAscii" w:cstheme="minorAscii"/>
+              </w:rPr>
+            </w:pPr>
+            <w:r>
+              <w:rPr>
+                <w:rFonts w:ascii="Aptos" w:hAnsi="Aptos" w:eastAsia="Aptos" w:cs="Aptos" w:asciiTheme="minorAscii" w:hAnsiTheme="minorAscii" w:eastAsiaTheme="minorAscii" w:cstheme="minorAscii"/>
+              </w:rPr>
+              <w:t>Saif Ul Islam</w:t>
+            </w:r>
+          </w:p>
+          <w:p>
+            <w:pPr>
+              <w:rPr>
+                <w:rFonts w:ascii="Aptos" w:hAnsi="Aptos" w:eastAsia="Aptos" w:cs="Aptos" w:asciiTheme="minorAscii" w:hAnsiTheme="minorAscii" w:eastAsiaTheme="minorAscii" w:cstheme="minorAscii"/>
+              </w:rPr>
+            </w:pPr>
+            <w:r>
+              <w:rPr>
+                <w:rFonts w:ascii="Aptos" w:hAnsi="Aptos" w:eastAsia="Aptos" w:cs="Aptos" w:asciiTheme="minorAscii" w:hAnsiTheme="minorAscii" w:eastAsiaTheme="minorAscii" w:cstheme="minorAscii"/>
+              </w:rPr>
+              <w:t>Hussain Sadaqat</w:t>
+            </w:r>
+          </w:p>
+          <w:p>
+            <w:pPr>
+              <w:rPr>
+                <w:rFonts w:ascii="Aptos" w:hAnsi="Aptos" w:eastAsia="Aptos" w:cs="Aptos" w:asciiTheme="minorAscii" w:hAnsiTheme="minorAscii" w:eastAsiaTheme="minorAscii" w:cstheme="minorAscii"/>
+              </w:rPr>
+            </w:pPr>
+            <w:r>
+              <w:rPr>
+                <w:rFonts w:ascii="Aptos" w:hAnsi="Aptos" w:eastAsia="Aptos" w:cs="Aptos" w:asciiTheme="minorAscii" w:hAnsiTheme="minorAscii" w:eastAsiaTheme="minorAscii" w:cstheme="minorAscii"/>
+              </w:rPr>
+              <w:t>Emmannuel</w:t>
+            </w:r>
+            <w:r>
+              <w:rPr>
+                <w:rFonts w:ascii="Aptos" w:hAnsi="Aptos" w:eastAsia="Aptos" w:cs="Aptos" w:asciiTheme="minorAscii" w:hAnsiTheme="minorAscii" w:eastAsiaTheme="minorAscii" w:cstheme="minorAscii"/>
+              </w:rPr>
+              <w:t xml:space="preserve"> </w:t>
+            </w:r>
+            <w:r>
+              <w:rPr>
+                <w:rFonts w:ascii="Aptos" w:hAnsi="Aptos" w:eastAsia="Aptos" w:cs="Aptos" w:asciiTheme="minorAscii" w:hAnsiTheme="minorAscii" w:eastAsiaTheme="minorAscii" w:cstheme="minorAscii"/>
+              </w:rPr>
+              <w:t>Oluwasesi</w:t>
+            </w:r>
+          </w:p>
+          <w:p>
+            <w:pPr>
+              <w:rPr>
+                <w:rFonts w:ascii="Aptos" w:hAnsi="Aptos" w:eastAsia="Aptos" w:cs="Aptos" w:asciiTheme="minorAscii" w:hAnsiTheme="minorAscii" w:eastAsiaTheme="minorAscii" w:cstheme="minorAscii"/>
+              </w:rPr>
+            </w:pPr>
+            <w:r>
+              <w:rPr>
+                <w:rFonts w:ascii="Aptos" w:hAnsi="Aptos" w:eastAsia="Aptos" w:cs="Aptos" w:asciiTheme="minorAscii" w:hAnsiTheme="minorAscii" w:eastAsiaTheme="minorAscii" w:cstheme="minorAscii"/>
+              </w:rPr>
+              <w:t>Muskan Devi</w:t>
+            </w:r>
+          </w:p>
+          <w:p>
+            <w:pPr>
+              <w:pStyle w:val="Normal"/>
+              <w:rPr>
+                <w:rFonts w:ascii="Aptos" w:hAnsi="Aptos" w:eastAsia="Aptos" w:cs="Aptos" w:asciiTheme="minorAscii" w:hAnsiTheme="minorAscii" w:eastAsiaTheme="minorAscii" w:cstheme="minorAscii"/>
+              </w:rPr>
+            </w:pPr>
+          </w:p>
+        </w:tc>
+        <w:tc>
+          <w:tcPr>
+            <w:tcW w:w="3120" w:type="dxa"/>
+            <w:tcMar/>
+          </w:tcPr>
+          <w:p>
+            <w:pPr>
+              <w:spacing w:before="240" w:beforeAutospacing="off" w:after="240" w:afterAutospacing="off"/>
+              <w:rPr>
+                <w:rFonts w:ascii="Aptos" w:hAnsi="Aptos" w:eastAsia="Aptos" w:cs="Aptos" w:asciiTheme="minorAscii" w:hAnsiTheme="minorAscii" w:eastAsiaTheme="minorAscii" w:cstheme="minorAscii"/>
+                <w:noProof w:val="0"/>
+                <w:sz w:val="24"/>
+                <w:szCs w:val="24"/>
+                <w:lang w:val="en-US"/>
+              </w:rPr>
+            </w:pPr>
+            <w:r>
+              <w:rPr>
+                <w:rFonts w:ascii="Aptos" w:hAnsi="Aptos" w:eastAsia="Aptos" w:cs="Aptos" w:asciiTheme="minorAscii" w:hAnsiTheme="minorAscii" w:eastAsiaTheme="minorAscii" w:cstheme="minorAscii"/>
+                <w:noProof w:val="0"/>
+                <w:sz w:val="24"/>
+                <w:szCs w:val="24"/>
+                <w:lang w:val="en-US"/>
+              </w:rPr>
+              <w:t xml:space="preserve">The meeting began with a status update on the tasks assigned during the previous week. The </w:t>
+            </w:r>
+            <w:r>
+              <w:rPr>
+                <w:rFonts w:ascii="Aptos" w:hAnsi="Aptos" w:eastAsia="Aptos" w:cs="Aptos" w:asciiTheme="minorAscii" w:hAnsiTheme="minorAscii" w:eastAsiaTheme="minorAscii" w:cstheme="minorAscii"/>
+                <w:noProof w:val="0"/>
+                <w:sz w:val="24"/>
+                <w:szCs w:val="24"/>
+                <w:lang w:val="en-US"/>
+              </w:rPr>
+              <w:t>frontend</w:t>
+            </w:r>
+            <w:r>
+              <w:rPr>
+                <w:rFonts w:ascii="Aptos" w:hAnsi="Aptos" w:eastAsia="Aptos" w:cs="Aptos" w:asciiTheme="minorAscii" w:hAnsiTheme="minorAscii" w:eastAsiaTheme="minorAscii" w:cstheme="minorAscii"/>
+                <w:noProof w:val="0"/>
+                <w:sz w:val="24"/>
+                <w:szCs w:val="24"/>
+                <w:lang w:val="en-US"/>
+              </w:rPr>
+              <w:t xml:space="preserve"> improvements had mostly been completed and reviewed collaboratively by the group.</w:t>
+            </w:r>
+            <w:r>
+              <w:br/>
+            </w:r>
+            <w:r>
+              <w:rPr>
+                <w:rFonts w:ascii="Aptos" w:hAnsi="Aptos" w:eastAsia="Aptos" w:cs="Aptos" w:asciiTheme="minorAscii" w:hAnsiTheme="minorAscii" w:eastAsiaTheme="minorAscii" w:cstheme="minorAscii"/>
+                <w:noProof w:val="0"/>
+                <w:sz w:val="24"/>
+                <w:szCs w:val="24"/>
+                <w:lang w:val="en-US"/>
+              </w:rPr>
+              <w:t xml:space="preserve"> Each team member </w:t>
+            </w:r>
+            <w:r>
+              <w:rPr>
+                <w:rFonts w:ascii="Aptos" w:hAnsi="Aptos" w:eastAsia="Aptos" w:cs="Aptos" w:asciiTheme="minorAscii" w:hAnsiTheme="minorAscii" w:eastAsiaTheme="minorAscii" w:cstheme="minorAscii"/>
+                <w:noProof w:val="0"/>
+                <w:sz w:val="24"/>
+                <w:szCs w:val="24"/>
+                <w:lang w:val="en-US"/>
+              </w:rPr>
+              <w:t>showcased</w:t>
+            </w:r>
+            <w:r>
+              <w:rPr>
+                <w:rFonts w:ascii="Aptos" w:hAnsi="Aptos" w:eastAsia="Aptos" w:cs="Aptos" w:asciiTheme="minorAscii" w:hAnsiTheme="minorAscii" w:eastAsiaTheme="minorAscii" w:cstheme="minorAscii"/>
+                <w:noProof w:val="0"/>
+                <w:sz w:val="24"/>
+                <w:szCs w:val="24"/>
+                <w:lang w:val="en-US"/>
+              </w:rPr>
+              <w:t xml:space="preserve"> their work:</w:t>
+            </w:r>
+          </w:p>
+          <w:p>
+            <w:pPr>
+              <w:pStyle w:val="ListParagraph"/>
+              <w:numPr>
+                <w:ilvl w:val="0"/>
+                <w:numId w:val="2"/>
+              </w:numPr>
+              <w:spacing w:before="240" w:beforeAutospacing="off" w:after="240" w:afterAutospacing="off"/>
+              <w:rPr>
+                <w:rFonts w:ascii="Aptos" w:hAnsi="Aptos" w:eastAsia="Aptos" w:cs="Aptos" w:asciiTheme="minorAscii" w:hAnsiTheme="minorAscii" w:eastAsiaTheme="minorAscii" w:cstheme="minorAscii"/>
+                <w:noProof w:val="0"/>
+                <w:sz w:val="24"/>
+                <w:szCs w:val="24"/>
+                <w:lang w:val="en-US"/>
+              </w:rPr>
+            </w:pPr>
+            <w:r>
+              <w:rPr>
+                <w:rFonts w:ascii="Aptos" w:hAnsi="Aptos" w:eastAsia="Aptos" w:cs="Aptos" w:asciiTheme="minorAscii" w:hAnsiTheme="minorAscii" w:eastAsiaTheme="minorAscii" w:cstheme="minorAscii"/>
+                <w:b w:val="1"/>
+                <w:bCs w:val="1"/>
+                <w:noProof w:val="0"/>
+                <w:sz w:val="24"/>
+                <w:szCs w:val="24"/>
+                <w:lang w:val="en-US"/>
+              </w:rPr>
+              <w:t>Haris</w:t>
+            </w:r>
+            <w:r>
+              <w:rPr>
+                <w:rFonts w:ascii="Aptos" w:hAnsi="Aptos" w:eastAsia="Aptos" w:cs="Aptos" w:asciiTheme="minorAscii" w:hAnsiTheme="minorAscii" w:eastAsiaTheme="minorAscii" w:cstheme="minorAscii"/>
+                <w:noProof w:val="0"/>
+                <w:sz w:val="24"/>
+                <w:szCs w:val="24"/>
+                <w:lang w:val="en-US"/>
+              </w:rPr>
+              <w:t xml:space="preserve"> </w:t>
+            </w:r>
+            <w:r>
+              <w:rPr>
+                <w:rFonts w:ascii="Aptos" w:hAnsi="Aptos" w:eastAsia="Aptos" w:cs="Aptos" w:asciiTheme="minorAscii" w:hAnsiTheme="minorAscii" w:eastAsiaTheme="minorAscii" w:cstheme="minorAscii"/>
+                <w:noProof w:val="0"/>
+                <w:sz w:val="24"/>
+                <w:szCs w:val="24"/>
+                <w:lang w:val="en-US"/>
+              </w:rPr>
+              <w:t>demonstrated</w:t>
+            </w:r>
+            <w:r>
+              <w:rPr>
+                <w:rFonts w:ascii="Aptos" w:hAnsi="Aptos" w:eastAsia="Aptos" w:cs="Aptos" w:asciiTheme="minorAscii" w:hAnsiTheme="minorAscii" w:eastAsiaTheme="minorAscii" w:cstheme="minorAscii"/>
+                <w:noProof w:val="0"/>
+                <w:sz w:val="24"/>
+                <w:szCs w:val="24"/>
+                <w:lang w:val="en-US"/>
+              </w:rPr>
+              <w:t xml:space="preserve"> the search bar functionality integrated across the platform and the keyword filtering on the View Jobs page.</w:t>
+            </w:r>
+          </w:p>
+          <w:p>
+            <w:pPr>
+              <w:pStyle w:val="ListParagraph"/>
+              <w:numPr>
+                <w:ilvl w:val="0"/>
+                <w:numId w:val="2"/>
+              </w:numPr>
+              <w:spacing w:before="240" w:beforeAutospacing="off" w:after="240" w:afterAutospacing="off"/>
+              <w:rPr>
+                <w:rFonts w:ascii="Aptos" w:hAnsi="Aptos" w:eastAsia="Aptos" w:cs="Aptos" w:asciiTheme="minorAscii" w:hAnsiTheme="minorAscii" w:eastAsiaTheme="minorAscii" w:cstheme="minorAscii"/>
+                <w:noProof w:val="0"/>
+                <w:sz w:val="24"/>
+                <w:szCs w:val="24"/>
+                <w:lang w:val="en-US"/>
+              </w:rPr>
+            </w:pPr>
+            <w:r>
+              <w:rPr>
+                <w:rFonts w:ascii="Aptos" w:hAnsi="Aptos" w:eastAsia="Aptos" w:cs="Aptos" w:asciiTheme="minorAscii" w:hAnsiTheme="minorAscii" w:eastAsiaTheme="minorAscii" w:cstheme="minorAscii"/>
+                <w:b w:val="1"/>
+                <w:bCs w:val="1"/>
+                <w:noProof w:val="0"/>
+                <w:sz w:val="24"/>
+                <w:szCs w:val="24"/>
+                <w:lang w:val="en-US"/>
+              </w:rPr>
+              <w:t>Muskan</w:t>
+            </w:r>
+            <w:r>
+              <w:rPr>
+                <w:rFonts w:ascii="Aptos" w:hAnsi="Aptos" w:eastAsia="Aptos" w:cs="Aptos" w:asciiTheme="minorAscii" w:hAnsiTheme="minorAscii" w:eastAsiaTheme="minorAscii" w:cstheme="minorAscii"/>
+                <w:noProof w:val="0"/>
+                <w:sz w:val="24"/>
+                <w:szCs w:val="24"/>
+                <w:lang w:val="en-US"/>
+              </w:rPr>
+              <w:t xml:space="preserve"> walked through the updated layout and responsive sidebar, </w:t>
+            </w:r>
+            <w:r>
+              <w:rPr>
+                <w:rFonts w:ascii="Aptos" w:hAnsi="Aptos" w:eastAsia="Aptos" w:cs="Aptos" w:asciiTheme="minorAscii" w:hAnsiTheme="minorAscii" w:eastAsiaTheme="minorAscii" w:cstheme="minorAscii"/>
+                <w:noProof w:val="0"/>
+                <w:sz w:val="24"/>
+                <w:szCs w:val="24"/>
+                <w:lang w:val="en-US"/>
+              </w:rPr>
+              <w:t>showcasing</w:t>
+            </w:r>
+            <w:r>
+              <w:rPr>
+                <w:rFonts w:ascii="Aptos" w:hAnsi="Aptos" w:eastAsia="Aptos" w:cs="Aptos" w:asciiTheme="minorAscii" w:hAnsiTheme="minorAscii" w:eastAsiaTheme="minorAscii" w:cstheme="minorAscii"/>
+                <w:noProof w:val="0"/>
+                <w:sz w:val="24"/>
+                <w:szCs w:val="24"/>
+                <w:lang w:val="en-US"/>
+              </w:rPr>
+              <w:t xml:space="preserve"> centered </w:t>
+            </w:r>
+            <w:r>
+              <w:rPr>
+                <w:rFonts w:ascii="Aptos" w:hAnsi="Aptos" w:eastAsia="Aptos" w:cs="Aptos" w:asciiTheme="minorAscii" w:hAnsiTheme="minorAscii" w:eastAsiaTheme="minorAscii" w:cstheme="minorAscii"/>
+                <w:noProof w:val="0"/>
+                <w:sz w:val="24"/>
+                <w:szCs w:val="24"/>
+                <w:lang w:val="en-US"/>
+              </w:rPr>
+              <w:t>content</w:t>
+            </w:r>
+            <w:r>
+              <w:rPr>
+                <w:rFonts w:ascii="Aptos" w:hAnsi="Aptos" w:eastAsia="Aptos" w:cs="Aptos" w:asciiTheme="minorAscii" w:hAnsiTheme="minorAscii" w:eastAsiaTheme="minorAscii" w:cstheme="minorAscii"/>
+                <w:noProof w:val="0"/>
+                <w:sz w:val="24"/>
+                <w:szCs w:val="24"/>
+                <w:lang w:val="en-US"/>
+              </w:rPr>
+              <w:t xml:space="preserve"> and improved spacing on all screens.</w:t>
+            </w:r>
+          </w:p>
+          <w:p>
+            <w:pPr>
+              <w:pStyle w:val="ListParagraph"/>
+              <w:numPr>
+                <w:ilvl w:val="0"/>
+                <w:numId w:val="2"/>
+              </w:numPr>
+              <w:spacing w:before="240" w:beforeAutospacing="off" w:after="240" w:afterAutospacing="off"/>
+              <w:rPr>
+                <w:rFonts w:ascii="Aptos" w:hAnsi="Aptos" w:eastAsia="Aptos" w:cs="Aptos" w:asciiTheme="minorAscii" w:hAnsiTheme="minorAscii" w:eastAsiaTheme="minorAscii" w:cstheme="minorAscii"/>
+                <w:noProof w:val="0"/>
+                <w:sz w:val="24"/>
+                <w:szCs w:val="24"/>
+                <w:lang w:val="en-US"/>
+              </w:rPr>
+            </w:pPr>
+            <w:r>
+              <w:rPr>
+                <w:rFonts w:ascii="Aptos" w:hAnsi="Aptos" w:eastAsia="Aptos" w:cs="Aptos" w:asciiTheme="minorAscii" w:hAnsiTheme="minorAscii" w:eastAsiaTheme="minorAscii" w:cstheme="minorAscii"/>
+                <w:b w:val="1"/>
+                <w:bCs w:val="1"/>
+                <w:noProof w:val="0"/>
+                <w:sz w:val="24"/>
+                <w:szCs w:val="24"/>
+                <w:lang w:val="en-US"/>
+              </w:rPr>
+              <w:t>Emmannuel</w:t>
+            </w:r>
+            <w:r>
+              <w:rPr>
+                <w:rFonts w:ascii="Aptos" w:hAnsi="Aptos" w:eastAsia="Aptos" w:cs="Aptos" w:asciiTheme="minorAscii" w:hAnsiTheme="minorAscii" w:eastAsiaTheme="minorAscii" w:cstheme="minorAscii"/>
+                <w:noProof w:val="0"/>
+                <w:sz w:val="24"/>
+                <w:szCs w:val="24"/>
+                <w:lang w:val="en-US"/>
+              </w:rPr>
+              <w:t xml:space="preserve"> showed the new login/logout flow and confirmed that the user's session dynamically updates the navigation bar.</w:t>
+            </w:r>
+          </w:p>
+          <w:p>
+            <w:pPr>
+              <w:pStyle w:val="ListParagraph"/>
+              <w:numPr>
+                <w:ilvl w:val="0"/>
+                <w:numId w:val="2"/>
+              </w:numPr>
+              <w:spacing w:before="240" w:beforeAutospacing="off" w:after="240" w:afterAutospacing="off"/>
+              <w:rPr>
+                <w:rFonts w:ascii="Aptos" w:hAnsi="Aptos" w:eastAsia="Aptos" w:cs="Aptos" w:asciiTheme="minorAscii" w:hAnsiTheme="minorAscii" w:eastAsiaTheme="minorAscii" w:cstheme="minorAscii"/>
+                <w:noProof w:val="0"/>
+                <w:sz w:val="24"/>
+                <w:szCs w:val="24"/>
+                <w:lang w:val="en-US"/>
+              </w:rPr>
+            </w:pPr>
+            <w:r>
+              <w:rPr>
+                <w:rFonts w:ascii="Aptos" w:hAnsi="Aptos" w:eastAsia="Aptos" w:cs="Aptos" w:asciiTheme="minorAscii" w:hAnsiTheme="minorAscii" w:eastAsiaTheme="minorAscii" w:cstheme="minorAscii"/>
+                <w:b w:val="1"/>
+                <w:bCs w:val="1"/>
+                <w:noProof w:val="0"/>
+                <w:sz w:val="24"/>
+                <w:szCs w:val="24"/>
+                <w:lang w:val="en-US"/>
+              </w:rPr>
+              <w:t>Hussain</w:t>
+            </w:r>
+            <w:r>
+              <w:rPr>
+                <w:rFonts w:ascii="Aptos" w:hAnsi="Aptos" w:eastAsia="Aptos" w:cs="Aptos" w:asciiTheme="minorAscii" w:hAnsiTheme="minorAscii" w:eastAsiaTheme="minorAscii" w:cstheme="minorAscii"/>
+                <w:noProof w:val="0"/>
+                <w:sz w:val="24"/>
+                <w:szCs w:val="24"/>
+                <w:lang w:val="en-US"/>
+              </w:rPr>
+              <w:t xml:space="preserve"> </w:t>
+            </w:r>
+            <w:r>
+              <w:rPr>
+                <w:rFonts w:ascii="Aptos" w:hAnsi="Aptos" w:eastAsia="Aptos" w:cs="Aptos" w:asciiTheme="minorAscii" w:hAnsiTheme="minorAscii" w:eastAsiaTheme="minorAscii" w:cstheme="minorAscii"/>
+                <w:noProof w:val="0"/>
+                <w:sz w:val="24"/>
+                <w:szCs w:val="24"/>
+                <w:lang w:val="en-US"/>
+              </w:rPr>
+              <w:t>showcased</w:t>
+            </w:r>
+            <w:r>
+              <w:rPr>
+                <w:rFonts w:ascii="Aptos" w:hAnsi="Aptos" w:eastAsia="Aptos" w:cs="Aptos" w:asciiTheme="minorAscii" w:hAnsiTheme="minorAscii" w:eastAsiaTheme="minorAscii" w:cstheme="minorAscii"/>
+                <w:noProof w:val="0"/>
+                <w:sz w:val="24"/>
+                <w:szCs w:val="24"/>
+                <w:lang w:val="en-US"/>
+              </w:rPr>
+              <w:t xml:space="preserve"> the filter dropdown working on job listings, which allows users to narrow jobs by location and rating.</w:t>
+            </w:r>
+          </w:p>
+          <w:p>
+            <w:pPr>
+              <w:pStyle w:val="ListParagraph"/>
+              <w:numPr>
+                <w:ilvl w:val="0"/>
+                <w:numId w:val="2"/>
+              </w:numPr>
+              <w:spacing w:before="240" w:beforeAutospacing="off" w:after="240" w:afterAutospacing="off"/>
+              <w:rPr>
+                <w:rFonts w:ascii="Aptos" w:hAnsi="Aptos" w:eastAsia="Aptos" w:cs="Aptos" w:asciiTheme="minorAscii" w:hAnsiTheme="minorAscii" w:eastAsiaTheme="minorAscii" w:cstheme="minorAscii"/>
+                <w:noProof w:val="0"/>
+                <w:sz w:val="24"/>
+                <w:szCs w:val="24"/>
+                <w:lang w:val="en-US"/>
+              </w:rPr>
+            </w:pPr>
+            <w:r>
+              <w:rPr>
+                <w:rFonts w:ascii="Aptos" w:hAnsi="Aptos" w:eastAsia="Aptos" w:cs="Aptos" w:asciiTheme="minorAscii" w:hAnsiTheme="minorAscii" w:eastAsiaTheme="minorAscii" w:cstheme="minorAscii"/>
+                <w:b w:val="1"/>
+                <w:bCs w:val="1"/>
+                <w:noProof w:val="0"/>
+                <w:sz w:val="24"/>
+                <w:szCs w:val="24"/>
+                <w:lang w:val="en-US"/>
+              </w:rPr>
+              <w:t>Saif</w:t>
+            </w:r>
+            <w:r>
+              <w:rPr>
+                <w:rFonts w:ascii="Aptos" w:hAnsi="Aptos" w:eastAsia="Aptos" w:cs="Aptos" w:asciiTheme="minorAscii" w:hAnsiTheme="minorAscii" w:eastAsiaTheme="minorAscii" w:cstheme="minorAscii"/>
+                <w:noProof w:val="0"/>
+                <w:sz w:val="24"/>
+                <w:szCs w:val="24"/>
+                <w:lang w:val="en-US"/>
+              </w:rPr>
+              <w:t xml:space="preserve"> </w:t>
+            </w:r>
+            <w:r>
+              <w:rPr>
+                <w:rFonts w:ascii="Aptos" w:hAnsi="Aptos" w:eastAsia="Aptos" w:cs="Aptos" w:asciiTheme="minorAscii" w:hAnsiTheme="minorAscii" w:eastAsiaTheme="minorAscii" w:cstheme="minorAscii"/>
+                <w:noProof w:val="0"/>
+                <w:sz w:val="24"/>
+                <w:szCs w:val="24"/>
+                <w:lang w:val="en-US"/>
+              </w:rPr>
+              <w:t>demonstrated</w:t>
+            </w:r>
+            <w:r>
+              <w:rPr>
+                <w:rFonts w:ascii="Aptos" w:hAnsi="Aptos" w:eastAsia="Aptos" w:cs="Aptos" w:asciiTheme="minorAscii" w:hAnsiTheme="minorAscii" w:eastAsiaTheme="minorAscii" w:cstheme="minorAscii"/>
+                <w:noProof w:val="0"/>
+                <w:sz w:val="24"/>
+                <w:szCs w:val="24"/>
+                <w:lang w:val="en-US"/>
+              </w:rPr>
+              <w:t xml:space="preserve"> the removal of the "See More" section and tested the new admin deletion feature.</w:t>
+            </w:r>
+          </w:p>
+          <w:p>
+            <w:pPr>
+              <w:pStyle w:val="ListParagraph"/>
+              <w:numPr>
+                <w:ilvl w:val="0"/>
+                <w:numId w:val="2"/>
+              </w:numPr>
+              <w:spacing w:before="240" w:beforeAutospacing="off" w:after="240" w:afterAutospacing="off"/>
+              <w:rPr>
+                <w:rFonts w:ascii="Aptos" w:hAnsi="Aptos" w:eastAsia="Aptos" w:cs="Aptos" w:asciiTheme="minorAscii" w:hAnsiTheme="minorAscii" w:eastAsiaTheme="minorAscii" w:cstheme="minorAscii"/>
+                <w:noProof w:val="0"/>
+                <w:sz w:val="24"/>
+                <w:szCs w:val="24"/>
+                <w:lang w:val="en-US"/>
+              </w:rPr>
+            </w:pPr>
+            <w:r>
+              <w:rPr>
+                <w:rFonts w:ascii="Aptos" w:hAnsi="Aptos" w:eastAsia="Aptos" w:cs="Aptos" w:asciiTheme="minorAscii" w:hAnsiTheme="minorAscii" w:eastAsiaTheme="minorAscii" w:cstheme="minorAscii"/>
+                <w:b w:val="1"/>
+                <w:bCs w:val="1"/>
+                <w:noProof w:val="0"/>
+                <w:sz w:val="24"/>
+                <w:szCs w:val="24"/>
+                <w:lang w:val="en-US"/>
+              </w:rPr>
+              <w:t>Aurangzaib</w:t>
+            </w:r>
+            <w:r>
+              <w:rPr>
+                <w:rFonts w:ascii="Aptos" w:hAnsi="Aptos" w:eastAsia="Aptos" w:cs="Aptos" w:asciiTheme="minorAscii" w:hAnsiTheme="minorAscii" w:eastAsiaTheme="minorAscii" w:cstheme="minorAscii"/>
+                <w:noProof w:val="0"/>
+                <w:sz w:val="24"/>
+                <w:szCs w:val="24"/>
+                <w:lang w:val="en-US"/>
+              </w:rPr>
+              <w:t xml:space="preserve"> successfully implemented a backend interaction that stores job applications per user when “Apply Now” is confirmed.</w:t>
+            </w:r>
+          </w:p>
+          <w:p>
+            <w:pPr>
+              <w:pStyle w:val="Normal"/>
+              <w:rPr>
+                <w:rFonts w:ascii="Aptos" w:hAnsi="Aptos" w:eastAsia="Aptos" w:cs="Aptos" w:asciiTheme="minorAscii" w:hAnsiTheme="minorAscii" w:eastAsiaTheme="minorAscii" w:cstheme="minorAscii"/>
+              </w:rPr>
+            </w:pPr>
+          </w:p>
+        </w:tc>
+      </w:tr>
+      <w:tr>
+        <w:trPr>
+          <w:trHeight w:val="300"/>
+        </w:trPr>
+        <w:tc>
+          <w:tcPr>
+            <w:tcW w:w="3120" w:type="dxa"/>
+            <w:tcMar/>
+          </w:tcPr>
+          <w:p>
+            <w:pPr>
+              <w:pStyle w:val="Normal"/>
+              <w:rPr>
+                <w:rFonts w:ascii="Aptos" w:hAnsi="Aptos" w:eastAsia="Aptos" w:cs="Aptos" w:asciiTheme="minorAscii" w:hAnsiTheme="minorAscii" w:eastAsiaTheme="minorAscii" w:cstheme="minorAscii"/>
+              </w:rPr>
+            </w:pPr>
+            <w:r>
+              <w:rPr>
+                <w:rFonts w:ascii="Aptos" w:hAnsi="Aptos" w:eastAsia="Aptos" w:cs="Aptos" w:asciiTheme="minorAscii" w:hAnsiTheme="minorAscii" w:eastAsiaTheme="minorAscii" w:cstheme="minorAscii"/>
+              </w:rPr>
+              <w:t>7</w:t>
+            </w:r>
+            <w:r>
+              <w:rPr>
+                <w:rFonts w:ascii="Aptos" w:hAnsi="Aptos" w:eastAsia="Aptos" w:cs="Aptos" w:asciiTheme="minorAscii" w:hAnsiTheme="minorAscii" w:eastAsiaTheme="minorAscii" w:cstheme="minorAscii"/>
+              </w:rPr>
+              <w:t>/4/25</w:t>
+            </w:r>
+            <w:r>
+              <w:rPr>
+                <w:rFonts w:ascii="Aptos" w:hAnsi="Aptos" w:eastAsia="Aptos" w:cs="Aptos" w:asciiTheme="minorAscii" w:hAnsiTheme="minorAscii" w:eastAsiaTheme="minorAscii" w:cstheme="minorAscii"/>
+              </w:rPr>
+              <w:t>- week 12</w:t>
+            </w:r>
+          </w:p>
+        </w:tc>
+        <w:tc>
+          <w:tcPr>
+            <w:tcW w:w="3120" w:type="dxa"/>
+            <w:tcMar/>
+          </w:tcPr>
+          <w:p>
+            <w:pPr>
+              <w:rPr>
+                <w:rFonts w:ascii="Aptos" w:hAnsi="Aptos" w:eastAsia="Aptos" w:cs="Aptos" w:asciiTheme="minorAscii" w:hAnsiTheme="minorAscii" w:eastAsiaTheme="minorAscii" w:cstheme="minorAscii"/>
+              </w:rPr>
+            </w:pPr>
+            <w:r>
+              <w:rPr>
+                <w:rFonts w:ascii="Aptos" w:hAnsi="Aptos" w:eastAsia="Aptos" w:cs="Aptos" w:asciiTheme="minorAscii" w:hAnsiTheme="minorAscii" w:eastAsiaTheme="minorAscii" w:cstheme="minorAscii"/>
+              </w:rPr>
+              <w:t>Haris Dawood</w:t>
+            </w:r>
+          </w:p>
+          <w:p>
+            <w:pPr>
+              <w:rPr>
+                <w:rFonts w:ascii="Aptos" w:hAnsi="Aptos" w:eastAsia="Aptos" w:cs="Aptos" w:asciiTheme="minorAscii" w:hAnsiTheme="minorAscii" w:eastAsiaTheme="minorAscii" w:cstheme="minorAscii"/>
+              </w:rPr>
+            </w:pPr>
+            <w:r>
+              <w:rPr>
+                <w:rFonts w:ascii="Aptos" w:hAnsi="Aptos" w:eastAsia="Aptos" w:cs="Aptos" w:asciiTheme="minorAscii" w:hAnsiTheme="minorAscii" w:eastAsiaTheme="minorAscii" w:cstheme="minorAscii"/>
+              </w:rPr>
+              <w:t>Aurangzaib</w:t>
+            </w:r>
+            <w:r>
+              <w:rPr>
+                <w:rFonts w:ascii="Aptos" w:hAnsi="Aptos" w:eastAsia="Aptos" w:cs="Aptos" w:asciiTheme="minorAscii" w:hAnsiTheme="minorAscii" w:eastAsiaTheme="minorAscii" w:cstheme="minorAscii"/>
+              </w:rPr>
+              <w:t xml:space="preserve"> Rana</w:t>
+            </w:r>
+          </w:p>
+          <w:p>
+            <w:pPr>
+              <w:rPr>
+                <w:rFonts w:ascii="Aptos" w:hAnsi="Aptos" w:eastAsia="Aptos" w:cs="Aptos" w:asciiTheme="minorAscii" w:hAnsiTheme="minorAscii" w:eastAsiaTheme="minorAscii" w:cstheme="minorAscii"/>
+              </w:rPr>
+            </w:pPr>
+            <w:r>
+              <w:rPr>
+                <w:rFonts w:ascii="Aptos" w:hAnsi="Aptos" w:eastAsia="Aptos" w:cs="Aptos" w:asciiTheme="minorAscii" w:hAnsiTheme="minorAscii" w:eastAsiaTheme="minorAscii" w:cstheme="minorAscii"/>
+              </w:rPr>
+              <w:t>Saif Ul Islam</w:t>
+            </w:r>
+          </w:p>
+          <w:p>
+            <w:pPr>
+              <w:rPr>
+                <w:rFonts w:ascii="Aptos" w:hAnsi="Aptos" w:eastAsia="Aptos" w:cs="Aptos" w:asciiTheme="minorAscii" w:hAnsiTheme="minorAscii" w:eastAsiaTheme="minorAscii" w:cstheme="minorAscii"/>
+              </w:rPr>
+            </w:pPr>
+            <w:r>
+              <w:rPr>
+                <w:rFonts w:ascii="Aptos" w:hAnsi="Aptos" w:eastAsia="Aptos" w:cs="Aptos" w:asciiTheme="minorAscii" w:hAnsiTheme="minorAscii" w:eastAsiaTheme="minorAscii" w:cstheme="minorAscii"/>
+              </w:rPr>
+              <w:t>Hussain Sadaqat</w:t>
+            </w:r>
+          </w:p>
+          <w:p>
+            <w:pPr>
+              <w:rPr>
+                <w:rFonts w:ascii="Aptos" w:hAnsi="Aptos" w:eastAsia="Aptos" w:cs="Aptos" w:asciiTheme="minorAscii" w:hAnsiTheme="minorAscii" w:eastAsiaTheme="minorAscii" w:cstheme="minorAscii"/>
+              </w:rPr>
+            </w:pPr>
+            <w:r>
+              <w:rPr>
+                <w:rFonts w:ascii="Aptos" w:hAnsi="Aptos" w:eastAsia="Aptos" w:cs="Aptos" w:asciiTheme="minorAscii" w:hAnsiTheme="minorAscii" w:eastAsiaTheme="minorAscii" w:cstheme="minorAscii"/>
+              </w:rPr>
+              <w:t>Emmannuel</w:t>
+            </w:r>
+            <w:r>
+              <w:rPr>
+                <w:rFonts w:ascii="Aptos" w:hAnsi="Aptos" w:eastAsia="Aptos" w:cs="Aptos" w:asciiTheme="minorAscii" w:hAnsiTheme="minorAscii" w:eastAsiaTheme="minorAscii" w:cstheme="minorAscii"/>
+              </w:rPr>
+              <w:t xml:space="preserve"> </w:t>
+            </w:r>
+            <w:r>
+              <w:rPr>
+                <w:rFonts w:ascii="Aptos" w:hAnsi="Aptos" w:eastAsia="Aptos" w:cs="Aptos" w:asciiTheme="minorAscii" w:hAnsiTheme="minorAscii" w:eastAsiaTheme="minorAscii" w:cstheme="minorAscii"/>
+              </w:rPr>
+              <w:t>Oluwasesi</w:t>
+            </w:r>
+          </w:p>
+          <w:p>
+            <w:pPr>
+              <w:rPr>
+                <w:rFonts w:ascii="Aptos" w:hAnsi="Aptos" w:eastAsia="Aptos" w:cs="Aptos" w:asciiTheme="minorAscii" w:hAnsiTheme="minorAscii" w:eastAsiaTheme="minorAscii" w:cstheme="minorAscii"/>
+              </w:rPr>
+            </w:pPr>
+            <w:r>
+              <w:rPr>
+                <w:rFonts w:ascii="Aptos" w:hAnsi="Aptos" w:eastAsia="Aptos" w:cs="Aptos" w:asciiTheme="minorAscii" w:hAnsiTheme="minorAscii" w:eastAsiaTheme="minorAscii" w:cstheme="minorAscii"/>
+              </w:rPr>
+              <w:t>Muskan Devi</w:t>
+            </w:r>
+          </w:p>
+          <w:p>
+            <w:pPr>
+              <w:pStyle w:val="Normal"/>
+              <w:rPr>
+                <w:rFonts w:ascii="Aptos" w:hAnsi="Aptos" w:eastAsia="Aptos" w:cs="Aptos" w:asciiTheme="minorAscii" w:hAnsiTheme="minorAscii" w:eastAsiaTheme="minorAscii" w:cstheme="minorAscii"/>
+              </w:rPr>
+            </w:pPr>
+          </w:p>
+        </w:tc>
+        <w:tc>
+          <w:tcPr>
+            <w:tcW w:w="3120" w:type="dxa"/>
+            <w:tcMar/>
+          </w:tcPr>
+          <w:p>
+            <w:pPr>
+              <w:spacing w:before="240" w:beforeAutospacing="off" w:after="240" w:afterAutospacing="off"/>
+              <w:rPr>
+                <w:rFonts w:ascii="Aptos" w:hAnsi="Aptos" w:eastAsia="Aptos" w:cs="Aptos" w:asciiTheme="minorAscii" w:hAnsiTheme="minorAscii" w:eastAsiaTheme="minorAscii" w:cstheme="minorAscii"/>
+                <w:noProof w:val="0"/>
+                <w:sz w:val="24"/>
+                <w:szCs w:val="24"/>
+                <w:lang w:val="en-US"/>
+              </w:rPr>
+            </w:pPr>
+            <w:r>
+              <w:rPr>
+                <w:rFonts w:ascii="Aptos" w:hAnsi="Aptos" w:eastAsia="Aptos" w:cs="Aptos" w:asciiTheme="minorAscii" w:hAnsiTheme="minorAscii" w:eastAsiaTheme="minorAscii" w:cstheme="minorAscii"/>
+                <w:noProof w:val="0"/>
+                <w:sz w:val="24"/>
+                <w:szCs w:val="24"/>
+                <w:lang w:val="en-US"/>
+              </w:rPr>
+              <w:t xml:space="preserve">The focus of this meeting was on backend development and continued refinement of the filtering system. The team began integrating the </w:t>
+            </w:r>
+            <w:r>
+              <w:rPr>
+                <w:rFonts w:ascii="Aptos" w:hAnsi="Aptos" w:eastAsia="Aptos" w:cs="Aptos" w:asciiTheme="minorAscii" w:hAnsiTheme="minorAscii" w:eastAsiaTheme="minorAscii" w:cstheme="minorAscii"/>
+                <w:noProof w:val="0"/>
+                <w:sz w:val="24"/>
+                <w:szCs w:val="24"/>
+                <w:lang w:val="en-US"/>
+              </w:rPr>
+              <w:t>frontend</w:t>
+            </w:r>
+            <w:r>
+              <w:rPr>
+                <w:rFonts w:ascii="Aptos" w:hAnsi="Aptos" w:eastAsia="Aptos" w:cs="Aptos" w:asciiTheme="minorAscii" w:hAnsiTheme="minorAscii" w:eastAsiaTheme="minorAscii" w:cstheme="minorAscii"/>
+                <w:noProof w:val="0"/>
+                <w:sz w:val="24"/>
+                <w:szCs w:val="24"/>
+                <w:lang w:val="en-US"/>
+              </w:rPr>
+              <w:t xml:space="preserve"> with a PHP + MySQL backend and defined endpoints for retrieving and posting data.</w:t>
+            </w:r>
+          </w:p>
+          <w:p>
+            <w:pPr>
+              <w:pStyle w:val="ListParagraph"/>
+              <w:numPr>
+                <w:ilvl w:val="0"/>
+                <w:numId w:val="3"/>
+              </w:numPr>
+              <w:spacing w:before="240" w:beforeAutospacing="off" w:after="240" w:afterAutospacing="off"/>
+              <w:rPr>
+                <w:rFonts w:ascii="Aptos" w:hAnsi="Aptos" w:eastAsia="Aptos" w:cs="Aptos" w:asciiTheme="minorAscii" w:hAnsiTheme="minorAscii" w:eastAsiaTheme="minorAscii" w:cstheme="minorAscii"/>
+                <w:noProof w:val="0"/>
+                <w:sz w:val="24"/>
+                <w:szCs w:val="24"/>
+                <w:lang w:val="en-US"/>
+              </w:rPr>
+            </w:pPr>
+            <w:r>
+              <w:rPr>
+                <w:rFonts w:ascii="Aptos" w:hAnsi="Aptos" w:eastAsia="Aptos" w:cs="Aptos" w:asciiTheme="minorAscii" w:hAnsiTheme="minorAscii" w:eastAsiaTheme="minorAscii" w:cstheme="minorAscii"/>
+                <w:b w:val="1"/>
+                <w:bCs w:val="1"/>
+                <w:noProof w:val="0"/>
+                <w:sz w:val="24"/>
+                <w:szCs w:val="24"/>
+                <w:lang w:val="en-US"/>
+              </w:rPr>
+              <w:t>Haris</w:t>
+            </w:r>
+            <w:r>
+              <w:rPr>
+                <w:rFonts w:ascii="Aptos" w:hAnsi="Aptos" w:eastAsia="Aptos" w:cs="Aptos" w:asciiTheme="minorAscii" w:hAnsiTheme="minorAscii" w:eastAsiaTheme="minorAscii" w:cstheme="minorAscii"/>
+                <w:noProof w:val="0"/>
+                <w:sz w:val="24"/>
+                <w:szCs w:val="24"/>
+                <w:lang w:val="en-US"/>
+              </w:rPr>
+              <w:t xml:space="preserve"> began setting up API routes for retrieving all job posts from the database via </w:t>
+            </w:r>
+            <w:r>
+              <w:rPr>
+                <w:rFonts w:ascii="Aptos" w:hAnsi="Aptos" w:eastAsia="Aptos" w:cs="Aptos" w:asciiTheme="minorAscii" w:hAnsiTheme="minorAscii" w:eastAsiaTheme="minorAscii" w:cstheme="minorAscii"/>
+                <w:noProof w:val="0"/>
+                <w:sz w:val="24"/>
+                <w:szCs w:val="24"/>
+                <w:lang w:val="en-US"/>
+              </w:rPr>
+              <w:t>get-</w:t>
+            </w:r>
+            <w:r>
+              <w:rPr>
+                <w:rFonts w:ascii="Aptos" w:hAnsi="Aptos" w:eastAsia="Aptos" w:cs="Aptos" w:asciiTheme="minorAscii" w:hAnsiTheme="minorAscii" w:eastAsiaTheme="minorAscii" w:cstheme="minorAscii"/>
+                <w:noProof w:val="0"/>
+                <w:sz w:val="24"/>
+                <w:szCs w:val="24"/>
+                <w:lang w:val="en-US"/>
+              </w:rPr>
+              <w:t>jobs.php</w:t>
+            </w:r>
+            <w:r>
+              <w:rPr>
+                <w:rFonts w:ascii="Aptos" w:hAnsi="Aptos" w:eastAsia="Aptos" w:cs="Aptos" w:asciiTheme="minorAscii" w:hAnsiTheme="minorAscii" w:eastAsiaTheme="minorAscii" w:cstheme="minorAscii"/>
+                <w:noProof w:val="0"/>
+                <w:sz w:val="24"/>
+                <w:szCs w:val="24"/>
+                <w:lang w:val="en-US"/>
+              </w:rPr>
+              <w:t xml:space="preserve"> and updated the frontend to dynamically display jobs from the backend rather than static content.</w:t>
+            </w:r>
+          </w:p>
+          <w:p>
+            <w:pPr>
+              <w:pStyle w:val="ListParagraph"/>
+              <w:numPr>
+                <w:ilvl w:val="0"/>
+                <w:numId w:val="3"/>
+              </w:numPr>
+              <w:spacing w:before="240" w:beforeAutospacing="off" w:after="240" w:afterAutospacing="off"/>
+              <w:rPr>
+                <w:rFonts w:ascii="Aptos" w:hAnsi="Aptos" w:eastAsia="Aptos" w:cs="Aptos" w:asciiTheme="minorAscii" w:hAnsiTheme="minorAscii" w:eastAsiaTheme="minorAscii" w:cstheme="minorAscii"/>
+                <w:noProof w:val="0"/>
+                <w:sz w:val="24"/>
+                <w:szCs w:val="24"/>
+                <w:lang w:val="en-US"/>
+              </w:rPr>
+            </w:pPr>
+            <w:r>
+              <w:rPr>
+                <w:rFonts w:ascii="Aptos" w:hAnsi="Aptos" w:eastAsia="Aptos" w:cs="Aptos" w:asciiTheme="minorAscii" w:hAnsiTheme="minorAscii" w:eastAsiaTheme="minorAscii" w:cstheme="minorAscii"/>
+                <w:b w:val="1"/>
+                <w:bCs w:val="1"/>
+                <w:noProof w:val="0"/>
+                <w:sz w:val="24"/>
+                <w:szCs w:val="24"/>
+                <w:lang w:val="en-US"/>
+              </w:rPr>
+              <w:t>Aurangzaib</w:t>
+            </w:r>
+            <w:r>
+              <w:rPr>
+                <w:rFonts w:ascii="Aptos" w:hAnsi="Aptos" w:eastAsia="Aptos" w:cs="Aptos" w:asciiTheme="minorAscii" w:hAnsiTheme="minorAscii" w:eastAsiaTheme="minorAscii" w:cstheme="minorAscii"/>
+                <w:noProof w:val="0"/>
+                <w:sz w:val="24"/>
+                <w:szCs w:val="24"/>
+                <w:lang w:val="en-US"/>
+              </w:rPr>
+              <w:t xml:space="preserve"> worked on linking the "Apply Now" form to </w:t>
+            </w:r>
+            <w:r>
+              <w:rPr>
+                <w:rFonts w:ascii="Aptos" w:hAnsi="Aptos" w:eastAsia="Aptos" w:cs="Aptos" w:asciiTheme="minorAscii" w:hAnsiTheme="minorAscii" w:eastAsiaTheme="minorAscii" w:cstheme="minorAscii"/>
+                <w:noProof w:val="0"/>
+                <w:sz w:val="24"/>
+                <w:szCs w:val="24"/>
+                <w:lang w:val="en-US"/>
+              </w:rPr>
+              <w:t>submit</w:t>
+            </w:r>
+            <w:r>
+              <w:rPr>
+                <w:rFonts w:ascii="Aptos" w:hAnsi="Aptos" w:eastAsia="Aptos" w:cs="Aptos" w:asciiTheme="minorAscii" w:hAnsiTheme="minorAscii" w:eastAsiaTheme="minorAscii" w:cstheme="minorAscii"/>
+                <w:noProof w:val="0"/>
+                <w:sz w:val="24"/>
+                <w:szCs w:val="24"/>
+                <w:lang w:val="en-US"/>
+              </w:rPr>
+              <w:t xml:space="preserve"> applications to the backend, saving details like applicant info, offer, and availability to a </w:t>
+            </w:r>
+            <w:r>
+              <w:rPr>
+                <w:rFonts w:ascii="Aptos" w:hAnsi="Aptos" w:eastAsia="Aptos" w:cs="Aptos" w:asciiTheme="minorAscii" w:hAnsiTheme="minorAscii" w:eastAsiaTheme="minorAscii" w:cstheme="minorAscii"/>
+                <w:noProof w:val="0"/>
+                <w:sz w:val="24"/>
+                <w:szCs w:val="24"/>
+                <w:lang w:val="en-US"/>
+              </w:rPr>
+              <w:t>job_applications</w:t>
+            </w:r>
+            <w:r>
+              <w:rPr>
+                <w:rFonts w:ascii="Aptos" w:hAnsi="Aptos" w:eastAsia="Aptos" w:cs="Aptos" w:asciiTheme="minorAscii" w:hAnsiTheme="minorAscii" w:eastAsiaTheme="minorAscii" w:cstheme="minorAscii"/>
+                <w:noProof w:val="0"/>
+                <w:sz w:val="24"/>
+                <w:szCs w:val="24"/>
+                <w:lang w:val="en-US"/>
+              </w:rPr>
+              <w:t xml:space="preserve"> table.</w:t>
+            </w:r>
+          </w:p>
+          <w:p>
+            <w:pPr>
+              <w:pStyle w:val="ListParagraph"/>
+              <w:numPr>
+                <w:ilvl w:val="0"/>
+                <w:numId w:val="3"/>
+              </w:numPr>
+              <w:spacing w:before="240" w:beforeAutospacing="off" w:after="240" w:afterAutospacing="off"/>
+              <w:rPr>
+                <w:rFonts w:ascii="Aptos" w:hAnsi="Aptos" w:eastAsia="Aptos" w:cs="Aptos" w:asciiTheme="minorAscii" w:hAnsiTheme="minorAscii" w:eastAsiaTheme="minorAscii" w:cstheme="minorAscii"/>
+                <w:noProof w:val="0"/>
+                <w:sz w:val="24"/>
+                <w:szCs w:val="24"/>
+                <w:lang w:val="en-US"/>
+              </w:rPr>
+            </w:pPr>
+            <w:r>
+              <w:rPr>
+                <w:rFonts w:ascii="Aptos" w:hAnsi="Aptos" w:eastAsia="Aptos" w:cs="Aptos" w:asciiTheme="minorAscii" w:hAnsiTheme="minorAscii" w:eastAsiaTheme="minorAscii" w:cstheme="minorAscii"/>
+                <w:b w:val="1"/>
+                <w:bCs w:val="1"/>
+                <w:noProof w:val="0"/>
+                <w:sz w:val="24"/>
+                <w:szCs w:val="24"/>
+                <w:lang w:val="en-US"/>
+              </w:rPr>
+              <w:t>Hussain</w:t>
+            </w:r>
+            <w:r>
+              <w:rPr>
+                <w:rFonts w:ascii="Aptos" w:hAnsi="Aptos" w:eastAsia="Aptos" w:cs="Aptos" w:asciiTheme="minorAscii" w:hAnsiTheme="minorAscii" w:eastAsiaTheme="minorAscii" w:cstheme="minorAscii"/>
+                <w:noProof w:val="0"/>
+                <w:sz w:val="24"/>
+                <w:szCs w:val="24"/>
+                <w:lang w:val="en-US"/>
+              </w:rPr>
+              <w:t xml:space="preserve"> extended the filter system to include real-time filtering by location using SQL queries.</w:t>
+            </w:r>
+          </w:p>
+          <w:p>
+            <w:pPr>
+              <w:pStyle w:val="ListParagraph"/>
+              <w:numPr>
+                <w:ilvl w:val="0"/>
+                <w:numId w:val="3"/>
+              </w:numPr>
+              <w:spacing w:before="240" w:beforeAutospacing="off" w:after="240" w:afterAutospacing="off"/>
+              <w:rPr>
+                <w:rFonts w:ascii="Aptos" w:hAnsi="Aptos" w:eastAsia="Aptos" w:cs="Aptos" w:asciiTheme="minorAscii" w:hAnsiTheme="minorAscii" w:eastAsiaTheme="minorAscii" w:cstheme="minorAscii"/>
+                <w:noProof w:val="0"/>
+                <w:sz w:val="24"/>
+                <w:szCs w:val="24"/>
+                <w:lang w:val="en-US"/>
+              </w:rPr>
+            </w:pPr>
+            <w:r>
+              <w:rPr>
+                <w:rFonts w:ascii="Aptos" w:hAnsi="Aptos" w:eastAsia="Aptos" w:cs="Aptos" w:asciiTheme="minorAscii" w:hAnsiTheme="minorAscii" w:eastAsiaTheme="minorAscii" w:cstheme="minorAscii"/>
+                <w:b w:val="1"/>
+                <w:bCs w:val="1"/>
+                <w:noProof w:val="0"/>
+                <w:sz w:val="24"/>
+                <w:szCs w:val="24"/>
+                <w:lang w:val="en-US"/>
+              </w:rPr>
+              <w:t>Muskan</w:t>
+            </w:r>
+            <w:r>
+              <w:rPr>
+                <w:rFonts w:ascii="Aptos" w:hAnsi="Aptos" w:eastAsia="Aptos" w:cs="Aptos" w:asciiTheme="minorAscii" w:hAnsiTheme="minorAscii" w:eastAsiaTheme="minorAscii" w:cstheme="minorAscii"/>
+                <w:noProof w:val="0"/>
+                <w:sz w:val="24"/>
+                <w:szCs w:val="24"/>
+                <w:lang w:val="en-US"/>
+              </w:rPr>
+              <w:t xml:space="preserve"> helped style error messages and updated the frontend to handle empty results elegantly.</w:t>
+            </w:r>
+          </w:p>
+          <w:p>
+            <w:pPr>
+              <w:pStyle w:val="ListParagraph"/>
+              <w:numPr>
+                <w:ilvl w:val="0"/>
+                <w:numId w:val="3"/>
+              </w:numPr>
+              <w:spacing w:before="240" w:beforeAutospacing="off" w:after="240" w:afterAutospacing="off"/>
+              <w:rPr>
+                <w:rFonts w:ascii="Aptos" w:hAnsi="Aptos" w:eastAsia="Aptos" w:cs="Aptos" w:asciiTheme="minorAscii" w:hAnsiTheme="minorAscii" w:eastAsiaTheme="minorAscii" w:cstheme="minorAscii"/>
+                <w:noProof w:val="0"/>
+                <w:sz w:val="24"/>
+                <w:szCs w:val="24"/>
+                <w:lang w:val="en-US"/>
+              </w:rPr>
+            </w:pPr>
+            <w:r>
+              <w:rPr>
+                <w:rFonts w:ascii="Aptos" w:hAnsi="Aptos" w:eastAsia="Aptos" w:cs="Aptos" w:asciiTheme="minorAscii" w:hAnsiTheme="minorAscii" w:eastAsiaTheme="minorAscii" w:cstheme="minorAscii"/>
+                <w:b w:val="1"/>
+                <w:bCs w:val="1"/>
+                <w:noProof w:val="0"/>
+                <w:sz w:val="24"/>
+                <w:szCs w:val="24"/>
+                <w:lang w:val="en-US"/>
+              </w:rPr>
+              <w:t>Saif</w:t>
+            </w:r>
+            <w:r>
+              <w:rPr>
+                <w:rFonts w:ascii="Aptos" w:hAnsi="Aptos" w:eastAsia="Aptos" w:cs="Aptos" w:asciiTheme="minorAscii" w:hAnsiTheme="minorAscii" w:eastAsiaTheme="minorAscii" w:cstheme="minorAscii"/>
+                <w:noProof w:val="0"/>
+                <w:sz w:val="24"/>
+                <w:szCs w:val="24"/>
+                <w:lang w:val="en-US"/>
+              </w:rPr>
+              <w:t xml:space="preserve"> created a PHP script for </w:t>
+            </w:r>
+            <w:r>
+              <w:rPr>
+                <w:rFonts w:ascii="Aptos" w:hAnsi="Aptos" w:eastAsia="Aptos" w:cs="Aptos" w:asciiTheme="minorAscii" w:hAnsiTheme="minorAscii" w:eastAsiaTheme="minorAscii" w:cstheme="minorAscii"/>
+                <w:noProof w:val="0"/>
+                <w:sz w:val="24"/>
+                <w:szCs w:val="24"/>
+                <w:lang w:val="en-US"/>
+              </w:rPr>
+              <w:t>deleting</w:t>
+            </w:r>
+            <w:r>
+              <w:rPr>
+                <w:rFonts w:ascii="Aptos" w:hAnsi="Aptos" w:eastAsia="Aptos" w:cs="Aptos" w:asciiTheme="minorAscii" w:hAnsiTheme="minorAscii" w:eastAsiaTheme="minorAscii" w:cstheme="minorAscii"/>
+                <w:noProof w:val="0"/>
+                <w:sz w:val="24"/>
+                <w:szCs w:val="24"/>
+                <w:lang w:val="en-US"/>
+              </w:rPr>
+              <w:t xml:space="preserve"> job posts and restricted access to admin users using session authentication.</w:t>
+            </w:r>
+          </w:p>
+          <w:p>
+            <w:pPr>
+              <w:pStyle w:val="ListParagraph"/>
+              <w:numPr>
+                <w:ilvl w:val="0"/>
+                <w:numId w:val="3"/>
+              </w:numPr>
+              <w:spacing w:before="240" w:beforeAutospacing="off" w:after="240" w:afterAutospacing="off"/>
+              <w:rPr>
+                <w:rFonts w:ascii="Aptos" w:hAnsi="Aptos" w:eastAsia="Aptos" w:cs="Aptos" w:asciiTheme="minorAscii" w:hAnsiTheme="minorAscii" w:eastAsiaTheme="minorAscii" w:cstheme="minorAscii"/>
+                <w:noProof w:val="0"/>
+                <w:sz w:val="24"/>
+                <w:szCs w:val="24"/>
+                <w:lang w:val="en-US"/>
+              </w:rPr>
+            </w:pPr>
+            <w:r>
+              <w:rPr>
+                <w:rFonts w:ascii="Aptos" w:hAnsi="Aptos" w:eastAsia="Aptos" w:cs="Aptos" w:asciiTheme="minorAscii" w:hAnsiTheme="minorAscii" w:eastAsiaTheme="minorAscii" w:cstheme="minorAscii"/>
+                <w:b w:val="1"/>
+                <w:bCs w:val="1"/>
+                <w:noProof w:val="0"/>
+                <w:sz w:val="24"/>
+                <w:szCs w:val="24"/>
+                <w:lang w:val="en-US"/>
+              </w:rPr>
+              <w:t>Emmannuel</w:t>
+            </w:r>
+            <w:r>
+              <w:rPr>
+                <w:rFonts w:ascii="Aptos" w:hAnsi="Aptos" w:eastAsia="Aptos" w:cs="Aptos" w:asciiTheme="minorAscii" w:hAnsiTheme="minorAscii" w:eastAsiaTheme="minorAscii" w:cstheme="minorAscii"/>
+                <w:noProof w:val="0"/>
+                <w:sz w:val="24"/>
+                <w:szCs w:val="24"/>
+                <w:lang w:val="en-US"/>
+              </w:rPr>
+              <w:t xml:space="preserve"> started backend validation on login/logout and user session persistence, ensuring secure access throughout the platform.</w:t>
+            </w:r>
+          </w:p>
+          <w:p>
+            <w:pPr>
+              <w:pStyle w:val="Normal"/>
+              <w:rPr>
+                <w:rFonts w:ascii="Aptos" w:hAnsi="Aptos" w:eastAsia="Aptos" w:cs="Aptos" w:asciiTheme="minorAscii" w:hAnsiTheme="minorAscii" w:eastAsiaTheme="minorAscii" w:cstheme="minorAscii"/>
+              </w:rPr>
+            </w:pPr>
+          </w:p>
+        </w:tc>
+      </w:tr>
+      <w:tr>
+        <w:trPr>
+          <w:trHeight w:val="300"/>
+        </w:trPr>
+        <w:tc>
+          <w:tcPr>
+            <w:tcW w:w="3120" w:type="dxa"/>
+            <w:tcMar/>
+          </w:tcPr>
+          <w:p>
+            <w:pPr>
+              <w:pStyle w:val="Normal"/>
+              <w:rPr>
+                <w:rFonts w:ascii="Aptos" w:hAnsi="Aptos" w:eastAsia="Aptos" w:cs="Aptos" w:asciiTheme="minorAscii" w:hAnsiTheme="minorAscii" w:eastAsiaTheme="minorAscii" w:cstheme="minorAscii"/>
+              </w:rPr>
+            </w:pPr>
+            <w:r>
+              <w:rPr>
+                <w:rFonts w:ascii="Aptos" w:hAnsi="Aptos" w:eastAsia="Aptos" w:cs="Aptos" w:asciiTheme="minorAscii" w:hAnsiTheme="minorAscii" w:eastAsiaTheme="minorAscii" w:cstheme="minorAscii"/>
+              </w:rPr>
+              <w:t>10/4/25- week 12</w:t>
+            </w:r>
+          </w:p>
+        </w:tc>
+        <w:tc>
+          <w:tcPr>
+            <w:tcW w:w="3120" w:type="dxa"/>
+            <w:tcMar/>
+          </w:tcPr>
+          <w:p>
+            <w:pPr>
+              <w:rPr>
+                <w:rFonts w:ascii="Aptos" w:hAnsi="Aptos" w:eastAsia="Aptos" w:cs="Aptos" w:asciiTheme="minorAscii" w:hAnsiTheme="minorAscii" w:eastAsiaTheme="minorAscii" w:cstheme="minorAscii"/>
+              </w:rPr>
+            </w:pPr>
+            <w:r>
+              <w:rPr>
+                <w:rFonts w:ascii="Aptos" w:hAnsi="Aptos" w:eastAsia="Aptos" w:cs="Aptos" w:asciiTheme="minorAscii" w:hAnsiTheme="minorAscii" w:eastAsiaTheme="minorAscii" w:cstheme="minorAscii"/>
+              </w:rPr>
+              <w:t>Haris Dawood</w:t>
+            </w:r>
+          </w:p>
+          <w:p>
+            <w:pPr>
+              <w:rPr>
+                <w:rFonts w:ascii="Aptos" w:hAnsi="Aptos" w:eastAsia="Aptos" w:cs="Aptos" w:asciiTheme="minorAscii" w:hAnsiTheme="minorAscii" w:eastAsiaTheme="minorAscii" w:cstheme="minorAscii"/>
+              </w:rPr>
+            </w:pPr>
+            <w:r>
+              <w:rPr>
+                <w:rFonts w:ascii="Aptos" w:hAnsi="Aptos" w:eastAsia="Aptos" w:cs="Aptos" w:asciiTheme="minorAscii" w:hAnsiTheme="minorAscii" w:eastAsiaTheme="minorAscii" w:cstheme="minorAscii"/>
+              </w:rPr>
+              <w:t>Aurangzaib</w:t>
+            </w:r>
+            <w:r>
+              <w:rPr>
+                <w:rFonts w:ascii="Aptos" w:hAnsi="Aptos" w:eastAsia="Aptos" w:cs="Aptos" w:asciiTheme="minorAscii" w:hAnsiTheme="minorAscii" w:eastAsiaTheme="minorAscii" w:cstheme="minorAscii"/>
+              </w:rPr>
+              <w:t xml:space="preserve"> Rana</w:t>
+            </w:r>
+          </w:p>
+          <w:p>
+            <w:pPr>
+              <w:rPr>
+                <w:rFonts w:ascii="Aptos" w:hAnsi="Aptos" w:eastAsia="Aptos" w:cs="Aptos" w:asciiTheme="minorAscii" w:hAnsiTheme="minorAscii" w:eastAsiaTheme="minorAscii" w:cstheme="minorAscii"/>
+              </w:rPr>
+            </w:pPr>
+            <w:r>
+              <w:rPr>
+                <w:rFonts w:ascii="Aptos" w:hAnsi="Aptos" w:eastAsia="Aptos" w:cs="Aptos" w:asciiTheme="minorAscii" w:hAnsiTheme="minorAscii" w:eastAsiaTheme="minorAscii" w:cstheme="minorAscii"/>
+              </w:rPr>
+              <w:t>Saif Ul Islam</w:t>
+            </w:r>
+          </w:p>
+          <w:p>
+            <w:pPr>
+              <w:rPr>
+                <w:rFonts w:ascii="Aptos" w:hAnsi="Aptos" w:eastAsia="Aptos" w:cs="Aptos" w:asciiTheme="minorAscii" w:hAnsiTheme="minorAscii" w:eastAsiaTheme="minorAscii" w:cstheme="minorAscii"/>
+              </w:rPr>
+            </w:pPr>
+            <w:r>
+              <w:rPr>
+                <w:rFonts w:ascii="Aptos" w:hAnsi="Aptos" w:eastAsia="Aptos" w:cs="Aptos" w:asciiTheme="minorAscii" w:hAnsiTheme="minorAscii" w:eastAsiaTheme="minorAscii" w:cstheme="minorAscii"/>
+              </w:rPr>
+              <w:t>Hussain Sadaqat</w:t>
+            </w:r>
+          </w:p>
+          <w:p>
+            <w:pPr>
+              <w:rPr>
+                <w:rFonts w:ascii="Aptos" w:hAnsi="Aptos" w:eastAsia="Aptos" w:cs="Aptos" w:asciiTheme="minorAscii" w:hAnsiTheme="minorAscii" w:eastAsiaTheme="minorAscii" w:cstheme="minorAscii"/>
+              </w:rPr>
+            </w:pPr>
+            <w:r>
+              <w:rPr>
+                <w:rFonts w:ascii="Aptos" w:hAnsi="Aptos" w:eastAsia="Aptos" w:cs="Aptos" w:asciiTheme="minorAscii" w:hAnsiTheme="minorAscii" w:eastAsiaTheme="minorAscii" w:cstheme="minorAscii"/>
+              </w:rPr>
+              <w:t>Emmannuel</w:t>
+            </w:r>
+            <w:r>
+              <w:rPr>
+                <w:rFonts w:ascii="Aptos" w:hAnsi="Aptos" w:eastAsia="Aptos" w:cs="Aptos" w:asciiTheme="minorAscii" w:hAnsiTheme="minorAscii" w:eastAsiaTheme="minorAscii" w:cstheme="minorAscii"/>
+              </w:rPr>
+              <w:t xml:space="preserve"> </w:t>
+            </w:r>
+            <w:r>
+              <w:rPr>
+                <w:rFonts w:ascii="Aptos" w:hAnsi="Aptos" w:eastAsia="Aptos" w:cs="Aptos" w:asciiTheme="minorAscii" w:hAnsiTheme="minorAscii" w:eastAsiaTheme="minorAscii" w:cstheme="minorAscii"/>
+              </w:rPr>
+              <w:t>Oluwasesi</w:t>
+            </w:r>
+          </w:p>
+          <w:p>
+            <w:pPr>
+              <w:rPr>
+                <w:rFonts w:ascii="Aptos" w:hAnsi="Aptos" w:eastAsia="Aptos" w:cs="Aptos" w:asciiTheme="minorAscii" w:hAnsiTheme="minorAscii" w:eastAsiaTheme="minorAscii" w:cstheme="minorAscii"/>
+              </w:rPr>
+            </w:pPr>
+            <w:r>
+              <w:rPr>
+                <w:rFonts w:ascii="Aptos" w:hAnsi="Aptos" w:eastAsia="Aptos" w:cs="Aptos" w:asciiTheme="minorAscii" w:hAnsiTheme="minorAscii" w:eastAsiaTheme="minorAscii" w:cstheme="minorAscii"/>
+              </w:rPr>
+              <w:t>Muskan Devi</w:t>
+            </w:r>
+          </w:p>
+          <w:p>
+            <w:pPr>
+              <w:pStyle w:val="Normal"/>
+              <w:rPr>
+                <w:rFonts w:ascii="Aptos" w:hAnsi="Aptos" w:eastAsia="Aptos" w:cs="Aptos" w:asciiTheme="minorAscii" w:hAnsiTheme="minorAscii" w:eastAsiaTheme="minorAscii" w:cstheme="minorAscii"/>
+              </w:rPr>
+            </w:pPr>
+          </w:p>
+        </w:tc>
+        <w:tc>
+          <w:tcPr>
+            <w:tcW w:w="3120" w:type="dxa"/>
+            <w:tcMar/>
+          </w:tcPr>
+          <w:p>
+            <w:pPr>
+              <w:spacing w:before="240" w:beforeAutospacing="off" w:after="240" w:afterAutospacing="off"/>
+              <w:rPr>
+                <w:rFonts w:ascii="Aptos" w:hAnsi="Aptos" w:eastAsia="Aptos" w:cs="Aptos" w:asciiTheme="minorAscii" w:hAnsiTheme="minorAscii" w:eastAsiaTheme="minorAscii" w:cstheme="minorAscii"/>
+                <w:noProof w:val="0"/>
+                <w:sz w:val="24"/>
+                <w:szCs w:val="24"/>
+                <w:lang w:val="en-US"/>
+              </w:rPr>
+            </w:pPr>
+            <w:r>
+              <w:rPr>
+                <w:rFonts w:ascii="Aptos" w:hAnsi="Aptos" w:eastAsia="Aptos" w:cs="Aptos" w:asciiTheme="minorAscii" w:hAnsiTheme="minorAscii" w:eastAsiaTheme="minorAscii" w:cstheme="minorAscii"/>
+                <w:noProof w:val="0"/>
+                <w:sz w:val="24"/>
+                <w:szCs w:val="24"/>
+                <w:lang w:val="en-US"/>
+              </w:rPr>
+              <w:t>With development nearing completion, this meeting focused on testing and quality assurance. The team worked on three critical aspects:</w:t>
+            </w:r>
+          </w:p>
+          <w:p>
+            <w:pPr>
+              <w:pStyle w:val="ListParagraph"/>
+              <w:numPr>
+                <w:ilvl w:val="0"/>
+                <w:numId w:val="4"/>
+              </w:numPr>
+              <w:spacing w:before="240" w:beforeAutospacing="off" w:after="240" w:afterAutospacing="off"/>
+              <w:rPr>
+                <w:rFonts w:ascii="Aptos" w:hAnsi="Aptos" w:eastAsia="Aptos" w:cs="Aptos" w:asciiTheme="minorAscii" w:hAnsiTheme="minorAscii" w:eastAsiaTheme="minorAscii" w:cstheme="minorAscii"/>
+                <w:noProof w:val="0"/>
+                <w:sz w:val="24"/>
+                <w:szCs w:val="24"/>
+                <w:lang w:val="en-US"/>
+              </w:rPr>
+            </w:pPr>
+            <w:r>
+              <w:rPr>
+                <w:rFonts w:ascii="Aptos" w:hAnsi="Aptos" w:eastAsia="Aptos" w:cs="Aptos" w:asciiTheme="minorAscii" w:hAnsiTheme="minorAscii" w:eastAsiaTheme="minorAscii" w:cstheme="minorAscii"/>
+                <w:b w:val="1"/>
+                <w:bCs w:val="1"/>
+                <w:noProof w:val="0"/>
+                <w:sz w:val="24"/>
+                <w:szCs w:val="24"/>
+                <w:lang w:val="en-US"/>
+              </w:rPr>
+              <w:t>Haris</w:t>
+            </w:r>
+            <w:r>
+              <w:rPr>
+                <w:rFonts w:ascii="Aptos" w:hAnsi="Aptos" w:eastAsia="Aptos" w:cs="Aptos" w:asciiTheme="minorAscii" w:hAnsiTheme="minorAscii" w:eastAsiaTheme="minorAscii" w:cstheme="minorAscii"/>
+                <w:noProof w:val="0"/>
+                <w:sz w:val="24"/>
+                <w:szCs w:val="24"/>
+                <w:lang w:val="en-US"/>
+              </w:rPr>
+              <w:t xml:space="preserve"> completed the </w:t>
+            </w:r>
+            <w:r>
+              <w:rPr>
+                <w:rFonts w:ascii="Aptos" w:hAnsi="Aptos" w:eastAsia="Aptos" w:cs="Aptos" w:asciiTheme="minorAscii" w:hAnsiTheme="minorAscii" w:eastAsiaTheme="minorAscii" w:cstheme="minorAscii"/>
+                <w:b w:val="1"/>
+                <w:bCs w:val="1"/>
+                <w:noProof w:val="0"/>
+                <w:sz w:val="24"/>
+                <w:szCs w:val="24"/>
+                <w:lang w:val="en-US"/>
+              </w:rPr>
+              <w:t>Acceptance Testing Document</w:t>
+            </w:r>
+            <w:r>
+              <w:rPr>
+                <w:rFonts w:ascii="Aptos" w:hAnsi="Aptos" w:eastAsia="Aptos" w:cs="Aptos" w:asciiTheme="minorAscii" w:hAnsiTheme="minorAscii" w:eastAsiaTheme="minorAscii" w:cstheme="minorAscii"/>
+                <w:noProof w:val="0"/>
+                <w:sz w:val="24"/>
+                <w:szCs w:val="24"/>
+                <w:lang w:val="en-US"/>
+              </w:rPr>
+              <w:t>, thoroughly documenting test cases for all major functionalities (login, registration, job posting, filtering, reporting, etc.) and matching them to functional and non-functional requirements.</w:t>
+            </w:r>
+          </w:p>
+          <w:p>
+            <w:pPr>
+              <w:pStyle w:val="ListParagraph"/>
+              <w:numPr>
+                <w:ilvl w:val="0"/>
+                <w:numId w:val="4"/>
+              </w:numPr>
+              <w:spacing w:before="240" w:beforeAutospacing="off" w:after="240" w:afterAutospacing="off"/>
+              <w:rPr>
+                <w:rFonts w:ascii="Aptos" w:hAnsi="Aptos" w:eastAsia="Aptos" w:cs="Aptos" w:asciiTheme="minorAscii" w:hAnsiTheme="minorAscii" w:eastAsiaTheme="minorAscii" w:cstheme="minorAscii"/>
+                <w:noProof w:val="0"/>
+                <w:sz w:val="24"/>
+                <w:szCs w:val="24"/>
+                <w:lang w:val="en-US"/>
+              </w:rPr>
+            </w:pPr>
+            <w:r>
+              <w:rPr>
+                <w:rFonts w:ascii="Aptos" w:hAnsi="Aptos" w:eastAsia="Aptos" w:cs="Aptos" w:asciiTheme="minorAscii" w:hAnsiTheme="minorAscii" w:eastAsiaTheme="minorAscii" w:cstheme="minorAscii"/>
+                <w:b w:val="1"/>
+                <w:bCs w:val="1"/>
+                <w:noProof w:val="0"/>
+                <w:sz w:val="24"/>
+                <w:szCs w:val="24"/>
+                <w:lang w:val="en-US"/>
+              </w:rPr>
+              <w:t>Saif</w:t>
+            </w:r>
+            <w:r>
+              <w:rPr>
+                <w:rFonts w:ascii="Aptos" w:hAnsi="Aptos" w:eastAsia="Aptos" w:cs="Aptos" w:asciiTheme="minorAscii" w:hAnsiTheme="minorAscii" w:eastAsiaTheme="minorAscii" w:cstheme="minorAscii"/>
+                <w:noProof w:val="0"/>
+                <w:sz w:val="24"/>
+                <w:szCs w:val="24"/>
+                <w:lang w:val="en-US"/>
+              </w:rPr>
+              <w:t xml:space="preserve"> handled </w:t>
+            </w:r>
+            <w:r>
+              <w:rPr>
+                <w:rFonts w:ascii="Aptos" w:hAnsi="Aptos" w:eastAsia="Aptos" w:cs="Aptos" w:asciiTheme="minorAscii" w:hAnsiTheme="minorAscii" w:eastAsiaTheme="minorAscii" w:cstheme="minorAscii"/>
+                <w:b w:val="1"/>
+                <w:bCs w:val="1"/>
+                <w:noProof w:val="0"/>
+                <w:sz w:val="24"/>
+                <w:szCs w:val="24"/>
+                <w:lang w:val="en-US"/>
+              </w:rPr>
+              <w:t>Unit Testing</w:t>
+            </w:r>
+            <w:r>
+              <w:rPr>
+                <w:rFonts w:ascii="Aptos" w:hAnsi="Aptos" w:eastAsia="Aptos" w:cs="Aptos" w:asciiTheme="minorAscii" w:hAnsiTheme="minorAscii" w:eastAsiaTheme="minorAscii" w:cstheme="minorAscii"/>
+                <w:noProof w:val="0"/>
+                <w:sz w:val="24"/>
+                <w:szCs w:val="24"/>
+                <w:lang w:val="en-US"/>
+              </w:rPr>
+              <w:t>, ensuring functions like posting jobs, filtering, and applying worked independently without bugs. He created mock functions and used console-based tests.</w:t>
+            </w:r>
+          </w:p>
+          <w:p>
+            <w:pPr>
+              <w:pStyle w:val="ListParagraph"/>
+              <w:numPr>
+                <w:ilvl w:val="0"/>
+                <w:numId w:val="4"/>
+              </w:numPr>
+              <w:spacing w:before="240" w:beforeAutospacing="off" w:after="240" w:afterAutospacing="off"/>
+              <w:rPr>
+                <w:rFonts w:ascii="Aptos" w:hAnsi="Aptos" w:eastAsia="Aptos" w:cs="Aptos" w:asciiTheme="minorAscii" w:hAnsiTheme="minorAscii" w:eastAsiaTheme="minorAscii" w:cstheme="minorAscii"/>
+                <w:noProof w:val="0"/>
+                <w:sz w:val="24"/>
+                <w:szCs w:val="24"/>
+                <w:lang w:val="en-US"/>
+              </w:rPr>
+            </w:pPr>
+            <w:r>
+              <w:rPr>
+                <w:rFonts w:ascii="Aptos" w:hAnsi="Aptos" w:eastAsia="Aptos" w:cs="Aptos" w:asciiTheme="minorAscii" w:hAnsiTheme="minorAscii" w:eastAsiaTheme="minorAscii" w:cstheme="minorAscii"/>
+                <w:noProof w:val="0"/>
+                <w:sz w:val="24"/>
+                <w:szCs w:val="24"/>
+                <w:lang w:val="en-US"/>
+              </w:rPr>
+              <w:t>The team collectively</w:t>
+            </w:r>
+            <w:r>
+              <w:rPr>
+                <w:rFonts w:ascii="Aptos" w:hAnsi="Aptos" w:eastAsia="Aptos" w:cs="Aptos" w:asciiTheme="minorAscii" w:hAnsiTheme="minorAscii" w:eastAsiaTheme="minorAscii" w:cstheme="minorAscii"/>
+                <w:noProof w:val="0"/>
+                <w:sz w:val="24"/>
+                <w:szCs w:val="24"/>
+                <w:lang w:val="en-US"/>
+              </w:rPr>
+              <w:t xml:space="preserve"> led the </w:t>
+            </w:r>
+            <w:r>
+              <w:rPr>
+                <w:rFonts w:ascii="Aptos" w:hAnsi="Aptos" w:eastAsia="Aptos" w:cs="Aptos" w:asciiTheme="minorAscii" w:hAnsiTheme="minorAscii" w:eastAsiaTheme="minorAscii" w:cstheme="minorAscii"/>
+                <w:b w:val="1"/>
+                <w:bCs w:val="1"/>
+                <w:noProof w:val="0"/>
+                <w:sz w:val="24"/>
+                <w:szCs w:val="24"/>
+                <w:lang w:val="en-US"/>
+              </w:rPr>
+              <w:t>Code Inspection</w:t>
+            </w:r>
+            <w:r>
+              <w:rPr>
+                <w:rFonts w:ascii="Aptos" w:hAnsi="Aptos" w:eastAsia="Aptos" w:cs="Aptos" w:asciiTheme="minorAscii" w:hAnsiTheme="minorAscii" w:eastAsiaTheme="minorAscii" w:cstheme="minorAscii"/>
+                <w:noProof w:val="0"/>
+                <w:sz w:val="24"/>
+                <w:szCs w:val="24"/>
+                <w:lang w:val="en-US"/>
+              </w:rPr>
+              <w:t xml:space="preserve">, performing a line-by-line review of key components such as </w:t>
+            </w:r>
+            <w:r>
+              <w:rPr>
+                <w:rFonts w:ascii="Aptos" w:hAnsi="Aptos" w:eastAsia="Aptos" w:cs="Aptos" w:asciiTheme="minorAscii" w:hAnsiTheme="minorAscii" w:eastAsiaTheme="minorAscii" w:cstheme="minorAscii"/>
+                <w:noProof w:val="0"/>
+                <w:sz w:val="24"/>
+                <w:szCs w:val="24"/>
+                <w:lang w:val="en-US"/>
+              </w:rPr>
+              <w:t>Login.jsx</w:t>
+            </w:r>
+            <w:r>
+              <w:rPr>
+                <w:rFonts w:ascii="Aptos" w:hAnsi="Aptos" w:eastAsia="Aptos" w:cs="Aptos" w:asciiTheme="minorAscii" w:hAnsiTheme="minorAscii" w:eastAsiaTheme="minorAscii" w:cstheme="minorAscii"/>
+                <w:noProof w:val="0"/>
+                <w:sz w:val="24"/>
+                <w:szCs w:val="24"/>
+                <w:lang w:val="en-US"/>
+              </w:rPr>
+              <w:t xml:space="preserve">, </w:t>
+            </w:r>
+            <w:r>
+              <w:rPr>
+                <w:rFonts w:ascii="Aptos" w:hAnsi="Aptos" w:eastAsia="Aptos" w:cs="Aptos" w:asciiTheme="minorAscii" w:hAnsiTheme="minorAscii" w:eastAsiaTheme="minorAscii" w:cstheme="minorAscii"/>
+                <w:noProof w:val="0"/>
+                <w:sz w:val="24"/>
+                <w:szCs w:val="24"/>
+                <w:lang w:val="en-US"/>
+              </w:rPr>
+              <w:t>JobDetails.jsx</w:t>
+            </w:r>
+            <w:r>
+              <w:rPr>
+                <w:rFonts w:ascii="Aptos" w:hAnsi="Aptos" w:eastAsia="Aptos" w:cs="Aptos" w:asciiTheme="minorAscii" w:hAnsiTheme="minorAscii" w:eastAsiaTheme="minorAscii" w:cstheme="minorAscii"/>
+                <w:noProof w:val="0"/>
+                <w:sz w:val="24"/>
+                <w:szCs w:val="24"/>
+                <w:lang w:val="en-US"/>
+              </w:rPr>
+              <w:t xml:space="preserve">, and </w:t>
+            </w:r>
+            <w:r>
+              <w:rPr>
+                <w:rFonts w:ascii="Aptos" w:hAnsi="Aptos" w:eastAsia="Aptos" w:cs="Aptos" w:asciiTheme="minorAscii" w:hAnsiTheme="minorAscii" w:eastAsiaTheme="minorAscii" w:cstheme="minorAscii"/>
+                <w:noProof w:val="0"/>
+                <w:sz w:val="24"/>
+                <w:szCs w:val="24"/>
+                <w:lang w:val="en-US"/>
+              </w:rPr>
+              <w:t>get-</w:t>
+            </w:r>
+            <w:r>
+              <w:rPr>
+                <w:rFonts w:ascii="Aptos" w:hAnsi="Aptos" w:eastAsia="Aptos" w:cs="Aptos" w:asciiTheme="minorAscii" w:hAnsiTheme="minorAscii" w:eastAsiaTheme="minorAscii" w:cstheme="minorAscii"/>
+                <w:noProof w:val="0"/>
+                <w:sz w:val="24"/>
+                <w:szCs w:val="24"/>
+                <w:lang w:val="en-US"/>
+              </w:rPr>
+              <w:t>jobs.php</w:t>
+            </w:r>
+            <w:r>
+              <w:rPr>
+                <w:rFonts w:ascii="Aptos" w:hAnsi="Aptos" w:eastAsia="Aptos" w:cs="Aptos" w:asciiTheme="minorAscii" w:hAnsiTheme="minorAscii" w:eastAsiaTheme="minorAscii" w:cstheme="minorAscii"/>
+                <w:noProof w:val="0"/>
+                <w:sz w:val="24"/>
+                <w:szCs w:val="24"/>
+                <w:lang w:val="en-US"/>
+              </w:rPr>
+              <w:t xml:space="preserve">, </w:t>
+            </w:r>
+            <w:r>
+              <w:rPr>
+                <w:rFonts w:ascii="Aptos" w:hAnsi="Aptos" w:eastAsia="Aptos" w:cs="Aptos" w:asciiTheme="minorAscii" w:hAnsiTheme="minorAscii" w:eastAsiaTheme="minorAscii" w:cstheme="minorAscii"/>
+                <w:noProof w:val="0"/>
+                <w:sz w:val="24"/>
+                <w:szCs w:val="24"/>
+                <w:lang w:val="en-US"/>
+              </w:rPr>
+              <w:t>identifying</w:t>
+            </w:r>
+            <w:r>
+              <w:rPr>
+                <w:rFonts w:ascii="Aptos" w:hAnsi="Aptos" w:eastAsia="Aptos" w:cs="Aptos" w:asciiTheme="minorAscii" w:hAnsiTheme="minorAscii" w:eastAsiaTheme="minorAscii" w:cstheme="minorAscii"/>
+                <w:noProof w:val="0"/>
+                <w:sz w:val="24"/>
+                <w:szCs w:val="24"/>
+                <w:lang w:val="en-US"/>
+              </w:rPr>
+              <w:t xml:space="preserve"> redundant code and applying cleanup/refactoring.</w:t>
+            </w:r>
+          </w:p>
+          <w:p>
+            <w:pPr>
+              <w:pStyle w:val="ListParagraph"/>
+              <w:numPr>
+                <w:ilvl w:val="0"/>
+                <w:numId w:val="4"/>
+              </w:numPr>
+              <w:spacing w:before="240" w:beforeAutospacing="off" w:after="240" w:afterAutospacing="off"/>
+              <w:rPr>
+                <w:rFonts w:ascii="Aptos" w:hAnsi="Aptos" w:eastAsia="Aptos" w:cs="Aptos" w:asciiTheme="minorAscii" w:hAnsiTheme="minorAscii" w:eastAsiaTheme="minorAscii" w:cstheme="minorAscii"/>
+                <w:noProof w:val="0"/>
+                <w:sz w:val="24"/>
+                <w:szCs w:val="24"/>
+                <w:lang w:val="en-US"/>
+              </w:rPr>
+            </w:pPr>
+            <w:r>
+              <w:rPr>
+                <w:rFonts w:ascii="Aptos" w:hAnsi="Aptos" w:eastAsia="Aptos" w:cs="Aptos" w:asciiTheme="minorAscii" w:hAnsiTheme="minorAscii" w:eastAsiaTheme="minorAscii" w:cstheme="minorAscii"/>
+                <w:noProof w:val="0"/>
+                <w:sz w:val="24"/>
+                <w:szCs w:val="24"/>
+                <w:lang w:val="en-US"/>
+              </w:rPr>
+              <w:t xml:space="preserve">The rest of the team supported these testing efforts by performing UI checks and </w:t>
+            </w:r>
+            <w:r>
+              <w:rPr>
+                <w:rFonts w:ascii="Aptos" w:hAnsi="Aptos" w:eastAsia="Aptos" w:cs="Aptos" w:asciiTheme="minorAscii" w:hAnsiTheme="minorAscii" w:eastAsiaTheme="minorAscii" w:cstheme="minorAscii"/>
+                <w:noProof w:val="0"/>
+                <w:sz w:val="24"/>
+                <w:szCs w:val="24"/>
+                <w:lang w:val="en-US"/>
+              </w:rPr>
+              <w:t>validating</w:t>
+            </w:r>
+            <w:r>
+              <w:rPr>
+                <w:rFonts w:ascii="Aptos" w:hAnsi="Aptos" w:eastAsia="Aptos" w:cs="Aptos" w:asciiTheme="minorAscii" w:hAnsiTheme="minorAscii" w:eastAsiaTheme="minorAscii" w:cstheme="minorAscii"/>
+                <w:noProof w:val="0"/>
+                <w:sz w:val="24"/>
+                <w:szCs w:val="24"/>
+                <w:lang w:val="en-US"/>
+              </w:rPr>
+              <w:t xml:space="preserve"> form submissions.</w:t>
+            </w:r>
+          </w:p>
+          <w:p>
+            <w:pPr>
+              <w:spacing w:before="240" w:beforeAutospacing="off" w:after="240" w:afterAutospacing="off"/>
+              <w:rPr>
+                <w:rFonts w:ascii="Aptos" w:hAnsi="Aptos" w:eastAsia="Aptos" w:cs="Aptos" w:asciiTheme="minorAscii" w:hAnsiTheme="minorAscii" w:eastAsiaTheme="minorAscii" w:cstheme="minorAscii"/>
+                <w:noProof w:val="0"/>
+                <w:sz w:val="24"/>
+                <w:szCs w:val="24"/>
+                <w:lang w:val="en-US"/>
+              </w:rPr>
+            </w:pPr>
+            <w:r>
+              <w:rPr>
+                <w:rFonts w:ascii="Aptos" w:hAnsi="Aptos" w:eastAsia="Aptos" w:cs="Aptos" w:asciiTheme="minorAscii" w:hAnsiTheme="minorAscii" w:eastAsiaTheme="minorAscii" w:cstheme="minorAscii"/>
+                <w:noProof w:val="0"/>
+                <w:sz w:val="24"/>
+                <w:szCs w:val="24"/>
+                <w:lang w:val="en-US"/>
+              </w:rPr>
+              <w:t xml:space="preserve">This session ensured the product was ready to be </w:t>
+            </w:r>
+            <w:r>
+              <w:rPr>
+                <w:rFonts w:ascii="Aptos" w:hAnsi="Aptos" w:eastAsia="Aptos" w:cs="Aptos" w:asciiTheme="minorAscii" w:hAnsiTheme="minorAscii" w:eastAsiaTheme="minorAscii" w:cstheme="minorAscii"/>
+                <w:noProof w:val="0"/>
+                <w:sz w:val="24"/>
+                <w:szCs w:val="24"/>
+                <w:lang w:val="en-US"/>
+              </w:rPr>
+              <w:t>submitted</w:t>
+            </w:r>
+            <w:r>
+              <w:rPr>
+                <w:rFonts w:ascii="Aptos" w:hAnsi="Aptos" w:eastAsia="Aptos" w:cs="Aptos" w:asciiTheme="minorAscii" w:hAnsiTheme="minorAscii" w:eastAsiaTheme="minorAscii" w:cstheme="minorAscii"/>
+                <w:noProof w:val="0"/>
+                <w:sz w:val="24"/>
+                <w:szCs w:val="24"/>
+                <w:lang w:val="en-US"/>
+              </w:rPr>
+              <w:t xml:space="preserve"> and demonstrated to the client in week 13.</w:t>
+            </w:r>
+          </w:p>
+          <w:p>
+            <w:pPr>
+              <w:pStyle w:val="Normal"/>
+              <w:rPr>
+                <w:rFonts w:ascii="Aptos" w:hAnsi="Aptos" w:eastAsia="Aptos" w:cs="Aptos" w:asciiTheme="minorAscii" w:hAnsiTheme="minorAscii" w:eastAsiaTheme="minorAscii" w:cstheme="minorAscii"/>
+              </w:rPr>
+            </w:pPr>
           </w:p>
         </w:tc>
       </w:tr>
@@ -574,7 +3487,7 @@
     <w:sectPr>
       <w:headerReference w:type="default" r:id="rId6"/>
       <w:footerReference w:type="default" r:id="rId7"/>
-      <w:pgSz w:w="12240" w:h="15840"/>
+      <w:pgSz w:w="12240" w:h="15840" w:orient="portrait"/>
       <w:pgMar w:top="1440" w:right="1440" w:bottom="1440" w:left="1440" w:header="720" w:footer="720" w:gutter="0"/>
       <w:cols w:space="720"/>
       <w:docGrid w:linePitch="360"/>
@@ -779,12 +3692,477 @@
 </int2:intelligence>
 </file>
 
+<file path=word/numbering.xml><?xml version="1.0" encoding="utf-8"?>
+<w:numbering xmlns:w="http://schemas.openxmlformats.org/wordprocessingml/2006/main">
+  <w:abstractNum xmlns:w="http://schemas.openxmlformats.org/wordprocessingml/2006/main" w:abstractNumId="4">
+    <w:nsid w:val="504f430c"/>
+    <w:multiLevelType xmlns:w="http://schemas.openxmlformats.org/wordprocessingml/2006/main" w:val="hybridMultilevel"/>
+    <w:lvl xmlns:w="http://schemas.openxmlformats.org/wordprocessingml/2006/main" w:ilvl="0">
+      <w:start w:val="1"/>
+      <w:numFmt w:val="bullet"/>
+      <w:lvlText w:val=""/>
+      <w:lvlJc w:val="left"/>
+      <w:pPr>
+        <w:ind w:left="720" w:hanging="360"/>
+      </w:pPr>
+      <w:rPr>
+        <w:rFonts w:hint="default" w:ascii="Symbol" w:hAnsi="Symbol"/>
+      </w:rPr>
+    </w:lvl>
+    <w:lvl xmlns:w="http://schemas.openxmlformats.org/wordprocessingml/2006/main" w:ilvl="1">
+      <w:start w:val="1"/>
+      <w:numFmt w:val="bullet"/>
+      <w:lvlText w:val="o"/>
+      <w:lvlJc w:val="left"/>
+      <w:pPr>
+        <w:ind w:left="1440" w:hanging="360"/>
+      </w:pPr>
+      <w:rPr>
+        <w:rFonts w:hint="default" w:ascii="Courier New" w:hAnsi="Courier New"/>
+      </w:rPr>
+    </w:lvl>
+    <w:lvl xmlns:w="http://schemas.openxmlformats.org/wordprocessingml/2006/main" w:ilvl="2">
+      <w:start w:val="1"/>
+      <w:numFmt w:val="bullet"/>
+      <w:lvlText w:val=""/>
+      <w:lvlJc w:val="left"/>
+      <w:pPr>
+        <w:ind w:left="2160" w:hanging="360"/>
+      </w:pPr>
+      <w:rPr>
+        <w:rFonts w:hint="default" w:ascii="Wingdings" w:hAnsi="Wingdings"/>
+      </w:rPr>
+    </w:lvl>
+    <w:lvl xmlns:w="http://schemas.openxmlformats.org/wordprocessingml/2006/main" w:ilvl="3">
+      <w:start w:val="1"/>
+      <w:numFmt w:val="bullet"/>
+      <w:lvlText w:val=""/>
+      <w:lvlJc w:val="left"/>
+      <w:pPr>
+        <w:ind w:left="2880" w:hanging="360"/>
+      </w:pPr>
+      <w:rPr>
+        <w:rFonts w:hint="default" w:ascii="Symbol" w:hAnsi="Symbol"/>
+      </w:rPr>
+    </w:lvl>
+    <w:lvl xmlns:w="http://schemas.openxmlformats.org/wordprocessingml/2006/main" w:ilvl="4">
+      <w:start w:val="1"/>
+      <w:numFmt w:val="bullet"/>
+      <w:lvlText w:val="o"/>
+      <w:lvlJc w:val="left"/>
+      <w:pPr>
+        <w:ind w:left="3600" w:hanging="360"/>
+      </w:pPr>
+      <w:rPr>
+        <w:rFonts w:hint="default" w:ascii="Courier New" w:hAnsi="Courier New"/>
+      </w:rPr>
+    </w:lvl>
+    <w:lvl xmlns:w="http://schemas.openxmlformats.org/wordprocessingml/2006/main" w:ilvl="5">
+      <w:start w:val="1"/>
+      <w:numFmt w:val="bullet"/>
+      <w:lvlText w:val=""/>
+      <w:lvlJc w:val="left"/>
+      <w:pPr>
+        <w:ind w:left="4320" w:hanging="360"/>
+      </w:pPr>
+      <w:rPr>
+        <w:rFonts w:hint="default" w:ascii="Wingdings" w:hAnsi="Wingdings"/>
+      </w:rPr>
+    </w:lvl>
+    <w:lvl xmlns:w="http://schemas.openxmlformats.org/wordprocessingml/2006/main" w:ilvl="6">
+      <w:start w:val="1"/>
+      <w:numFmt w:val="bullet"/>
+      <w:lvlText w:val=""/>
+      <w:lvlJc w:val="left"/>
+      <w:pPr>
+        <w:ind w:left="5040" w:hanging="360"/>
+      </w:pPr>
+      <w:rPr>
+        <w:rFonts w:hint="default" w:ascii="Symbol" w:hAnsi="Symbol"/>
+      </w:rPr>
+    </w:lvl>
+    <w:lvl xmlns:w="http://schemas.openxmlformats.org/wordprocessingml/2006/main" w:ilvl="7">
+      <w:start w:val="1"/>
+      <w:numFmt w:val="bullet"/>
+      <w:lvlText w:val="o"/>
+      <w:lvlJc w:val="left"/>
+      <w:pPr>
+        <w:ind w:left="5760" w:hanging="360"/>
+      </w:pPr>
+      <w:rPr>
+        <w:rFonts w:hint="default" w:ascii="Courier New" w:hAnsi="Courier New"/>
+      </w:rPr>
+    </w:lvl>
+    <w:lvl xmlns:w="http://schemas.openxmlformats.org/wordprocessingml/2006/main" w:ilvl="8">
+      <w:start w:val="1"/>
+      <w:numFmt w:val="bullet"/>
+      <w:lvlText w:val=""/>
+      <w:lvlJc w:val="left"/>
+      <w:pPr>
+        <w:ind w:left="6480" w:hanging="360"/>
+      </w:pPr>
+      <w:rPr>
+        <w:rFonts w:hint="default" w:ascii="Wingdings" w:hAnsi="Wingdings"/>
+      </w:rPr>
+    </w:lvl>
+  </w:abstractNum>
+  <w:abstractNum xmlns:w="http://schemas.openxmlformats.org/wordprocessingml/2006/main" w:abstractNumId="3">
+    <w:nsid w:val="7c205d18"/>
+    <w:multiLevelType xmlns:w="http://schemas.openxmlformats.org/wordprocessingml/2006/main" w:val="hybridMultilevel"/>
+    <w:lvl xmlns:w="http://schemas.openxmlformats.org/wordprocessingml/2006/main" w:ilvl="0">
+      <w:start w:val="1"/>
+      <w:numFmt w:val="bullet"/>
+      <w:lvlText w:val=""/>
+      <w:lvlJc w:val="left"/>
+      <w:pPr>
+        <w:ind w:left="720" w:hanging="360"/>
+      </w:pPr>
+      <w:rPr>
+        <w:rFonts w:hint="default" w:ascii="Symbol" w:hAnsi="Symbol"/>
+      </w:rPr>
+    </w:lvl>
+    <w:lvl xmlns:w="http://schemas.openxmlformats.org/wordprocessingml/2006/main" w:ilvl="1">
+      <w:start w:val="1"/>
+      <w:numFmt w:val="bullet"/>
+      <w:lvlText w:val="o"/>
+      <w:lvlJc w:val="left"/>
+      <w:pPr>
+        <w:ind w:left="1440" w:hanging="360"/>
+      </w:pPr>
+      <w:rPr>
+        <w:rFonts w:hint="default" w:ascii="Courier New" w:hAnsi="Courier New"/>
+      </w:rPr>
+    </w:lvl>
+    <w:lvl xmlns:w="http://schemas.openxmlformats.org/wordprocessingml/2006/main" w:ilvl="2">
+      <w:start w:val="1"/>
+      <w:numFmt w:val="bullet"/>
+      <w:lvlText w:val=""/>
+      <w:lvlJc w:val="left"/>
+      <w:pPr>
+        <w:ind w:left="2160" w:hanging="360"/>
+      </w:pPr>
+      <w:rPr>
+        <w:rFonts w:hint="default" w:ascii="Wingdings" w:hAnsi="Wingdings"/>
+      </w:rPr>
+    </w:lvl>
+    <w:lvl xmlns:w="http://schemas.openxmlformats.org/wordprocessingml/2006/main" w:ilvl="3">
+      <w:start w:val="1"/>
+      <w:numFmt w:val="bullet"/>
+      <w:lvlText w:val=""/>
+      <w:lvlJc w:val="left"/>
+      <w:pPr>
+        <w:ind w:left="2880" w:hanging="360"/>
+      </w:pPr>
+      <w:rPr>
+        <w:rFonts w:hint="default" w:ascii="Symbol" w:hAnsi="Symbol"/>
+      </w:rPr>
+    </w:lvl>
+    <w:lvl xmlns:w="http://schemas.openxmlformats.org/wordprocessingml/2006/main" w:ilvl="4">
+      <w:start w:val="1"/>
+      <w:numFmt w:val="bullet"/>
+      <w:lvlText w:val="o"/>
+      <w:lvlJc w:val="left"/>
+      <w:pPr>
+        <w:ind w:left="3600" w:hanging="360"/>
+      </w:pPr>
+      <w:rPr>
+        <w:rFonts w:hint="default" w:ascii="Courier New" w:hAnsi="Courier New"/>
+      </w:rPr>
+    </w:lvl>
+    <w:lvl xmlns:w="http://schemas.openxmlformats.org/wordprocessingml/2006/main" w:ilvl="5">
+      <w:start w:val="1"/>
+      <w:numFmt w:val="bullet"/>
+      <w:lvlText w:val=""/>
+      <w:lvlJc w:val="left"/>
+      <w:pPr>
+        <w:ind w:left="4320" w:hanging="360"/>
+      </w:pPr>
+      <w:rPr>
+        <w:rFonts w:hint="default" w:ascii="Wingdings" w:hAnsi="Wingdings"/>
+      </w:rPr>
+    </w:lvl>
+    <w:lvl xmlns:w="http://schemas.openxmlformats.org/wordprocessingml/2006/main" w:ilvl="6">
+      <w:start w:val="1"/>
+      <w:numFmt w:val="bullet"/>
+      <w:lvlText w:val=""/>
+      <w:lvlJc w:val="left"/>
+      <w:pPr>
+        <w:ind w:left="5040" w:hanging="360"/>
+      </w:pPr>
+      <w:rPr>
+        <w:rFonts w:hint="default" w:ascii="Symbol" w:hAnsi="Symbol"/>
+      </w:rPr>
+    </w:lvl>
+    <w:lvl xmlns:w="http://schemas.openxmlformats.org/wordprocessingml/2006/main" w:ilvl="7">
+      <w:start w:val="1"/>
+      <w:numFmt w:val="bullet"/>
+      <w:lvlText w:val="o"/>
+      <w:lvlJc w:val="left"/>
+      <w:pPr>
+        <w:ind w:left="5760" w:hanging="360"/>
+      </w:pPr>
+      <w:rPr>
+        <w:rFonts w:hint="default" w:ascii="Courier New" w:hAnsi="Courier New"/>
+      </w:rPr>
+    </w:lvl>
+    <w:lvl xmlns:w="http://schemas.openxmlformats.org/wordprocessingml/2006/main" w:ilvl="8">
+      <w:start w:val="1"/>
+      <w:numFmt w:val="bullet"/>
+      <w:lvlText w:val=""/>
+      <w:lvlJc w:val="left"/>
+      <w:pPr>
+        <w:ind w:left="6480" w:hanging="360"/>
+      </w:pPr>
+      <w:rPr>
+        <w:rFonts w:hint="default" w:ascii="Wingdings" w:hAnsi="Wingdings"/>
+      </w:rPr>
+    </w:lvl>
+  </w:abstractNum>
+  <w:abstractNum xmlns:w="http://schemas.openxmlformats.org/wordprocessingml/2006/main" w:abstractNumId="2">
+    <w:nsid w:val="53252f4e"/>
+    <w:multiLevelType xmlns:w="http://schemas.openxmlformats.org/wordprocessingml/2006/main" w:val="hybridMultilevel"/>
+    <w:lvl xmlns:w="http://schemas.openxmlformats.org/wordprocessingml/2006/main" w:ilvl="0">
+      <w:start w:val="1"/>
+      <w:numFmt w:val="bullet"/>
+      <w:lvlText w:val=""/>
+      <w:lvlJc w:val="left"/>
+      <w:pPr>
+        <w:ind w:left="720" w:hanging="360"/>
+      </w:pPr>
+      <w:rPr>
+        <w:rFonts w:hint="default" w:ascii="Symbol" w:hAnsi="Symbol"/>
+      </w:rPr>
+    </w:lvl>
+    <w:lvl xmlns:w="http://schemas.openxmlformats.org/wordprocessingml/2006/main" w:ilvl="1">
+      <w:start w:val="1"/>
+      <w:numFmt w:val="bullet"/>
+      <w:lvlText w:val="o"/>
+      <w:lvlJc w:val="left"/>
+      <w:pPr>
+        <w:ind w:left="1440" w:hanging="360"/>
+      </w:pPr>
+      <w:rPr>
+        <w:rFonts w:hint="default" w:ascii="Courier New" w:hAnsi="Courier New"/>
+      </w:rPr>
+    </w:lvl>
+    <w:lvl xmlns:w="http://schemas.openxmlformats.org/wordprocessingml/2006/main" w:ilvl="2">
+      <w:start w:val="1"/>
+      <w:numFmt w:val="bullet"/>
+      <w:lvlText w:val=""/>
+      <w:lvlJc w:val="left"/>
+      <w:pPr>
+        <w:ind w:left="2160" w:hanging="360"/>
+      </w:pPr>
+      <w:rPr>
+        <w:rFonts w:hint="default" w:ascii="Wingdings" w:hAnsi="Wingdings"/>
+      </w:rPr>
+    </w:lvl>
+    <w:lvl xmlns:w="http://schemas.openxmlformats.org/wordprocessingml/2006/main" w:ilvl="3">
+      <w:start w:val="1"/>
+      <w:numFmt w:val="bullet"/>
+      <w:lvlText w:val=""/>
+      <w:lvlJc w:val="left"/>
+      <w:pPr>
+        <w:ind w:left="2880" w:hanging="360"/>
+      </w:pPr>
+      <w:rPr>
+        <w:rFonts w:hint="default" w:ascii="Symbol" w:hAnsi="Symbol"/>
+      </w:rPr>
+    </w:lvl>
+    <w:lvl xmlns:w="http://schemas.openxmlformats.org/wordprocessingml/2006/main" w:ilvl="4">
+      <w:start w:val="1"/>
+      <w:numFmt w:val="bullet"/>
+      <w:lvlText w:val="o"/>
+      <w:lvlJc w:val="left"/>
+      <w:pPr>
+        <w:ind w:left="3600" w:hanging="360"/>
+      </w:pPr>
+      <w:rPr>
+        <w:rFonts w:hint="default" w:ascii="Courier New" w:hAnsi="Courier New"/>
+      </w:rPr>
+    </w:lvl>
+    <w:lvl xmlns:w="http://schemas.openxmlformats.org/wordprocessingml/2006/main" w:ilvl="5">
+      <w:start w:val="1"/>
+      <w:numFmt w:val="bullet"/>
+      <w:lvlText w:val=""/>
+      <w:lvlJc w:val="left"/>
+      <w:pPr>
+        <w:ind w:left="4320" w:hanging="360"/>
+      </w:pPr>
+      <w:rPr>
+        <w:rFonts w:hint="default" w:ascii="Wingdings" w:hAnsi="Wingdings"/>
+      </w:rPr>
+    </w:lvl>
+    <w:lvl xmlns:w="http://schemas.openxmlformats.org/wordprocessingml/2006/main" w:ilvl="6">
+      <w:start w:val="1"/>
+      <w:numFmt w:val="bullet"/>
+      <w:lvlText w:val=""/>
+      <w:lvlJc w:val="left"/>
+      <w:pPr>
+        <w:ind w:left="5040" w:hanging="360"/>
+      </w:pPr>
+      <w:rPr>
+        <w:rFonts w:hint="default" w:ascii="Symbol" w:hAnsi="Symbol"/>
+      </w:rPr>
+    </w:lvl>
+    <w:lvl xmlns:w="http://schemas.openxmlformats.org/wordprocessingml/2006/main" w:ilvl="7">
+      <w:start w:val="1"/>
+      <w:numFmt w:val="bullet"/>
+      <w:lvlText w:val="o"/>
+      <w:lvlJc w:val="left"/>
+      <w:pPr>
+        <w:ind w:left="5760" w:hanging="360"/>
+      </w:pPr>
+      <w:rPr>
+        <w:rFonts w:hint="default" w:ascii="Courier New" w:hAnsi="Courier New"/>
+      </w:rPr>
+    </w:lvl>
+    <w:lvl xmlns:w="http://schemas.openxmlformats.org/wordprocessingml/2006/main" w:ilvl="8">
+      <w:start w:val="1"/>
+      <w:numFmt w:val="bullet"/>
+      <w:lvlText w:val=""/>
+      <w:lvlJc w:val="left"/>
+      <w:pPr>
+        <w:ind w:left="6480" w:hanging="360"/>
+      </w:pPr>
+      <w:rPr>
+        <w:rFonts w:hint="default" w:ascii="Wingdings" w:hAnsi="Wingdings"/>
+      </w:rPr>
+    </w:lvl>
+  </w:abstractNum>
+  <w:abstractNum xmlns:w="http://schemas.openxmlformats.org/wordprocessingml/2006/main" w:abstractNumId="1">
+    <w:nsid w:val="67dbc94"/>
+    <w:multiLevelType xmlns:w="http://schemas.openxmlformats.org/wordprocessingml/2006/main" w:val="hybridMultilevel"/>
+    <w:lvl xmlns:w="http://schemas.openxmlformats.org/wordprocessingml/2006/main" w:ilvl="0">
+      <w:start w:val="1"/>
+      <w:numFmt w:val="bullet"/>
+      <w:lvlText w:val=""/>
+      <w:lvlJc w:val="left"/>
+      <w:pPr>
+        <w:ind w:left="720" w:hanging="360"/>
+      </w:pPr>
+      <w:rPr>
+        <w:rFonts w:hint="default" w:ascii="Symbol" w:hAnsi="Symbol"/>
+      </w:rPr>
+    </w:lvl>
+    <w:lvl xmlns:w="http://schemas.openxmlformats.org/wordprocessingml/2006/main" w:ilvl="1">
+      <w:start w:val="1"/>
+      <w:numFmt w:val="bullet"/>
+      <w:lvlText w:val="o"/>
+      <w:lvlJc w:val="left"/>
+      <w:pPr>
+        <w:ind w:left="1440" w:hanging="360"/>
+      </w:pPr>
+      <w:rPr>
+        <w:rFonts w:hint="default" w:ascii="Courier New" w:hAnsi="Courier New"/>
+      </w:rPr>
+    </w:lvl>
+    <w:lvl xmlns:w="http://schemas.openxmlformats.org/wordprocessingml/2006/main" w:ilvl="2">
+      <w:start w:val="1"/>
+      <w:numFmt w:val="bullet"/>
+      <w:lvlText w:val=""/>
+      <w:lvlJc w:val="left"/>
+      <w:pPr>
+        <w:ind w:left="2160" w:hanging="360"/>
+      </w:pPr>
+      <w:rPr>
+        <w:rFonts w:hint="default" w:ascii="Wingdings" w:hAnsi="Wingdings"/>
+      </w:rPr>
+    </w:lvl>
+    <w:lvl xmlns:w="http://schemas.openxmlformats.org/wordprocessingml/2006/main" w:ilvl="3">
+      <w:start w:val="1"/>
+      <w:numFmt w:val="bullet"/>
+      <w:lvlText w:val=""/>
+      <w:lvlJc w:val="left"/>
+      <w:pPr>
+        <w:ind w:left="2880" w:hanging="360"/>
+      </w:pPr>
+      <w:rPr>
+        <w:rFonts w:hint="default" w:ascii="Symbol" w:hAnsi="Symbol"/>
+      </w:rPr>
+    </w:lvl>
+    <w:lvl xmlns:w="http://schemas.openxmlformats.org/wordprocessingml/2006/main" w:ilvl="4">
+      <w:start w:val="1"/>
+      <w:numFmt w:val="bullet"/>
+      <w:lvlText w:val="o"/>
+      <w:lvlJc w:val="left"/>
+      <w:pPr>
+        <w:ind w:left="3600" w:hanging="360"/>
+      </w:pPr>
+      <w:rPr>
+        <w:rFonts w:hint="default" w:ascii="Courier New" w:hAnsi="Courier New"/>
+      </w:rPr>
+    </w:lvl>
+    <w:lvl xmlns:w="http://schemas.openxmlformats.org/wordprocessingml/2006/main" w:ilvl="5">
+      <w:start w:val="1"/>
+      <w:numFmt w:val="bullet"/>
+      <w:lvlText w:val=""/>
+      <w:lvlJc w:val="left"/>
+      <w:pPr>
+        <w:ind w:left="4320" w:hanging="360"/>
+      </w:pPr>
+      <w:rPr>
+        <w:rFonts w:hint="default" w:ascii="Wingdings" w:hAnsi="Wingdings"/>
+      </w:rPr>
+    </w:lvl>
+    <w:lvl xmlns:w="http://schemas.openxmlformats.org/wordprocessingml/2006/main" w:ilvl="6">
+      <w:start w:val="1"/>
+      <w:numFmt w:val="bullet"/>
+      <w:lvlText w:val=""/>
+      <w:lvlJc w:val="left"/>
+      <w:pPr>
+        <w:ind w:left="5040" w:hanging="360"/>
+      </w:pPr>
+      <w:rPr>
+        <w:rFonts w:hint="default" w:ascii="Symbol" w:hAnsi="Symbol"/>
+      </w:rPr>
+    </w:lvl>
+    <w:lvl xmlns:w="http://schemas.openxmlformats.org/wordprocessingml/2006/main" w:ilvl="7">
+      <w:start w:val="1"/>
+      <w:numFmt w:val="bullet"/>
+      <w:lvlText w:val="o"/>
+      <w:lvlJc w:val="left"/>
+      <w:pPr>
+        <w:ind w:left="5760" w:hanging="360"/>
+      </w:pPr>
+      <w:rPr>
+        <w:rFonts w:hint="default" w:ascii="Courier New" w:hAnsi="Courier New"/>
+      </w:rPr>
+    </w:lvl>
+    <w:lvl xmlns:w="http://schemas.openxmlformats.org/wordprocessingml/2006/main" w:ilvl="8">
+      <w:start w:val="1"/>
+      <w:numFmt w:val="bullet"/>
+      <w:lvlText w:val=""/>
+      <w:lvlJc w:val="left"/>
+      <w:pPr>
+        <w:ind w:left="6480" w:hanging="360"/>
+      </w:pPr>
+      <w:rPr>
+        <w:rFonts w:hint="default" w:ascii="Wingdings" w:hAnsi="Wingdings"/>
+      </w:rPr>
+    </w:lvl>
+  </w:abstractNum>
+  <w:num w:numId="4">
+    <w:abstractNumId w:val="4"/>
+  </w:num>
+  <w:num w:numId="3">
+    <w:abstractNumId w:val="3"/>
+  </w:num>
+  <w:num w:numId="2">
+    <w:abstractNumId w:val="2"/>
+  </w:num>
+  <w:num w:numId="1">
+    <w:abstractNumId w:val="1"/>
+  </w:num>
+</w:numbering>
+</file>
+
 <file path=word/styles.xml><?xml version="1.0" encoding="utf-8"?>
 <w:styles xmlns:mc="http://schemas.openxmlformats.org/markup-compatibility/2006" xmlns:r="http://schemas.openxmlformats.org/officeDocument/2006/relationships" xmlns:w="http://schemas.openxmlformats.org/wordprocessingml/2006/main" xmlns:w14="http://schemas.microsoft.com/office/word/2010/wordml" xmlns:w15="http://schemas.microsoft.com/office/word/2012/wordml" xmlns:w16cex="http://schemas.microsoft.com/office/word/2018/wordml/cex" xmlns:w16cid="http://schemas.microsoft.com/office/word/2016/wordml/cid" xmlns:w16="http://schemas.microsoft.com/office/word/2018/wordml" xmlns:w16du="http://schemas.microsoft.com/office/word/2023/wordml/word16du" xmlns:w16sdtdh="http://schemas.microsoft.com/office/word/2020/wordml/sdtdatahash" xmlns:w16sdtfl="http://schemas.microsoft.com/office/word/2024/wordml/sdtformatlock" xmlns:w16se="http://schemas.microsoft.com/office/word/2015/wordml/symex" mc:Ignorable="w14 w15 w16se w16cid w16 w16cex w16sdtdh w16sdtfl w16du">
   <w:docDefaults>
     <w:rPrDefault>
       <w:rPr>
-        <w:rFonts w:asciiTheme="minorHAnsi" w:eastAsiaTheme="minorEastAsia" w:hAnsiTheme="minorHAnsi" w:cstheme="minorBidi"/>
+        <w:rFonts w:asciiTheme="minorHAnsi" w:hAnsiTheme="minorHAnsi" w:eastAsiaTheme="minorEastAsia" w:cstheme="minorBidi"/>
         <w:sz w:val="24"/>
         <w:szCs w:val="24"/>
         <w:lang w:val="en-US" w:eastAsia="ja-JP" w:bidi="ar-SA"/>
@@ -799,14 +4177,14 @@
   <w:latentStyles w:defLockedState="0" w:defUIPriority="99" w:defSemiHidden="0" w:defUnhideWhenUsed="0" w:defQFormat="0" w:count="376">
     <w:lsdException w:name="Normal" w:uiPriority="0" w:qFormat="1"/>
     <w:lsdException w:name="heading 1" w:uiPriority="9" w:qFormat="1"/>
-    <w:lsdException w:name="heading 2" w:semiHidden="1" w:uiPriority="9" w:unhideWhenUsed="1" w:qFormat="1"/>
-    <w:lsdException w:name="heading 3" w:semiHidden="1" w:uiPriority="9" w:unhideWhenUsed="1" w:qFormat="1"/>
-    <w:lsdException w:name="heading 4" w:semiHidden="1" w:uiPriority="9" w:unhideWhenUsed="1" w:qFormat="1"/>
-    <w:lsdException w:name="heading 5" w:semiHidden="1" w:uiPriority="9" w:unhideWhenUsed="1" w:qFormat="1"/>
-    <w:lsdException w:name="heading 6" w:semiHidden="1" w:uiPriority="9" w:unhideWhenUsed="1" w:qFormat="1"/>
-    <w:lsdException w:name="heading 7" w:semiHidden="1" w:uiPriority="9" w:unhideWhenUsed="1" w:qFormat="1"/>
-    <w:lsdException w:name="heading 8" w:semiHidden="1" w:uiPriority="9" w:unhideWhenUsed="1" w:qFormat="1"/>
-    <w:lsdException w:name="heading 9" w:semiHidden="1" w:uiPriority="9" w:unhideWhenUsed="1" w:qFormat="1"/>
+    <w:lsdException w:name="heading 2" w:uiPriority="9" w:semiHidden="1" w:unhideWhenUsed="1" w:qFormat="1"/>
+    <w:lsdException w:name="heading 3" w:uiPriority="9" w:semiHidden="1" w:unhideWhenUsed="1" w:qFormat="1"/>
+    <w:lsdException w:name="heading 4" w:uiPriority="9" w:semiHidden="1" w:unhideWhenUsed="1" w:qFormat="1"/>
+    <w:lsdException w:name="heading 5" w:uiPriority="9" w:semiHidden="1" w:unhideWhenUsed="1" w:qFormat="1"/>
+    <w:lsdException w:name="heading 6" w:uiPriority="9" w:semiHidden="1" w:unhideWhenUsed="1" w:qFormat="1"/>
+    <w:lsdException w:name="heading 7" w:uiPriority="9" w:semiHidden="1" w:unhideWhenUsed="1" w:qFormat="1"/>
+    <w:lsdException w:name="heading 8" w:uiPriority="9" w:semiHidden="1" w:unhideWhenUsed="1" w:qFormat="1"/>
+    <w:lsdException w:name="heading 9" w:uiPriority="9" w:semiHidden="1" w:unhideWhenUsed="1" w:qFormat="1"/>
     <w:lsdException w:name="index 1" w:semiHidden="1" w:unhideWhenUsed="1"/>
     <w:lsdException w:name="index 2" w:semiHidden="1" w:unhideWhenUsed="1"/>
     <w:lsdException w:name="index 3" w:semiHidden="1" w:unhideWhenUsed="1"/>
@@ -816,22 +4194,22 @@
     <w:lsdException w:name="index 7" w:semiHidden="1" w:unhideWhenUsed="1"/>
     <w:lsdException w:name="index 8" w:semiHidden="1" w:unhideWhenUsed="1"/>
     <w:lsdException w:name="index 9" w:semiHidden="1" w:unhideWhenUsed="1"/>
-    <w:lsdException w:name="toc 1" w:semiHidden="1" w:uiPriority="39" w:unhideWhenUsed="1"/>
-    <w:lsdException w:name="toc 2" w:semiHidden="1" w:uiPriority="39" w:unhideWhenUsed="1"/>
-    <w:lsdException w:name="toc 3" w:semiHidden="1" w:uiPriority="39" w:unhideWhenUsed="1"/>
-    <w:lsdException w:name="toc 4" w:semiHidden="1" w:uiPriority="39" w:unhideWhenUsed="1"/>
-    <w:lsdException w:name="toc 5" w:semiHidden="1" w:uiPriority="39" w:unhideWhenUsed="1"/>
-    <w:lsdException w:name="toc 6" w:semiHidden="1" w:uiPriority="39" w:unhideWhenUsed="1"/>
-    <w:lsdException w:name="toc 7" w:semiHidden="1" w:uiPriority="39" w:unhideWhenUsed="1"/>
-    <w:lsdException w:name="toc 8" w:semiHidden="1" w:uiPriority="39" w:unhideWhenUsed="1"/>
-    <w:lsdException w:name="toc 9" w:semiHidden="1" w:uiPriority="39" w:unhideWhenUsed="1"/>
+    <w:lsdException w:name="toc 1" w:uiPriority="39" w:semiHidden="1" w:unhideWhenUsed="1"/>
+    <w:lsdException w:name="toc 2" w:uiPriority="39" w:semiHidden="1" w:unhideWhenUsed="1"/>
+    <w:lsdException w:name="toc 3" w:uiPriority="39" w:semiHidden="1" w:unhideWhenUsed="1"/>
+    <w:lsdException w:name="toc 4" w:uiPriority="39" w:semiHidden="1" w:unhideWhenUsed="1"/>
+    <w:lsdException w:name="toc 5" w:uiPriority="39" w:semiHidden="1" w:unhideWhenUsed="1"/>
+    <w:lsdException w:name="toc 6" w:uiPriority="39" w:semiHidden="1" w:unhideWhenUsed="1"/>
+    <w:lsdException w:name="toc 7" w:uiPriority="39" w:semiHidden="1" w:unhideWhenUsed="1"/>
+    <w:lsdException w:name="toc 8" w:uiPriority="39" w:semiHidden="1" w:unhideWhenUsed="1"/>
+    <w:lsdException w:name="toc 9" w:uiPriority="39" w:semiHidden="1" w:unhideWhenUsed="1"/>
     <w:lsdException w:name="Normal Indent" w:semiHidden="1" w:unhideWhenUsed="1"/>
     <w:lsdException w:name="footnote text" w:semiHidden="1" w:unhideWhenUsed="1"/>
     <w:lsdException w:name="annotation text" w:semiHidden="1" w:unhideWhenUsed="1"/>
     <w:lsdException w:name="header" w:semiHidden="1" w:unhideWhenUsed="1"/>
     <w:lsdException w:name="footer" w:semiHidden="1" w:unhideWhenUsed="1"/>
     <w:lsdException w:name="index heading" w:semiHidden="1" w:unhideWhenUsed="1"/>
-    <w:lsdException w:name="caption" w:semiHidden="1" w:uiPriority="35" w:unhideWhenUsed="1" w:qFormat="1"/>
+    <w:lsdException w:name="caption" w:uiPriority="35" w:semiHidden="1" w:unhideWhenUsed="1" w:qFormat="1"/>
     <w:lsdException w:name="table of figures" w:semiHidden="1" w:unhideWhenUsed="1"/>
     <w:lsdException w:name="envelope address" w:semiHidden="1" w:unhideWhenUsed="1"/>
     <w:lsdException w:name="envelope return" w:semiHidden="1" w:unhideWhenUsed="1"/>
@@ -862,7 +4240,7 @@
     <w:lsdException w:name="Title" w:uiPriority="10" w:qFormat="1"/>
     <w:lsdException w:name="Closing" w:semiHidden="1" w:unhideWhenUsed="1"/>
     <w:lsdException w:name="Signature" w:semiHidden="1" w:unhideWhenUsed="1"/>
-    <w:lsdException w:name="Default Paragraph Font" w:semiHidden="1" w:uiPriority="1" w:unhideWhenUsed="1"/>
+    <w:lsdException w:name="Default Paragraph Font" w:uiPriority="1" w:semiHidden="1" w:unhideWhenUsed="1"/>
     <w:lsdException w:name="Body Text" w:semiHidden="1" w:unhideWhenUsed="1"/>
     <w:lsdException w:name="Body Text Indent" w:semiHidden="1" w:unhideWhenUsed="1"/>
     <w:lsdException w:name="List Continue" w:semiHidden="1" w:unhideWhenUsed="1"/>
@@ -1062,8 +4440,8 @@
     <w:lsdException w:name="Subtle Reference" w:uiPriority="31" w:qFormat="1"/>
     <w:lsdException w:name="Intense Reference" w:uiPriority="32" w:qFormat="1"/>
     <w:lsdException w:name="Book Title" w:uiPriority="33" w:qFormat="1"/>
-    <w:lsdException w:name="Bibliography" w:semiHidden="1" w:uiPriority="37" w:unhideWhenUsed="1"/>
-    <w:lsdException w:name="TOC Heading" w:semiHidden="1" w:uiPriority="39" w:unhideWhenUsed="1" w:qFormat="1"/>
+    <w:lsdException w:name="Bibliography" w:uiPriority="37" w:semiHidden="1" w:unhideWhenUsed="1"/>
+    <w:lsdException w:name="TOC Heading" w:uiPriority="39" w:semiHidden="1" w:unhideWhenUsed="1" w:qFormat="1"/>
     <w:lsdException w:name="Plain Table 1" w:uiPriority="41"/>
     <w:lsdException w:name="Plain Table 2" w:uiPriority="42"/>
     <w:lsdException w:name="Plain Table 3" w:uiPriority="43"/>
@@ -1174,7 +4552,7 @@
     <w:lsdException w:name="Unresolved Mention" w:semiHidden="1" w:unhideWhenUsed="1"/>
     <w:lsdException w:name="Smart Link" w:semiHidden="1" w:unhideWhenUsed="1"/>
   </w:latentStyles>
-  <w:style w:type="paragraph" w:default="1" w:styleId="Normal">
+  <w:style w:type="paragraph" w:styleId="Normal" w:default="1">
     <w:name w:val="Normal"/>
     <w:qFormat/>
   </w:style>
@@ -1192,7 +4570,7 @@
       <w:outlineLvl w:val="0"/>
     </w:pPr>
     <w:rPr>
-      <w:rFonts w:asciiTheme="majorHAnsi" w:eastAsiaTheme="majorEastAsia" w:hAnsiTheme="majorHAnsi" w:cstheme="majorBidi"/>
+      <w:rFonts w:asciiTheme="majorHAnsi" w:hAnsiTheme="majorHAnsi" w:eastAsiaTheme="majorEastAsia" w:cstheme="majorBidi"/>
       <w:color w:val="0F4761" w:themeColor="accent1" w:themeShade="BF"/>
       <w:sz w:val="40"/>
       <w:szCs w:val="40"/>
@@ -1213,7 +4591,7 @@
       <w:outlineLvl w:val="1"/>
     </w:pPr>
     <w:rPr>
-      <w:rFonts w:asciiTheme="majorHAnsi" w:eastAsiaTheme="majorEastAsia" w:hAnsiTheme="majorHAnsi" w:cstheme="majorBidi"/>
+      <w:rFonts w:asciiTheme="majorHAnsi" w:hAnsiTheme="majorHAnsi" w:eastAsiaTheme="majorEastAsia" w:cstheme="majorBidi"/>
       <w:color w:val="0F4761" w:themeColor="accent1" w:themeShade="BF"/>
       <w:sz w:val="32"/>
       <w:szCs w:val="32"/>
@@ -1360,13 +4738,13 @@
       <w:color w:val="272727" w:themeColor="text1" w:themeTint="D8"/>
     </w:rPr>
   </w:style>
-  <w:style w:type="character" w:default="1" w:styleId="DefaultParagraphFont">
+  <w:style w:type="character" w:styleId="DefaultParagraphFont" w:default="1">
     <w:name w:val="Default Paragraph Font"/>
     <w:uiPriority w:val="1"/>
     <w:semiHidden/>
     <w:unhideWhenUsed/>
   </w:style>
-  <w:style w:type="table" w:default="1" w:styleId="TableNormal">
+  <w:style w:type="table" w:styleId="TableNormal" w:default="1">
     <w:name w:val="Normal Table"/>
     <w:uiPriority w:val="99"/>
     <w:semiHidden/>
@@ -1381,37 +4759,37 @@
       </w:tblCellMar>
     </w:tblPr>
   </w:style>
-  <w:style w:type="numbering" w:default="1" w:styleId="NoList">
+  <w:style w:type="numbering" w:styleId="NoList" w:default="1">
     <w:name w:val="No List"/>
     <w:uiPriority w:val="99"/>
     <w:semiHidden/>
     <w:unhideWhenUsed/>
   </w:style>
-  <w:style w:type="character" w:customStyle="1" w:styleId="Heading1Char">
+  <w:style w:type="character" w:styleId="Heading1Char" w:customStyle="1">
     <w:name w:val="Heading 1 Char"/>
     <w:basedOn w:val="DefaultParagraphFont"/>
     <w:link w:val="Heading1"/>
     <w:uiPriority w:val="9"/>
     <w:rPr>
-      <w:rFonts w:asciiTheme="majorHAnsi" w:eastAsiaTheme="majorEastAsia" w:hAnsiTheme="majorHAnsi" w:cstheme="majorBidi"/>
+      <w:rFonts w:asciiTheme="majorHAnsi" w:hAnsiTheme="majorHAnsi" w:eastAsiaTheme="majorEastAsia" w:cstheme="majorBidi"/>
       <w:color w:val="0F4761" w:themeColor="accent1" w:themeShade="BF"/>
       <w:sz w:val="40"/>
       <w:szCs w:val="40"/>
     </w:rPr>
   </w:style>
-  <w:style w:type="character" w:customStyle="1" w:styleId="Heading2Char">
+  <w:style w:type="character" w:styleId="Heading2Char" w:customStyle="1">
     <w:name w:val="Heading 2 Char"/>
     <w:basedOn w:val="DefaultParagraphFont"/>
     <w:link w:val="Heading2"/>
     <w:uiPriority w:val="9"/>
     <w:rPr>
-      <w:rFonts w:asciiTheme="majorHAnsi" w:eastAsiaTheme="majorEastAsia" w:hAnsiTheme="majorHAnsi" w:cstheme="majorBidi"/>
+      <w:rFonts w:asciiTheme="majorHAnsi" w:hAnsiTheme="majorHAnsi" w:eastAsiaTheme="majorEastAsia" w:cstheme="majorBidi"/>
       <w:color w:val="0F4761" w:themeColor="accent1" w:themeShade="BF"/>
       <w:sz w:val="32"/>
       <w:szCs w:val="32"/>
     </w:rPr>
   </w:style>
-  <w:style w:type="character" w:customStyle="1" w:styleId="Heading3Char">
+  <w:style w:type="character" w:styleId="Heading3Char" w:customStyle="1">
     <w:name w:val="Heading 3 Char"/>
     <w:basedOn w:val="DefaultParagraphFont"/>
     <w:link w:val="Heading3"/>
@@ -1423,7 +4801,7 @@
       <w:szCs w:val="28"/>
     </w:rPr>
   </w:style>
-  <w:style w:type="character" w:customStyle="1" w:styleId="Heading4Char">
+  <w:style w:type="character" w:styleId="Heading4Char" w:customStyle="1">
     <w:name w:val="Heading 4 Char"/>
     <w:basedOn w:val="DefaultParagraphFont"/>
     <w:link w:val="Heading4"/>
@@ -1435,7 +4813,7 @@
       <w:color w:val="0F4761" w:themeColor="accent1" w:themeShade="BF"/>
     </w:rPr>
   </w:style>
-  <w:style w:type="character" w:customStyle="1" w:styleId="Heading5Char">
+  <w:style w:type="character" w:styleId="Heading5Char" w:customStyle="1">
     <w:name w:val="Heading 5 Char"/>
     <w:basedOn w:val="DefaultParagraphFont"/>
     <w:link w:val="Heading5"/>
@@ -1445,7 +4823,7 @@
       <w:color w:val="0F4761" w:themeColor="accent1" w:themeShade="BF"/>
     </w:rPr>
   </w:style>
-  <w:style w:type="character" w:customStyle="1" w:styleId="Heading6Char">
+  <w:style w:type="character" w:styleId="Heading6Char" w:customStyle="1">
     <w:name w:val="Heading 6 Char"/>
     <w:basedOn w:val="DefaultParagraphFont"/>
     <w:link w:val="Heading6"/>
@@ -1457,7 +4835,7 @@
       <w:color w:val="595959" w:themeColor="text1" w:themeTint="A6"/>
     </w:rPr>
   </w:style>
-  <w:style w:type="character" w:customStyle="1" w:styleId="Heading7Char">
+  <w:style w:type="character" w:styleId="Heading7Char" w:customStyle="1">
     <w:name w:val="Heading 7 Char"/>
     <w:basedOn w:val="DefaultParagraphFont"/>
     <w:link w:val="Heading7"/>
@@ -1467,7 +4845,7 @@
       <w:color w:val="595959" w:themeColor="text1" w:themeTint="A6"/>
     </w:rPr>
   </w:style>
-  <w:style w:type="character" w:customStyle="1" w:styleId="Heading8Char">
+  <w:style w:type="character" w:styleId="Heading8Char" w:customStyle="1">
     <w:name w:val="Heading 8 Char"/>
     <w:basedOn w:val="DefaultParagraphFont"/>
     <w:link w:val="Heading8"/>
@@ -1479,7 +4857,7 @@
       <w:color w:val="272727" w:themeColor="text1" w:themeTint="D8"/>
     </w:rPr>
   </w:style>
-  <w:style w:type="character" w:customStyle="1" w:styleId="Heading9Char">
+  <w:style w:type="character" w:styleId="Heading9Char" w:customStyle="1">
     <w:name w:val="Heading 9 Char"/>
     <w:basedOn w:val="DefaultParagraphFont"/>
     <w:link w:val="Heading9"/>
@@ -1489,13 +4867,13 @@
       <w:color w:val="272727" w:themeColor="text1" w:themeTint="D8"/>
     </w:rPr>
   </w:style>
-  <w:style w:type="character" w:customStyle="1" w:styleId="TitleChar">
+  <w:style w:type="character" w:styleId="TitleChar" w:customStyle="1">
     <w:name w:val="Title Char"/>
     <w:basedOn w:val="DefaultParagraphFont"/>
     <w:link w:val="Title"/>
     <w:uiPriority w:val="10"/>
     <w:rPr>
-      <w:rFonts w:asciiTheme="majorHAnsi" w:eastAsiaTheme="majorEastAsia" w:hAnsiTheme="majorHAnsi" w:cstheme="majorBidi"/>
+      <w:rFonts w:asciiTheme="majorHAnsi" w:hAnsiTheme="majorHAnsi" w:eastAsiaTheme="majorEastAsia" w:cstheme="majorBidi"/>
       <w:spacing w:val="-10"/>
       <w:kern w:val="28"/>
       <w:sz w:val="56"/>
@@ -1514,14 +4892,14 @@
       <w:contextualSpacing/>
     </w:pPr>
     <w:rPr>
-      <w:rFonts w:asciiTheme="majorHAnsi" w:eastAsiaTheme="majorEastAsia" w:hAnsiTheme="majorHAnsi" w:cstheme="majorBidi"/>
+      <w:rFonts w:asciiTheme="majorHAnsi" w:hAnsiTheme="majorHAnsi" w:eastAsiaTheme="majorEastAsia" w:cstheme="majorBidi"/>
       <w:spacing w:val="-10"/>
       <w:kern w:val="28"/>
       <w:sz w:val="56"/>
       <w:szCs w:val="56"/>
     </w:rPr>
   </w:style>
-  <w:style w:type="character" w:customStyle="1" w:styleId="SubtitleChar">
+  <w:style w:type="character" w:styleId="SubtitleChar" w:customStyle="1">
     <w:name w:val="Subtitle Char"/>
     <w:basedOn w:val="DefaultParagraphFont"/>
     <w:link w:val="Subtitle"/>
@@ -1565,7 +4943,7 @@
       <w:color w:val="0F4761" w:themeColor="accent1" w:themeShade="BF"/>
     </w:rPr>
   </w:style>
-  <w:style w:type="character" w:customStyle="1" w:styleId="QuoteChar">
+  <w:style w:type="character" w:styleId="QuoteChar" w:customStyle="1">
     <w:name w:val="Quote Char"/>
     <w:basedOn w:val="DefaultParagraphFont"/>
     <w:link w:val="Quote"/>
@@ -1593,7 +4971,7 @@
       <w:color w:val="404040" w:themeColor="text1" w:themeTint="BF"/>
     </w:rPr>
   </w:style>
-  <w:style w:type="character" w:customStyle="1" w:styleId="IntenseQuoteChar">
+  <w:style w:type="character" w:styleId="IntenseQuoteChar" w:customStyle="1">
     <w:name w:val="Intense Quote Char"/>
     <w:basedOn w:val="DefaultParagraphFont"/>
     <w:link w:val="IntenseQuote"/>
@@ -1613,8 +4991,8 @@
     <w:qFormat/>
     <w:pPr>
       <w:pBdr>
-        <w:top w:val="single" w:sz="4" w:space="10" w:color="0F4761" w:themeColor="accent1" w:themeShade="BF"/>
-        <w:bottom w:val="single" w:sz="4" w:space="10" w:color="0F4761" w:themeColor="accent1" w:themeShade="BF"/>
+        <w:top w:val="single" w:color="0F4761" w:themeColor="accent1" w:themeShade="BF" w:sz="4" w:space="10"/>
+        <w:bottom w:val="single" w:color="0F4761" w:themeColor="accent1" w:themeShade="BF" w:sz="4" w:space="10"/>
       </w:pBdr>
       <w:spacing w:before="360" w:after="360"/>
       <w:ind w:left="864" w:right="864"/>
@@ -1649,12 +5027,12 @@
     </w:pPr>
     <w:tblPr>
       <w:tblBorders>
-        <w:top w:val="single" w:sz="4" w:space="0" w:color="000000" w:themeColor="text1"/>
-        <w:left w:val="single" w:sz="4" w:space="0" w:color="000000" w:themeColor="text1"/>
-        <w:bottom w:val="single" w:sz="4" w:space="0" w:color="000000" w:themeColor="text1"/>
-        <w:right w:val="single" w:sz="4" w:space="0" w:color="000000" w:themeColor="text1"/>
-        <w:insideH w:val="single" w:sz="4" w:space="0" w:color="000000" w:themeColor="text1"/>
-        <w:insideV w:val="single" w:sz="4" w:space="0" w:color="000000" w:themeColor="text1"/>
+        <w:top w:val="single" w:color="000000" w:themeColor="text1" w:sz="4" w:space="0"/>
+        <w:left w:val="single" w:color="000000" w:themeColor="text1" w:sz="4" w:space="0"/>
+        <w:bottom w:val="single" w:color="000000" w:themeColor="text1" w:sz="4" w:space="0"/>
+        <w:right w:val="single" w:color="000000" w:themeColor="text1" w:sz="4" w:space="0"/>
+        <w:insideH w:val="single" w:color="000000" w:themeColor="text1" w:sz="4" w:space="0"/>
+        <w:insideV w:val="single" w:color="000000" w:themeColor="text1" w:sz="4" w:space="0"/>
       </w:tblBorders>
     </w:tblPr>
   </w:style>
@@ -1684,6 +5062,18 @@
         <w:tab w:val="right" w:pos="9360"/>
       </w:tabs>
       <w:spacing w:after="0" w:line="240" w:lineRule="auto"/>
+    </w:pPr>
+  </w:style>
+  <w:style w:type="paragraph" w:styleId="ListParagraph">
+    <w:uiPriority w:val="34"/>
+    <w:name w:val="List Paragraph"/>
+    <w:basedOn w:val="Normal"/>
+    <w:qFormat/>
+    <w:rsid w:val="27A3AC91"/>
+    <w:pPr>
+      <w:spacing/>
+      <w:ind w:left="720"/>
+      <w:contextualSpacing/>
     </w:pPr>
   </w:style>
 </w:styles>
